--- a/ilovalar/kurs-ishi.docx
+++ b/ilovalar/kurs-ishi.docx
@@ -248,7 +248,7 @@
           <w:bCs w:val="0"/>
         </w:rPr>
         <w:alias w:val="Mundarija"/>
-        <w:id w:val="-1400975000"/>
+        <w:id w:val="1572933694"/>
       </w:sdtPr>
       <w:sdtEndPr/>
       <w:sdtContent>
@@ -276,7 +276,7 @@
           <w:r>
             <w:fldChar w:fldCharType="separate"/>
           </w:r>
-          <w:hyperlink w:anchor="_Toc243923117" w:history="1">
+          <w:hyperlink w:anchor="_Toc243924056" w:history="1">
             <w:r>
               <w:rPr>
                 <w:rStyle w:val="a7"/>
@@ -300,7 +300,7 @@
               <w:rPr>
                 <w:noProof/>
               </w:rPr>
-              <w:instrText xml:space="preserve"> PAGEREF _Toc243923117 \h </w:instrText>
+              <w:instrText xml:space="preserve"> PAGEREF _Toc243924056 \h </w:instrText>
             </w:r>
             <w:r>
               <w:rPr>
@@ -342,7 +342,7 @@
               <w:szCs w:val="22"/>
             </w:rPr>
           </w:pPr>
-          <w:hyperlink w:anchor="_Toc243923118" w:history="1">
+          <w:hyperlink w:anchor="_Toc243924057" w:history="1">
             <w:r>
               <w:rPr>
                 <w:rStyle w:val="a7"/>
@@ -366,7 +366,7 @@
               <w:rPr>
                 <w:noProof/>
               </w:rPr>
-              <w:instrText xml:space="preserve"> PAGEREF _Toc243923118 \h </w:instrText>
+              <w:instrText xml:space="preserve"> PAGEREF _Toc243924057 \h </w:instrText>
             </w:r>
             <w:r>
               <w:rPr>
@@ -406,7 +406,7 @@
               <w:szCs w:val="22"/>
             </w:rPr>
           </w:pPr>
-          <w:hyperlink w:anchor="_Toc243923119" w:history="1">
+          <w:hyperlink w:anchor="_Toc243924058" w:history="1">
             <w:r>
               <w:rPr>
                 <w:rStyle w:val="a7"/>
@@ -430,7 +430,7 @@
               <w:rPr>
                 <w:noProof/>
               </w:rPr>
-              <w:instrText xml:space="preserve"> PAGEREF _Toc243923119 \h </w:instrText>
+              <w:instrText xml:space="preserve"> PAGEREF _Toc243924058 \h </w:instrText>
             </w:r>
             <w:r>
               <w:rPr>
@@ -470,7 +470,7 @@
               <w:szCs w:val="22"/>
             </w:rPr>
           </w:pPr>
-          <w:hyperlink w:anchor="_Toc243923120" w:history="1">
+          <w:hyperlink w:anchor="_Toc243924059" w:history="1">
             <w:r>
               <w:rPr>
                 <w:rStyle w:val="a7"/>
@@ -494,7 +494,7 @@
               <w:rPr>
                 <w:noProof/>
               </w:rPr>
-              <w:instrText xml:space="preserve"> PAGEREF _Toc243923120 \h </w:instrText>
+              <w:instrText xml:space="preserve"> PAGEREF _Toc243924059 \h </w:instrText>
             </w:r>
             <w:r>
               <w:rPr>
@@ -534,7 +534,7 @@
               <w:szCs w:val="22"/>
             </w:rPr>
           </w:pPr>
-          <w:hyperlink w:anchor="_Toc243923121" w:history="1">
+          <w:hyperlink w:anchor="_Toc243924060" w:history="1">
             <w:r>
               <w:rPr>
                 <w:rStyle w:val="a7"/>
@@ -558,7 +558,7 @@
               <w:rPr>
                 <w:noProof/>
               </w:rPr>
-              <w:instrText xml:space="preserve"> PAGEREF _Toc243923121 \h </w:instrText>
+              <w:instrText xml:space="preserve"> PAGEREF _Toc243924060 \h </w:instrText>
             </w:r>
             <w:r>
               <w:rPr>
@@ -598,7 +598,7 @@
               <w:szCs w:val="22"/>
             </w:rPr>
           </w:pPr>
-          <w:hyperlink w:anchor="_Toc243923122" w:history="1">
+          <w:hyperlink w:anchor="_Toc243924061" w:history="1">
             <w:r>
               <w:rPr>
                 <w:rStyle w:val="a7"/>
@@ -622,7 +622,7 @@
               <w:rPr>
                 <w:noProof/>
               </w:rPr>
-              <w:instrText xml:space="preserve"> PAGEREF _Toc243923122 \h </w:instrText>
+              <w:instrText xml:space="preserve"> PAGEREF _Toc243924061 \h </w:instrText>
             </w:r>
             <w:r>
               <w:rPr>
@@ -664,7 +664,7 @@
               <w:szCs w:val="22"/>
             </w:rPr>
           </w:pPr>
-          <w:hyperlink w:anchor="_Toc243923123" w:history="1">
+          <w:hyperlink w:anchor="_Toc243924062" w:history="1">
             <w:r>
               <w:rPr>
                 <w:rStyle w:val="a7"/>
@@ -688,7 +688,7 @@
               <w:rPr>
                 <w:noProof/>
               </w:rPr>
-              <w:instrText xml:space="preserve"> PAGEREF _Toc243923123 \h </w:instrText>
+              <w:instrText xml:space="preserve"> PAGEREF _Toc243924062 \h </w:instrText>
             </w:r>
             <w:r>
               <w:rPr>
@@ -728,7 +728,7 @@
               <w:szCs w:val="22"/>
             </w:rPr>
           </w:pPr>
-          <w:hyperlink w:anchor="_Toc243923124" w:history="1">
+          <w:hyperlink w:anchor="_Toc243924063" w:history="1">
             <w:r>
               <w:rPr>
                 <w:rStyle w:val="a7"/>
@@ -752,7 +752,7 @@
               <w:rPr>
                 <w:noProof/>
               </w:rPr>
-              <w:instrText xml:space="preserve"> PAGEREF _Toc243923124 \h </w:instrText>
+              <w:instrText xml:space="preserve"> PAGEREF _Toc243924063 \h </w:instrText>
             </w:r>
             <w:r>
               <w:rPr>
@@ -792,7 +792,7 @@
               <w:szCs w:val="22"/>
             </w:rPr>
           </w:pPr>
-          <w:hyperlink w:anchor="_Toc243923125" w:history="1">
+          <w:hyperlink w:anchor="_Toc243924064" w:history="1">
             <w:r>
               <w:rPr>
                 <w:rStyle w:val="a7"/>
@@ -816,7 +816,7 @@
               <w:rPr>
                 <w:noProof/>
               </w:rPr>
-              <w:instrText xml:space="preserve"> PAGEREF _Toc243923125 \h </w:instrText>
+              <w:instrText xml:space="preserve"> PAGEREF _Toc243924064 \h </w:instrText>
             </w:r>
             <w:r>
               <w:rPr>
@@ -833,7 +833,7 @@
               <w:rPr>
                 <w:noProof/>
               </w:rPr>
-              <w:t>25</w:t>
+              <w:t>26</w:t>
             </w:r>
             <w:r>
               <w:rPr>
@@ -856,7 +856,7 @@
               <w:szCs w:val="22"/>
             </w:rPr>
           </w:pPr>
-          <w:hyperlink w:anchor="_Toc243923126" w:history="1">
+          <w:hyperlink w:anchor="_Toc243924065" w:history="1">
             <w:r>
               <w:rPr>
                 <w:rStyle w:val="a7"/>
@@ -880,7 +880,7 @@
               <w:rPr>
                 <w:noProof/>
               </w:rPr>
-              <w:instrText xml:space="preserve"> PAGEREF _Toc243923126 \h </w:instrText>
+              <w:instrText xml:space="preserve"> PAGEREF _Toc243924065 \h </w:instrText>
             </w:r>
             <w:r>
               <w:rPr>
@@ -897,7 +897,7 @@
               <w:rPr>
                 <w:noProof/>
               </w:rPr>
-              <w:t>25</w:t>
+              <w:t>27</w:t>
             </w:r>
             <w:r>
               <w:rPr>
@@ -920,7 +920,7 @@
               <w:szCs w:val="22"/>
             </w:rPr>
           </w:pPr>
-          <w:hyperlink w:anchor="_Toc243923127" w:history="1">
+          <w:hyperlink w:anchor="_Toc243924066" w:history="1">
             <w:r>
               <w:rPr>
                 <w:rStyle w:val="a7"/>
@@ -944,7 +944,7 @@
               <w:rPr>
                 <w:noProof/>
               </w:rPr>
-              <w:instrText xml:space="preserve"> PAGEREF _Toc243923127 \h </w:instrText>
+              <w:instrText xml:space="preserve"> PAGEREF _Toc243924066 \h </w:instrText>
             </w:r>
             <w:r>
               <w:rPr>
@@ -961,7 +961,7 @@
               <w:rPr>
                 <w:noProof/>
               </w:rPr>
-              <w:t>25</w:t>
+              <w:t>28</w:t>
             </w:r>
             <w:r>
               <w:rPr>
@@ -984,7 +984,7 @@
               <w:szCs w:val="22"/>
             </w:rPr>
           </w:pPr>
-          <w:hyperlink w:anchor="_Toc243923128" w:history="1">
+          <w:hyperlink w:anchor="_Toc243924067" w:history="1">
             <w:r>
               <w:rPr>
                 <w:rStyle w:val="a7"/>
@@ -1008,7 +1008,7 @@
               <w:rPr>
                 <w:noProof/>
               </w:rPr>
-              <w:instrText xml:space="preserve"> PAGEREF _Toc243923128 \h </w:instrText>
+              <w:instrText xml:space="preserve"> PAGEREF _Toc243924067 \h </w:instrText>
             </w:r>
             <w:r>
               <w:rPr>
@@ -1025,7 +1025,7 @@
               <w:rPr>
                 <w:noProof/>
               </w:rPr>
-              <w:t>25</w:t>
+              <w:t>29</w:t>
             </w:r>
             <w:r>
               <w:rPr>
@@ -1050,7 +1050,7 @@
               <w:szCs w:val="22"/>
             </w:rPr>
           </w:pPr>
-          <w:hyperlink w:anchor="_Toc243923129" w:history="1">
+          <w:hyperlink w:anchor="_Toc243924068" w:history="1">
             <w:r>
               <w:rPr>
                 <w:rStyle w:val="a7"/>
@@ -1074,7 +1074,7 @@
               <w:rPr>
                 <w:noProof/>
               </w:rPr>
-              <w:instrText xml:space="preserve"> PAGEREF _Toc243923129 \h </w:instrText>
+              <w:instrText xml:space="preserve"> PAGEREF _Toc243924068 \h </w:instrText>
             </w:r>
             <w:r>
               <w:rPr>
@@ -1091,7 +1091,7 @@
               <w:rPr>
                 <w:noProof/>
               </w:rPr>
-              <w:t>26</w:t>
+              <w:t>31</w:t>
             </w:r>
             <w:r>
               <w:rPr>
@@ -1114,7 +1114,7 @@
               <w:szCs w:val="22"/>
             </w:rPr>
           </w:pPr>
-          <w:hyperlink w:anchor="_Toc243923130" w:history="1">
+          <w:hyperlink w:anchor="_Toc243924069" w:history="1">
             <w:r>
               <w:rPr>
                 <w:rStyle w:val="a7"/>
@@ -1138,7 +1138,7 @@
               <w:rPr>
                 <w:noProof/>
               </w:rPr>
-              <w:instrText xml:space="preserve"> PAGEREF _Toc243923130 \h </w:instrText>
+              <w:instrText xml:space="preserve"> PAGEREF _Toc243924069 \h </w:instrText>
             </w:r>
             <w:r>
               <w:rPr>
@@ -1155,7 +1155,7 @@
               <w:rPr>
                 <w:noProof/>
               </w:rPr>
-              <w:t>26</w:t>
+              <w:t>31</w:t>
             </w:r>
             <w:r>
               <w:rPr>
@@ -1178,7 +1178,7 @@
               <w:szCs w:val="22"/>
             </w:rPr>
           </w:pPr>
-          <w:hyperlink w:anchor="_Toc243923131" w:history="1">
+          <w:hyperlink w:anchor="_Toc243924070" w:history="1">
             <w:r>
               <w:rPr>
                 <w:rStyle w:val="a7"/>
@@ -1202,7 +1202,7 @@
               <w:rPr>
                 <w:noProof/>
               </w:rPr>
-              <w:instrText xml:space="preserve"> PAGEREF _Toc243923131 \h </w:instrText>
+              <w:instrText xml:space="preserve"> PAGEREF _Toc243924070 \h </w:instrText>
             </w:r>
             <w:r>
               <w:rPr>
@@ -1219,7 +1219,7 @@
               <w:rPr>
                 <w:noProof/>
               </w:rPr>
-              <w:t>30</w:t>
+              <w:t>35</w:t>
             </w:r>
             <w:r>
               <w:rPr>
@@ -1242,7 +1242,7 @@
               <w:szCs w:val="22"/>
             </w:rPr>
           </w:pPr>
-          <w:hyperlink w:anchor="_Toc243923132" w:history="1">
+          <w:hyperlink w:anchor="_Toc243924071" w:history="1">
             <w:r>
               <w:rPr>
                 <w:rStyle w:val="a7"/>
@@ -1266,7 +1266,7 @@
               <w:rPr>
                 <w:noProof/>
               </w:rPr>
-              <w:instrText xml:space="preserve"> PAGEREF _Toc243923132 \h </w:instrText>
+              <w:instrText xml:space="preserve"> PAGEREF _Toc243924071 \h </w:instrText>
             </w:r>
             <w:r>
               <w:rPr>
@@ -1283,7 +1283,7 @@
               <w:rPr>
                 <w:noProof/>
               </w:rPr>
-              <w:t>35</w:t>
+              <w:t>40</w:t>
             </w:r>
             <w:r>
               <w:rPr>
@@ -1306,7 +1306,7 @@
               <w:szCs w:val="22"/>
             </w:rPr>
           </w:pPr>
-          <w:hyperlink w:anchor="_Toc243923133" w:history="1">
+          <w:hyperlink w:anchor="_Toc243924072" w:history="1">
             <w:r>
               <w:rPr>
                 <w:rStyle w:val="a7"/>
@@ -1330,7 +1330,7 @@
               <w:rPr>
                 <w:noProof/>
               </w:rPr>
-              <w:instrText xml:space="preserve"> PAGEREF _Toc243923133 \h </w:instrText>
+              <w:instrText xml:space="preserve"> PAGEREF _Toc243924072 \h </w:instrText>
             </w:r>
             <w:r>
               <w:rPr>
@@ -1347,7 +1347,7 @@
               <w:rPr>
                 <w:noProof/>
               </w:rPr>
-              <w:t>44</w:t>
+              <w:t>49</w:t>
             </w:r>
             <w:r>
               <w:rPr>
@@ -1370,7 +1370,7 @@
               <w:szCs w:val="22"/>
             </w:rPr>
           </w:pPr>
-          <w:hyperlink w:anchor="_Toc243923134" w:history="1">
+          <w:hyperlink w:anchor="_Toc243924073" w:history="1">
             <w:r>
               <w:rPr>
                 <w:rStyle w:val="a7"/>
@@ -1394,7 +1394,7 @@
               <w:rPr>
                 <w:noProof/>
               </w:rPr>
-              <w:instrText xml:space="preserve"> PAGEREF _Toc243923134 \h </w:instrText>
+              <w:instrText xml:space="preserve"> PAGEREF _Toc243924073 \h </w:instrText>
             </w:r>
             <w:r>
               <w:rPr>
@@ -1411,7 +1411,7 @@
               <w:rPr>
                 <w:noProof/>
               </w:rPr>
-              <w:t>47</w:t>
+              <w:t>52</w:t>
             </w:r>
             <w:r>
               <w:rPr>
@@ -1436,7 +1436,7 @@
               <w:szCs w:val="22"/>
             </w:rPr>
           </w:pPr>
-          <w:hyperlink w:anchor="_Toc243923135" w:history="1">
+          <w:hyperlink w:anchor="_Toc243924074" w:history="1">
             <w:r>
               <w:rPr>
                 <w:rStyle w:val="a7"/>
@@ -1460,7 +1460,7 @@
               <w:rPr>
                 <w:noProof/>
               </w:rPr>
-              <w:instrText xml:space="preserve"> PAGEREF _Toc243923135 \h </w:instrText>
+              <w:instrText xml:space="preserve"> PAGEREF _Toc243924074 \h </w:instrText>
             </w:r>
             <w:r>
               <w:rPr>
@@ -1477,7 +1477,7 @@
               <w:rPr>
                 <w:noProof/>
               </w:rPr>
-              <w:t>51</w:t>
+              <w:t>56</w:t>
             </w:r>
             <w:r>
               <w:rPr>
@@ -1502,7 +1502,7 @@
               <w:szCs w:val="22"/>
             </w:rPr>
           </w:pPr>
-          <w:hyperlink w:anchor="_Toc243923136" w:history="1">
+          <w:hyperlink w:anchor="_Toc243924075" w:history="1">
             <w:r>
               <w:rPr>
                 <w:rStyle w:val="a7"/>
@@ -1526,7 +1526,7 @@
               <w:rPr>
                 <w:noProof/>
               </w:rPr>
-              <w:instrText xml:space="preserve"> PAGEREF _Toc243923136 \h </w:instrText>
+              <w:instrText xml:space="preserve"> PAGEREF _Toc243924075 \h </w:instrText>
             </w:r>
             <w:r>
               <w:rPr>
@@ -1543,7 +1543,7 @@
               <w:rPr>
                 <w:noProof/>
               </w:rPr>
-              <w:t>55</w:t>
+              <w:t>60</w:t>
             </w:r>
             <w:r>
               <w:rPr>
@@ -1566,7 +1566,7 @@
               <w:szCs w:val="22"/>
             </w:rPr>
           </w:pPr>
-          <w:hyperlink w:anchor="_Toc243923137" w:history="1">
+          <w:hyperlink w:anchor="_Toc243924076" w:history="1">
             <w:r>
               <w:rPr>
                 <w:rStyle w:val="a7"/>
@@ -1590,7 +1590,7 @@
               <w:rPr>
                 <w:noProof/>
               </w:rPr>
-              <w:instrText xml:space="preserve"> PAGEREF _Toc243923137 \h </w:instrText>
+              <w:instrText xml:space="preserve"> PAGEREF _Toc243924076 \h </w:instrText>
             </w:r>
             <w:r>
               <w:rPr>
@@ -1607,7 +1607,7 @@
               <w:rPr>
                 <w:noProof/>
               </w:rPr>
-              <w:t>55</w:t>
+              <w:t>60</w:t>
             </w:r>
             <w:r>
               <w:rPr>
@@ -1630,7 +1630,7 @@
               <w:szCs w:val="22"/>
             </w:rPr>
           </w:pPr>
-          <w:hyperlink w:anchor="_Toc243923138" w:history="1">
+          <w:hyperlink w:anchor="_Toc243924077" w:history="1">
             <w:r>
               <w:rPr>
                 <w:rStyle w:val="a7"/>
@@ -1654,7 +1654,7 @@
               <w:rPr>
                 <w:noProof/>
               </w:rPr>
-              <w:instrText xml:space="preserve"> PAGEREF _Toc243923138 \h </w:instrText>
+              <w:instrText xml:space="preserve"> PAGEREF _Toc243924077 \h </w:instrText>
             </w:r>
             <w:r>
               <w:rPr>
@@ -1671,7 +1671,7 @@
               <w:rPr>
                 <w:noProof/>
               </w:rPr>
-              <w:t>56</w:t>
+              <w:t>61</w:t>
             </w:r>
             <w:r>
               <w:rPr>
@@ -1694,7 +1694,7 @@
               <w:szCs w:val="22"/>
             </w:rPr>
           </w:pPr>
-          <w:hyperlink w:anchor="_Toc243923139" w:history="1">
+          <w:hyperlink w:anchor="_Toc243924078" w:history="1">
             <w:r>
               <w:rPr>
                 <w:rStyle w:val="a7"/>
@@ -1718,7 +1718,7 @@
               <w:rPr>
                 <w:noProof/>
               </w:rPr>
-              <w:instrText xml:space="preserve"> PAGEREF _Toc243923139 \h </w:instrText>
+              <w:instrText xml:space="preserve"> PAGEREF _Toc243924078 \h </w:instrText>
             </w:r>
             <w:r>
               <w:rPr>
@@ -1735,7 +1735,7 @@
               <w:rPr>
                 <w:noProof/>
               </w:rPr>
-              <w:t>56</w:t>
+              <w:t>61</w:t>
             </w:r>
             <w:r>
               <w:rPr>
@@ -1758,7 +1758,7 @@
               <w:szCs w:val="22"/>
             </w:rPr>
           </w:pPr>
-          <w:hyperlink w:anchor="_Toc243923140" w:history="1">
+          <w:hyperlink w:anchor="_Toc243924079" w:history="1">
             <w:r>
               <w:rPr>
                 <w:rStyle w:val="a7"/>
@@ -1782,7 +1782,7 @@
               <w:rPr>
                 <w:noProof/>
               </w:rPr>
-              <w:instrText xml:space="preserve"> PAGEREF _Toc243923140 \h </w:instrText>
+              <w:instrText xml:space="preserve"> PAGEREF _Toc243924079 \h </w:instrText>
             </w:r>
             <w:r>
               <w:rPr>
@@ -1799,7 +1799,7 @@
               <w:rPr>
                 <w:noProof/>
               </w:rPr>
-              <w:t>57</w:t>
+              <w:t>62</w:t>
             </w:r>
             <w:r>
               <w:rPr>
@@ -1822,7 +1822,7 @@
               <w:szCs w:val="22"/>
             </w:rPr>
           </w:pPr>
-          <w:hyperlink w:anchor="_Toc243923141" w:history="1">
+          <w:hyperlink w:anchor="_Toc243924080" w:history="1">
             <w:r>
               <w:rPr>
                 <w:rStyle w:val="a7"/>
@@ -1846,7 +1846,7 @@
               <w:rPr>
                 <w:noProof/>
               </w:rPr>
-              <w:instrText xml:space="preserve"> PAGEREF _Toc243923141 \h </w:instrText>
+              <w:instrText xml:space="preserve"> PAGEREF _Toc243924080 \h </w:instrText>
             </w:r>
             <w:r>
               <w:rPr>
@@ -1863,7 +1863,7 @@
               <w:rPr>
                 <w:noProof/>
               </w:rPr>
-              <w:t>58</w:t>
+              <w:t>63</w:t>
             </w:r>
             <w:r>
               <w:rPr>
@@ -1886,13 +1886,13 @@
               <w:szCs w:val="22"/>
             </w:rPr>
           </w:pPr>
-          <w:hyperlink w:anchor="_Toc243923142" w:history="1">
+          <w:hyperlink w:anchor="_Toc243924081" w:history="1">
             <w:r>
               <w:rPr>
                 <w:rStyle w:val="a7"/>
                 <w:noProof/>
               </w:rPr>
-              <w:t>To'ldirilishi kerak (II va III boblar uchun)</w:t>
+              <w:t>Darsliklar va nazariy manbalar</w:t>
             </w:r>
             <w:r>
               <w:rPr>
@@ -1910,7 +1910,7 @@
               <w:rPr>
                 <w:noProof/>
               </w:rPr>
-              <w:instrText xml:space="preserve"> PAGEREF _Toc243923142 \h </w:instrText>
+              <w:instrText xml:space="preserve"> PAGEREF _Toc243924081 \h </w:instrText>
             </w:r>
             <w:r>
               <w:rPr>
@@ -1927,7 +1927,7 @@
               <w:rPr>
                 <w:noProof/>
               </w:rPr>
-              <w:t>58</w:t>
+              <w:t>63</w:t>
             </w:r>
             <w:r>
               <w:rPr>
@@ -1950,12 +1950,140 @@
               <w:szCs w:val="22"/>
             </w:rPr>
           </w:pPr>
-          <w:hyperlink w:anchor="_Toc243923143" w:history="1">
+          <w:hyperlink w:anchor="_Toc243924082" w:history="1">
             <w:r>
               <w:rPr>
                 <w:rStyle w:val="a7"/>
                 <w:noProof/>
               </w:rPr>
+              <w:t>Etalon to'plamlar</w:t>
+            </w:r>
+            <w:r>
+              <w:rPr>
+                <w:noProof/>
+              </w:rPr>
+              <w:tab/>
+            </w:r>
+            <w:r>
+              <w:rPr>
+                <w:noProof/>
+              </w:rPr>
+              <w:fldChar w:fldCharType="begin"/>
+            </w:r>
+            <w:r>
+              <w:rPr>
+                <w:noProof/>
+              </w:rPr>
+              <w:instrText xml:space="preserve"> PAGEREF _Toc243924082 \h </w:instrText>
+            </w:r>
+            <w:r>
+              <w:rPr>
+                <w:noProof/>
+              </w:rPr>
+            </w:r>
+            <w:r>
+              <w:rPr>
+                <w:noProof/>
+              </w:rPr>
+              <w:fldChar w:fldCharType="separate"/>
+            </w:r>
+            <w:r>
+              <w:rPr>
+                <w:noProof/>
+              </w:rPr>
+              <w:t>63</w:t>
+            </w:r>
+            <w:r>
+              <w:rPr>
+                <w:noProof/>
+              </w:rPr>
+              <w:fldChar w:fldCharType="end"/>
+            </w:r>
+          </w:hyperlink>
+        </w:p>
+        <w:p>
+          <w:pPr>
+            <w:pStyle w:val="20"/>
+            <w:tabs>
+              <w:tab w:val="right" w:leader="dot" w:pos="9345"/>
+            </w:tabs>
+            <w:rPr>
+              <w:rFonts w:asciiTheme="minorHAnsi" w:eastAsiaTheme="minorEastAsia" w:hAnsiTheme="minorHAnsi" w:cstheme="minorBidi"/>
+              <w:noProof/>
+              <w:sz w:val="22"/>
+              <w:szCs w:val="22"/>
+            </w:rPr>
+          </w:pPr>
+          <w:hyperlink w:anchor="_Toc243924083" w:history="1">
+            <w:r>
+              <w:rPr>
+                <w:rStyle w:val="a7"/>
+                <w:noProof/>
+              </w:rPr>
+              <w:t>To'ldirilishi kerak</w:t>
+            </w:r>
+            <w:r>
+              <w:rPr>
+                <w:noProof/>
+              </w:rPr>
+              <w:tab/>
+            </w:r>
+            <w:r>
+              <w:rPr>
+                <w:noProof/>
+              </w:rPr>
+              <w:fldChar w:fldCharType="begin"/>
+            </w:r>
+            <w:r>
+              <w:rPr>
+                <w:noProof/>
+              </w:rPr>
+              <w:instrText xml:space="preserve"> PAGEREF _Toc243924083 \h </w:instrText>
+            </w:r>
+            <w:r>
+              <w:rPr>
+                <w:noProof/>
+              </w:rPr>
+            </w:r>
+            <w:r>
+              <w:rPr>
+                <w:noProof/>
+              </w:rPr>
+              <w:fldChar w:fldCharType="separate"/>
+            </w:r>
+            <w:r>
+              <w:rPr>
+                <w:noProof/>
+              </w:rPr>
+              <w:t>64</w:t>
+            </w:r>
+            <w:r>
+              <w:rPr>
+                <w:noProof/>
+              </w:rPr>
+              <w:fldChar w:fldCharType="end"/>
+            </w:r>
+          </w:hyperlink>
+        </w:p>
+        <w:p>
+          <w:pPr>
+            <w:pStyle w:val="20"/>
+            <w:tabs>
+              <w:tab w:val="right" w:leader="dot" w:pos="9345"/>
+            </w:tabs>
+            <w:rPr>
+              <w:rFonts w:asciiTheme="minorHAnsi" w:eastAsiaTheme="minorEastAsia" w:hAnsiTheme="minorHAnsi" w:cstheme="minorBidi"/>
+              <w:noProof/>
+              <w:sz w:val="22"/>
+              <w:szCs w:val="22"/>
+            </w:rPr>
+          </w:pPr>
+          <w:hyperlink w:anchor="_Toc243924084" w:history="1">
+            <w:r>
+              <w:rPr>
+                <w:rStyle w:val="a7"/>
+                <w:noProof/>
+              </w:rPr>
               <w:t>Eslatma</w:t>
             </w:r>
             <w:r>
@@ -1974,7 +2102,7 @@
               <w:rPr>
                 <w:noProof/>
               </w:rPr>
-              <w:instrText xml:space="preserve"> PAGEREF _Toc243923143 \h </w:instrText>
+              <w:instrText xml:space="preserve"> PAGEREF _Toc243924084 \h </w:instrText>
             </w:r>
             <w:r>
               <w:rPr>
@@ -1991,7 +2119,7 @@
               <w:rPr>
                 <w:noProof/>
               </w:rPr>
-              <w:t>58</w:t>
+              <w:t>64</w:t>
             </w:r>
             <w:r>
               <w:rPr>
@@ -2013,7 +2141,7 @@
         <w:pStyle w:val="1"/>
         <w:spacing w:after="360"/>
       </w:pPr>
-      <w:bookmarkStart w:id="0" w:name="_Toc243923117"/>
+      <w:bookmarkStart w:id="0" w:name="_Toc243924056"/>
       <w:r>
         <w:lastRenderedPageBreak/>
         <w:t>KIRISH</w:t>
@@ -2039,13 +2167,13 @@
         <w:ind w:firstLine="709"/>
       </w:pPr>
       <w:r>
-        <w:t xml:space="preserve">Zamonaviy dasturiy ta'minotning xavfsizligi tobora ko'proq ishlab chiquvchining o'z kodidan tashqarida shakllanadi. Black Duck kompaniyasining </w:t>
-      </w:r>
-      <w:r>
-        <w:t>2026-yilgi hisoboti 17 ta sohadagi 947 ta kod bazasini tekshirib, ochiq kodli komponentlar kod bazalarining 98 foizida uchrashini aniqladi; bir kod bazasiga to'g'ri keladigan zaifliklarning o'rtacha soni esa bir yil ichida 107 foizga oshgan [26]. Bu o'sish</w:t>
-      </w:r>
-      <w:r>
-        <w:t xml:space="preserve"> tasodifiy emas: ilovalar tarkibidagi begona kod hajmi ortgani sari uning xavfsizlik holatini qo'lda kuzatish amalda imkonsiz bo'lib boradi.</w:t>
+        <w:t xml:space="preserve">Zamonaviy dasturiy ta'minotning xavfsizligi tobora ko'proq ishlab chiquvchining o'z kodidan tashqarida shakllanadi. Black Duck kompaniyasining 2026-yilgi hisoboti </w:t>
+      </w:r>
+      <w:r>
+        <w:t>17 ta sohadagi 947 ta kod bazasini tekshirib, ochiq kodli komponentlar kod bazalarining 98 foizida uchrashini aniqladi; bir kod bazasiga to'g'ri keladigan zaifliklarning o'rtacha soni esa bir yil ichida 107 foizga oshgan [26]. Bu o'sish tasodifiy emas: ilo</w:t>
+      </w:r>
+      <w:r>
+        <w:t>valar tarkibidagi begona kod hajmi ortgani sari uning xavfsizlik holatini qo'lda kuzatish amalda imkonsiz bo'lib boradi.</w:t>
       </w:r>
     </w:p>
     <w:p>
@@ -2053,13 +2181,13 @@
         <w:ind w:firstLine="709"/>
       </w:pPr>
       <w:r>
-        <w:t>Muammoning miqyosi tasniflash tizimlarining o'lchamidan ham ko'rinadi. MITRE korporatsiyasining keng tarqalgan nuqs</w:t>
-      </w:r>
-      <w:r>
-        <w:t>onlar ro'yxati 2026-yil oktabr holatiga 944 ta nuqson turini o'z ichiga oladi [1], OWASP Top 10 ro'yxatining 2025-yilgi tahriri esa 2,8 milliondan ortiq ilova bo'yicha to'plangan ma'lumotlarga va taxminan 220 000 ta CVE yozuviga tayanadi [3]. O'sha tahrird</w:t>
-      </w:r>
-      <w:r>
-        <w:t>a ta'minot zanjiridagi nuqsonlar alohida, mustaqil toifa sifatida ro'yxatga kirgani [3] bu yo'nalishning qanchalik ustuvor bo'lib qolganini ko'rsatadi.</w:t>
+        <w:t>Muammoning miqyosi tasniflash tizimlarining o'lchamidan ham ko'rinadi. MITRE korporatsiyasining keng tarqalgan nuqsonlar ro'yxati 2026-yil oktabr holatiga 944 ta nuqson turini o'z ichiga oladi [1], OWASP Top 10 ro'yxatining 2025-yilgi tahriri esa 2,8 milli</w:t>
+      </w:r>
+      <w:r>
+        <w:t>ondan ortiq ilova bo'yicha to'plangan ma'lumotlarga va taxminan 220 000 ta CVE yozuviga tayanadi [3]. O'sha tahrirda ta'minot zanjiridagi nuqsonlar alohida, mustaqil toifa sifatida ro'yxatga kirgani [3] bu yo'nalishning qanchalik ustuvor bo'lib qolganini k</w:t>
+      </w:r>
+      <w:r>
+        <w:t>o'rsatadi.</w:t>
       </w:r>
     </w:p>
     <w:p>
@@ -2067,13 +2195,13 @@
         <w:ind w:firstLine="709"/>
       </w:pPr>
       <w:r>
-        <w:t>Kodni har bir o'zgarishda avtomatik tekshirish shu sababli sanoat amaliyotiga aylandi. Masshtab tasavvur</w:t>
-      </w:r>
-      <w:r>
-        <w:t>ini yirik ishlab chiqish muhitlaridagi ko'rsatkichlar beradi: Google kompaniyasining statik tahlil platformasi kuniga 50 000 dan ortiq kod ko'rigi o'zgarishini tahlil qiladi [25]. Ayni paytda bu avtomatlashtirishning o'z narxi bor — B. Johnson va hammualli</w:t>
-      </w:r>
-      <w:r>
-        <w:t>flarining tadqiqotida ishlab chiquvchilar statik tahlil vositalarining qiymatini tan olgan holda, yolg'on ijobiy natijalarni va natijalarning taqdim etilish usulini ulardan foydalanishga asosiy to'siq deb ko'rsatgan [24].</w:t>
+        <w:t>Kodni har bir o'zgarishda avtomatik tekshirish shu sababli sanoat amaliyotiga aylandi. Masshtab tasavvurini yirik ishlab chiqish muhitlaridagi ko'rsatkichlar beradi: Google kompaniyasining statik tahlil platformasi kuniga 50 000 dan ortiq kod ko</w:t>
+      </w:r>
+      <w:r>
+        <w:t>'rigi o'zgarishini tahlil qiladi [25]. Ayni paytda bu avtomatlashtirishning o'z narxi bor — B. Johnson va hammualliflarining tadqiqotida ishlab chiquvchilar statik tahlil vositalarining qiymatini tan olgan holda, yolg'on ijobiy natijalarni va natijalarning</w:t>
+      </w:r>
+      <w:r>
+        <w:t xml:space="preserve"> taqdim etilish usulini ulardan foydalanishga asosiy to'siq deb ko'rsatgan [24].</w:t>
       </w:r>
     </w:p>
     <w:p>
@@ -2081,20 +2209,17 @@
         <w:ind w:firstLine="709"/>
       </w:pPr>
       <w:r>
-        <w:t>Statik tahlilni joriy etish adabiy</w:t>
-      </w:r>
-      <w:r>
-        <w:t>otda ko'pincha zaiflikni kech aniqlash narxining keskin o'sishi haqidagi da'vo bilan asoslanadi. Ushbu ishda bu da'vo dalil sifatida ishlatilmaydi: 1.4-bandda ko'rsatilganidek, uning dalil bazasi zamonaviy empirik tadqiqotlarda tasdiqlanmagan va metodologi</w:t>
-      </w:r>
-      <w:r>
-        <w:t xml:space="preserve">k tanqidga uchragan. Statik tahlilning iqtisodiy ma'nosi boshqa, tekshirilishi mumkin bo'lgan asoslarga — </w:t>
+        <w:t>Statik tahlilni joriy etish adabiyotda ko'pincha zaiflikni kech aniqlash narxining keskin o'sishi haqidagi da'vo bilan asoslanadi. Ushbu ishda bu da'vo dalil sifatida ishlatil</w:t>
+      </w:r>
+      <w:r>
+        <w:t xml:space="preserve">maydi: 1.4-bandda ko'rsatilganidek, uning dalil bazasi zamonaviy empirik tadqiqotlarda tasdiqlanmagan va metodologik tanqidga uchragan. Statik tahlilning iqtisodiy ma'nosi boshqa, tekshirilishi mumkin bo'lgan asoslarga — </w:t>
       </w:r>
       <w:r>
         <w:lastRenderedPageBreak/>
-        <w:t>avtomatik tekshiruvning deyarli bepul takrorlanishiga, qamrovning bir xilligiga va muhandis vaqtini avtomatika yetmaydigan masalalarga bo'shatishiga —</w:t>
-      </w:r>
-      <w:r>
-        <w:t xml:space="preserve"> tayanadi.</w:t>
+        <w:t>avtomatik tekshiruvning deyarli bep</w:t>
+      </w:r>
+      <w:r>
+        <w:t>ul takrorlanishiga, qamrovning bir xilligiga va muhandis vaqtini avtomatika yetmaydigan masalalarga bo'shatishiga — tayanadi.</w:t>
       </w:r>
     </w:p>
     <w:p>
@@ -2102,10 +2227,10 @@
         <w:ind w:firstLine="709"/>
       </w:pPr>
       <w:r>
-        <w:t>Alohida, hozirgacha deyarli o'rganilmagan jihat — xalqaro statik tahlil vositalarining milliy tilda nomlangan kod bilan ishlashi. Mavjud etalon to'plamlar butunlay ingliz tilidagi namunalardan tuzilgan, shu sababli bu savolni ular ustida sinab k</w:t>
-      </w:r>
-      <w:r>
-        <w:t>o'rish mumkin emas. Ushbu ishda masala alohida tekshirildi va natija kutilmagan bo'lib chiqdi (3.3-band).</w:t>
+        <w:t xml:space="preserve">Alohida, hozirgacha deyarli o'rganilmagan jihat — xalqaro statik tahlil vositalarining milliy tilda nomlangan kod bilan ishlashi. </w:t>
+      </w:r>
+      <w:r>
+        <w:t>Mavjud etalon to'plamlar butunlay ingliz tilidagi namunalardan tuzilgan, shu sababli bu savolni ular ustida sinab ko'rish mumkin emas. Ushbu ishda masala alohida tekshirildi va natija kutilmagan bo'lib chiqdi (3.3-band).</w:t>
       </w:r>
     </w:p>
     <w:p>
@@ -2127,13 +2252,13 @@
         <w:ind w:firstLine="709"/>
       </w:pPr>
       <w:r>
-        <w:t>Statik kod tahlili vositalari bozorida o'nlab yechim mavjud va ularning har biri o'z samaradorligini e'lon qiladi. Biroq amaliyo</w:t>
-      </w:r>
-      <w:r>
-        <w:t>tchi uchun asosiy savollar odatda javobsiz qoladi: qaysi vosita qanday sinf zaifliklarni haqiqatan topadi, nimani umuman ko'rmaydi, bu cheklov vositaning tahlil usulidan kelib chiqadimi yoki shunchaki qoidalar to'plamining bo'shligimi, va bir necha vositan</w:t>
-      </w:r>
-      <w:r>
-        <w:t>i birgalikda qo'llash qoplamani qanchalik oshiradi.</w:t>
+        <w:t>Statik kod ta</w:t>
+      </w:r>
+      <w:r>
+        <w:t>hlili vositalari bozorida o'nlab yechim mavjud va ularning har biri o'z samaradorligini e'lon qiladi. Biroq amaliyotchi uchun asosiy savollar odatda javobsiz qoladi: qaysi vosita qanday sinf zaifliklarni haqiqatan topadi, nimani umuman ko'rmaydi, bu cheklo</w:t>
+      </w:r>
+      <w:r>
+        <w:t>v vositaning tahlil usulidan kelib chiqadimi yoki shunchaki qoidalar to'plamining bo'shligimi, va bir necha vositani birgalikda qo'llash qoplamani qanchalik oshiradi.</w:t>
       </w:r>
     </w:p>
     <w:p>
@@ -2141,10 +2266,10 @@
         <w:ind w:firstLine="709"/>
       </w:pPr>
       <w:r>
-        <w:t>Vositalar hujjatlari bu savollarga javob bermaydi, chunki ular o'z mahsulotini tavsiflaydi, uni raqobatchilar bilan bir xil sharoitda solishtirmaydi. Mustaqil qiyosiy baholash esa oldindan ma'lum etalon t</w:t>
-      </w:r>
-      <w:r>
-        <w:t>o'plamni, bir xil sinov muhitini va har bir topilmani qo'lda tekshirishni talab qiladi.</w:t>
+        <w:t>Vositalar hujjatlari bu savollarga javob bermaydi, chunki ular o'z mahsulotini tavsiflayd</w:t>
+      </w:r>
+      <w:r>
+        <w:t>i, uni raqobatchilar bilan bir xil sharoitda solishtirmaydi. Mustaqil qiyosiy baholash esa oldindan ma'lum etalon to'plamni, bir xil sinov muhitini va har bir topilmani qo'lda tekshirishni talab qiladi.</w:t>
       </w:r>
     </w:p>
     <w:p>
@@ -2152,10 +2277,13 @@
         <w:ind w:firstLine="709"/>
       </w:pPr>
       <w:r>
-        <w:t xml:space="preserve">Shundan kelib chiqib, muammo quyidagicha qo'yiladi: statik kod tahlili vositalarining zaifliklarni aniqlash samaradorligini nazorat qilinadigan sharoitda o'lchash, har </w:t>
-      </w:r>
-      <w:r>
-        <w:t>bir o'tkazib yuborish va yolg'on ijobiy natijaning sababini aniqlash hamda shu asosda vositalarni tanlash va joriy etish bo'yicha asoslangan tavsiyalar shakllantirish zarur.</w:t>
+        <w:t>Shundan kelib chiqib, muammo quyidagicha qo'yiladi: s</w:t>
+      </w:r>
+      <w:r>
+        <w:t xml:space="preserve">tatik kod tahlili vositalarining zaifliklarni aniqlash samaradorligini nazorat qilinadigan sharoitda o'lchash, har bir o'tkazib yuborish va yolg'on ijobiy natijaning sababini aniqlash hamda shu asosda vositalarni tanlash va joriy etish bo'yicha asoslangan </w:t>
+      </w:r>
+      <w:r>
+        <w:t>tavsiyalar shakllantirish zarur.</w:t>
       </w:r>
     </w:p>
     <w:p>
@@ -2177,14 +2305,14 @@
         <w:ind w:firstLine="709"/>
       </w:pPr>
       <w:r>
-        <w:t xml:space="preserve">Ishning maqsadi — statik kod tahlili vositalarining Python ilovalaridagi zaifliklarni aniqlash samaradorligini etalon to'plam asosida o'lchash, ularning cheklovlari va o'zaro to'ldiruvchiligini aniqlash hamda shu asosda vositalarni tanlash </w:t>
+        <w:t>Ishning maqsadi — statik kod tahlili vositalarining Python ilovalaridagi zaifliklarni aniqlash samaradorligini etalon to'plam asosida o'lchash, ularning cheklovlari va o'zaro to'ldiruvchiligini aniqlash ham</w:t>
+      </w:r>
+      <w:r>
+        <w:t xml:space="preserve">da shu asosda vositalarni tanlash </w:t>
       </w:r>
       <w:r>
         <w:lastRenderedPageBreak/>
-        <w:t>va xavfsiz ishla</w:t>
-      </w:r>
-      <w:r>
-        <w:t>b chiqish jarayoniga joriy etish bo'yicha asoslangan tavsiyalar ishlab chiqishdan iborat.</w:t>
+        <w:t>va xavfsiz ishlab chiqish jarayoniga joriy etish bo'yicha asoslangan tavsiyalar ishlab chiqishdan iborat.</w:t>
       </w:r>
     </w:p>
     <w:p>
@@ -2215,10 +2343,10 @@
         <w:ind w:left="709" w:hanging="283"/>
       </w:pPr>
       <w:r>
-        <w:t>1. Dasturiy ta'minot zaifliklarining tasnifi va baholash tizimlarini (CWE, OWASP Top 10, CV</w:t>
-      </w:r>
-      <w:r>
-        <w:t>E/NVD, CVSS) o'rganish hamda zaifliklarni aniqlashning asosiy usullarini — statik, dinamik, interaktiv tahlil va bog'liqliklar tahlilini — qiyoslash (1.1, 1.2-bandlar).</w:t>
+        <w:t>1. Dasturiy ta'minot zaifliklarining tasn</w:t>
+      </w:r>
+      <w:r>
+        <w:t>ifi va baholash tizimlarini (CWE, OWASP Top 10, CVE/NVD, CVSS) o'rganish hamda zaifliklarni aniqlashning asosiy usullarini — statik, dinamik, interaktiv tahlil va bog'liqliklar tahlilini — qiyoslash (1.1, 1.2-bandlar).</w:t>
       </w:r>
     </w:p>
     <w:p>
@@ -2227,10 +2355,10 @@
         <w:ind w:left="709" w:hanging="283"/>
       </w:pPr>
       <w:r>
-        <w:t>2. Statik tahlilning xavfsiz ishlab chiqish hayotiy siklidagi va CI/CD quvuridagi o'rni</w:t>
-      </w:r>
-      <w:r>
-        <w:t>ni hamda uni qo'llashning iqtisodiy asoslarini aniqlash (1.3, 1.4-bandlar).</w:t>
+        <w:t>2. Statik tahlilning xavfsiz ishlab c</w:t>
+      </w:r>
+      <w:r>
+        <w:t>hiqish hayotiy siklidagi va CI/CD quvuridagi o'rnini hamda uni qo'llashning iqtisodiy asoslarini aniqlash (1.3, 1.4-bandlar).</w:t>
       </w:r>
     </w:p>
     <w:p>
@@ -2239,10 +2367,10 @@
         <w:ind w:left="709" w:hanging="283"/>
       </w:pPr>
       <w:r>
-        <w:t xml:space="preserve">3. Statik tahlilning nazariy asoslarini — abstrakt sintaksis daraxti, boshqaruv va ma'lumotlar oqimi, zaharlangan ma'lumot tahlili — hamda samaradorlikni baholash metodologiyasini </w:t>
-      </w:r>
-      <w:r>
-        <w:t>va usulning nazariy cheklovlarini o'rganish (2.1, 2.2, 2.4, 2.5-bandlar).</w:t>
+        <w:t>3. Statik tahlilning nazariy asoslarini — abstrakt sintaksis daraxti, boshqaruv va ma'lumotlar oqimi, zaharlangan ma'lumot tahlili</w:t>
+      </w:r>
+      <w:r>
+        <w:t xml:space="preserve"> — hamda samaradorlikni baholash metodologiyasini va usulning nazariy cheklovlarini o'rganish (2.1, 2.2, 2.4, 2.5-bandlar).</w:t>
       </w:r>
     </w:p>
     <w:p>
@@ -2260,10 +2388,7 @@
         <w:ind w:left="709" w:hanging="283"/>
       </w:pPr>
       <w:r>
-        <w:t>5. Oldindan ma'lum etalon to'plamga ega sinov obye</w:t>
-      </w:r>
-      <w:r>
-        <w:t>ktini ishlab chiqish, tanlangan vositalarni unda sinab aniqlik metrikalarini o'lchash hamda har bir o'tkazib yuborish va yolg'on ijobiy natijaning sababini aniqlash (3.1, 3.2, 3.3-bandlar).</w:t>
+        <w:t>5. Oldindan ma'lum etalon to'plamga ega sinov obyektini ishlab chiqish, tanlangan vositalarni unda sinab aniqlik metrikalarini o'lchash hamda har bir o'tkazib yuborish va yolg'on ijobiy natijaning sababini aniqlash (3.1, 3.2, 3.3-bandlar).</w:t>
       </w:r>
     </w:p>
     <w:p>
@@ -2272,10 +2397,10 @@
         <w:ind w:left="709" w:hanging="283"/>
       </w:pPr>
       <w:r>
-        <w:t>6. Aniqlangan bo'shliqlarni to'ldiruvchi maxsus qoidalar ishlab ch</w:t>
-      </w:r>
-      <w:r>
-        <w:t>iqish va vositalarni CI/CD quvuriga integratsiya qilib, sifat darvozasining ishlashini sinash (3.4, 3.5-bandlar).</w:t>
+        <w:t>6. Aniqlangan bo</w:t>
+      </w:r>
+      <w:r>
+        <w:t>'shliqlarni to'ldiruvchi maxsus qoidalar ishlab chiqish va vositalarni CI/CD quvuriga integratsiya qilib, sifat darvozasining ishlashini sinash (3.4, 3.5-bandlar).</w:t>
       </w:r>
     </w:p>
     <w:p>
@@ -2304,10 +2429,7 @@
         <w:t>Tadqiqot obyekti</w:t>
       </w:r>
       <w:r>
-        <w:t xml:space="preserve"> — dasturiy ta'minotni xavfsiz ishlab chiqish jarayoni va undagi kod darajasidagi xavfsizlik nazo</w:t>
-      </w:r>
-      <w:r>
-        <w:t>ratlari.</w:t>
+        <w:t xml:space="preserve"> — dasturiy ta'minotni xavfsiz ishlab chiqish jarayoni va undagi kod darajasidagi xavfsizlik nazoratlari.</w:t>
       </w:r>
     </w:p>
     <w:p>
@@ -2323,7 +2445,10 @@
         <w:t>Tadqiqot predmeti</w:t>
       </w:r>
       <w:r>
-        <w:t xml:space="preserve"> — statik kod tahlili vositalarining Python kodidagi zaifliklarni aniqlash samaradorligi, ularning cheklovlari va uzluksiz integratsiya quvuriga joriy etish usullari.</w:t>
+        <w:t xml:space="preserve"> — statik kod tahlili vositalarining Python kodidagi zaifliklarni aniqlash samaradorligi, ularning cheklovlari va uzluksiz integratsi</w:t>
+      </w:r>
+      <w:r>
+        <w:t>ya quvuriga joriy etish usullari.</w:t>
       </w:r>
     </w:p>
     <w:p>
@@ -2357,20 +2482,31 @@
           <w:b/>
           <w:bCs/>
         </w:rPr>
-        <w:t>Manbalarni tahlil qilish</w:t>
-      </w:r>
+        <w:t>Manbalarni tahlil qilish.</w:t>
+      </w:r>
+      <w:r>
+        <w:t xml:space="preserve"> Nazariy qism rasmiy standartlar va hujjatlar (MITRE, OWASP, NIST, FIRST), vositalarning rasmiy hujjatlari hamda retsenziyali ilmiy </w:t>
+      </w:r>
+      <w:r>
+        <w:t>nashrlar asosida tuzildi. Har bir faktik da'vo manbaga havola bilan beriladi; manbasi topilmagan raqam ishga umuman kiritilmadi.</w:t>
+      </w:r>
+    </w:p>
+    <w:p>
+      <w:pPr>
+        <w:ind w:firstLine="709"/>
+      </w:pPr>
       <w:r>
         <w:rPr>
           <w:b/>
           <w:bCs/>
         </w:rPr>
-        <w:t>.</w:t>
-      </w:r>
-      <w:r>
-        <w:t xml:space="preserve"> Nazariy qism rasmiy standartlar va hujjatlar (MITRE, OWASP, NIST, FIRST), vositalarning rasmiy hujjatlari hamda retsenziyali ilmiy nashrlar asosida tuzildi. Har bir faktik da'vo manbaga havola bilan beriladi; manbasi topilmagan raqam ishga umuman kiritil</w:t>
-      </w:r>
-      <w:r>
-        <w:t>madi.</w:t>
+        <w:t>Qiyosiy tahlil.</w:t>
+      </w:r>
+      <w:r>
+        <w:t xml:space="preserve"> Aniqlash usullari (statik, dinamik, interaktiv tahlil va bog'liqliklar tahlili) hamda tanlangan vositalar yagon</w:t>
+      </w:r>
+      <w:r>
+        <w:t>a mezonlar to'plami bo'yicha solishtirildi.</w:t>
       </w:r>
     </w:p>
     <w:p>
@@ -2382,10 +2518,13 @@
           <w:b/>
           <w:bCs/>
         </w:rPr>
-        <w:t>Qiyosiy tahlil.</w:t>
-      </w:r>
-      <w:r>
-        <w:t xml:space="preserve"> Aniqlash usullari (statik, dinamik, interaktiv tahlil va bog'liqliklar tahlili) hamda tanlangan vositalar yagona mezonlar to'plami bo'yicha solishtirildi.</w:t>
+        <w:t>Eksperiment.</w:t>
+      </w:r>
+      <w:r>
+        <w:t xml:space="preserve"> Nazorat qilinadigan sinov obyekti — oldindan qayd etilgan zaifliklarga ega, ataylab zaif qilingan ilova — ishlab chiqildi. Barcha vositalar bir xil kod ustida, bir xil muhitda ishga tushirildi, muhit</w:t>
+      </w:r>
+      <w:r>
+        <w:t xml:space="preserve"> va vositalar versiyalari avtomatik qayd etildi.</w:t>
       </w:r>
     </w:p>
     <w:p>
@@ -2397,13 +2536,13 @@
           <w:b/>
           <w:bCs/>
         </w:rPr>
-        <w:t>Eksperiment.</w:t>
-      </w:r>
-      <w:r>
-        <w:t xml:space="preserve"> Nazorat qilinadigan sinov obyekti — oldindan qayd etilgan zaiflikl</w:t>
-      </w:r>
-      <w:r>
-        <w:t>arga ega, ataylab zaif qilingan ilova — ishlab chiqildi. Barcha vositalar bir xil kod ustida, bir xil muhitda ishga tushirildi, muhit va vositalar versiyalari avtomatik qayd etildi.</w:t>
+        <w:t>Metrik baholash.</w:t>
+      </w:r>
+      <w:r>
+        <w:t xml:space="preserve"> Natijalar etalon to'plamga nisbatan normallashtirilib, Precision, Recall va F1 ko'rsatkichlari hisoblandi. Hisoblash qo'lda emas, skript orqali bajariladi va har bir topilmaning qaysi etalon</w:t>
+      </w:r>
+      <w:r>
+        <w:t xml:space="preserve"> yozuviga bog'langani alohida jurnalda qayd etiladi, bu esa natijalarni mustaqil qayta tekshirish imkonini beradi.</w:t>
       </w:r>
     </w:p>
     <w:p>
@@ -2415,13 +2554,13 @@
           <w:b/>
           <w:bCs/>
         </w:rPr>
-        <w:t>Metrik baholash.</w:t>
-      </w:r>
-      <w:r>
-        <w:t xml:space="preserve"> Natijalar etalon to'plamga nisbatan normallashtirilib, Pr</w:t>
-      </w:r>
-      <w:r>
-        <w:t>ecision, Recall va F1 ko'rsatkichlari hisoblandi. Hisoblash qo'lda emas, skript orqali bajariladi va har bir topilmaning qaysi etalon yozuviga bog'langani alohida jurnalda qayd etiladi, bu esa natijalarni mustaqil qayta tekshirish imkonini beradi.</w:t>
+        <w:t>Topilmalarni qo'lda tasniflash.</w:t>
+      </w:r>
+      <w:r>
+        <w:t xml:space="preserve"> Har bir yolg'on ijobiy natija va har bir o'tkazib yuborilgan zaiflik alohida tekshirilib, sababi aniqlandi. A</w:t>
+      </w:r>
+      <w:r>
+        <w:t>ynan shu bosqich metrikalar o'zi bermaydigan — nima uchun vosita zaiflikni ko'rmagani haqidagi — xulosalarni berdi.</w:t>
       </w:r>
     </w:p>
     <w:p>
@@ -2433,39 +2572,13 @@
           <w:b/>
           <w:bCs/>
         </w:rPr>
-        <w:t>Topilmal</w:t>
-      </w:r>
-      <w:r>
-        <w:rPr>
-          <w:b/>
-          <w:bCs/>
-        </w:rPr>
-        <w:t>arni qo'lda tasniflash.</w:t>
-      </w:r>
-      <w:r>
-        <w:t xml:space="preserve"> Har bir yolg'on ijobiy natija va har bir o'tkazib yuborilgan zaiflik alohida tekshirilib, sababi aniqlandi. Aynan shu bosqich metrikalar o'zi bermaydigan — nima uchun vosita zaiflikni ko'rmagani haqidagi — xulosalarni berdi.</w:t>
-      </w:r>
-    </w:p>
-    <w:p>
-      <w:pPr>
-        <w:ind w:firstLine="709"/>
-      </w:pPr>
-      <w:r>
-        <w:rPr>
-          <w:b/>
-          <w:bCs/>
-        </w:rPr>
-        <w:t>Joriy e</w:t>
-      </w:r>
-      <w:r>
-        <w:rPr>
-          <w:b/>
-          <w:bCs/>
-        </w:rPr>
-        <w:t>tishni sinash.</w:t>
-      </w:r>
-      <w:r>
-        <w:t xml:space="preserve"> Tanlangan vositalar amaldagi CI/CD quvuriga integratsiya qilinib, ochiq omborda bir necha marta ishga tushirildi va natijalari lokal o'lchovlar bilan solishtirildi.</w:t>
+        <w:t>Joriy etishni sinash.</w:t>
+      </w:r>
+      <w:r>
+        <w:t xml:space="preserve"> Tanlangan vositalar amaldagi CI/CD quvuriga integratsiya qilinib, ochiq omborda bir necha marta ishga tushirildi va na</w:t>
+      </w:r>
+      <w:r>
+        <w:t>tijalari lokal o'lchovlar bilan solishtirildi.</w:t>
       </w:r>
     </w:p>
     <w:p>
@@ -2488,10 +2601,7 @@
         <w:ind w:firstLine="709"/>
       </w:pPr>
       <w:r>
-        <w:t>Ish kirish, uch bob, xulosa, foydalanilgan adabiyotlar ro'</w:t>
-      </w:r>
-      <w:r>
-        <w:t>yxati va ilovalardan iborat.</w:t>
+        <w:t>Ish kirish, uch bob, xulosa, foydalanilgan adabiyotlar ro'yxati va ilovalardan iborat.</w:t>
       </w:r>
     </w:p>
     <w:p>
@@ -2506,10 +2616,13 @@
         <w:t>Birinchi bobda</w:t>
       </w:r>
       <w:r>
-        <w:t xml:space="preserve"> dasturiy xavfsizlik va kodni tahlil qilishning asoslari bayon etiladi: zaiflik, ekspluatatsiya va xavf tushunchalari, CWE, OWASP Top 10, CVE/NVD va CVSS tizimlari; zaifliklarni aniqlashning to'rtta asosiy usuli q</w:t>
-      </w:r>
-      <w:r>
-        <w:t>iyosiy jadval bilan; statik tahlilning xavfsiz hayotiy sikldagi va CI/CD quvuridagi o'rni; hamda usulni qo'llashning iqtisodiy asoslanishi.</w:t>
+        <w:t xml:space="preserve"> dasturiy xavfsizlik va kodni tahlil qilishning asoslari bayon etiladi: zaiflik, ekspluata</w:t>
+      </w:r>
+      <w:r>
+        <w:t>tsiya va xavf tushunchalari, CWE, OWASP Top 10, CVE/NVD va CVSS tizimlari; zaifliklarni aniqlashning to'rtta asosiy usuli qiyosiy jadval bilan; statik tahlilning xavfsiz hayotiy sikldagi va CI/CD quvuridagi o'rni; hamda usulni qo'llashning iqtisodiy asosla</w:t>
+      </w:r>
+      <w:r>
+        <w:t>nishi.</w:t>
       </w:r>
     </w:p>
     <w:p>
@@ -2524,13 +2637,10 @@
         <w:t>Ikkinchi bobda</w:t>
       </w:r>
       <w:r>
-        <w:t xml:space="preserve"> statik tahlil vositalarining ishlash prinsipi ko'rib chiqiladi: leksik va sintaktik tahlildan abstrak</w:t>
-      </w:r>
-      <w:r>
-        <w:t xml:space="preserve">t sintaksis daraxti, boshqaruv oqimi grafi, ma'lumotlar oqimi va zaharlangan ma'lumot tahliligacha; tahlil usullarining turlari va ular orasidagi muvozanat; amaldagi vositalarning sharhi; samaradorlikni baholash metodologiyasi va statik tahlilning nazariy </w:t>
-      </w:r>
-      <w:r>
-        <w:t>cheklovlari.</w:t>
+        <w:t xml:space="preserve"> statik tahlil vositalarining ishlash prinsipi ko'rib chiqiladi: leksik va sintaktik tahlildan abstrakt sintaksis daraxti, boshqaruv oqimi grafi, ma'lumotlar oqimi va zaharlangan ma'lumot tahliligacha; tahlil usullarining turlari va ul</w:t>
+      </w:r>
+      <w:r>
+        <w:t>ar orasidagi muvozanat; amaldagi vositalarning sharhi; samaradorlikni baholash metodologiyasi va statik tahlilning nazariy cheklovlari.</w:t>
       </w:r>
     </w:p>
     <w:p>
@@ -2545,10 +2655,10 @@
         <w:t>Uchinchi bob</w:t>
       </w:r>
       <w:r>
-        <w:t xml:space="preserve"> amaliy qism bo'lib, to'rtta vositaning qiyosiy sinovini o'z ichiga oladi: sinov obyekti va metodika, vositalarni ishga tushirish natijalari, ularning qiyosiy tahlili, loyihaga xos maxsus qoidalar ishlab chiqish va CI/CD quvuriga i</w:t>
-      </w:r>
-      <w:r>
-        <w:t>ntegratsiya.</w:t>
+        <w:t xml:space="preserve"> amaliy qism bo'lib, to'rtta vositaning qiyosiy sinovini o'z ichiga oladi: sinov obyekti va metodika, vosita</w:t>
+      </w:r>
+      <w:r>
+        <w:t>larni ishga tushirish natijalari, ularning qiyosiy tahlili, loyihaga xos maxsus qoidalar ishlab chiqish va CI/CD quvuriga integratsiya.</w:t>
       </w:r>
     </w:p>
     <w:p>
@@ -2563,7 +2673,10 @@
         <w:t>Xulosada</w:t>
       </w:r>
       <w:r>
-        <w:t xml:space="preserve"> har bir vazifa bo'yicha erishilgan natijalar jamlanadi, vositalarni tanlash bo'yicha amaliy tavsiyalar beriladi va keyingi tadqiqot yo'nalishlari ko'rsatiladi.</w:t>
+        <w:t xml:space="preserve"> har bir vazifa bo'yicha erishilgan natijalar jamlanadi, vositalarni tanlash bo'yicha amaliy tavsiyalar beriladi</w:t>
+      </w:r>
+      <w:r>
+        <w:t xml:space="preserve"> va keyingi tadqiqot yo'nalishlari ko'rsatiladi.</w:t>
       </w:r>
     </w:p>
     <w:p>
@@ -2571,10 +2684,7 @@
         <w:ind w:firstLine="709"/>
       </w:pPr>
       <w:r>
-        <w:t>Ilovalarda sinov ilovasining to'liq kodi, vositalarning to'liq hisobotlari</w:t>
-      </w:r>
-      <w:r>
-        <w:t>, maxsus qoidalar fayli, CI/CD workflow fayli va skrinshotlar keltiriladi.</w:t>
+        <w:t>Ilovalarda sinov ilovasining to'liq kodi, vositalarning to'liq hisobotlari, maxsus qoidalar fayli, CI/CD workflow fayli va skrinshotlar keltiriladi.</w:t>
       </w:r>
     </w:p>
     <w:p>
@@ -2582,7 +2692,7 @@
         <w:pStyle w:val="1"/>
         <w:spacing w:after="360"/>
       </w:pPr>
-      <w:bookmarkStart w:id="1" w:name="_Toc243923118"/>
+      <w:bookmarkStart w:id="1" w:name="_Toc243924057"/>
       <w:r>
         <w:lastRenderedPageBreak/>
         <w:t>I BOB. DASTURIY XAVFSIZLIK VA KODNI TAHLIL QILISH ASOSLARI</w:t>
@@ -2594,7 +2704,7 @@
         <w:pStyle w:val="2"/>
         <w:spacing w:before="360"/>
       </w:pPr>
-      <w:bookmarkStart w:id="2" w:name="_Toc243923119"/>
+      <w:bookmarkStart w:id="2" w:name="_Toc243924058"/>
       <w:r>
         <w:t>1.1. Dasturiy ta'minot zaifliklari va ularning tasnifi</w:t>
       </w:r>
@@ -2619,13 +2729,10 @@
         <w:ind w:firstLine="709"/>
       </w:pPr>
       <w:r>
-        <w:t>Dasturiy ta'minot xav</w:t>
-      </w:r>
-      <w:r>
-        <w:t>fsizligi sohasida bir-biriga yaqin, lekin aynan bir xil bo'lmagan uchta tushuncha ishlatiladi: nuqson (weakness), zaiflik (vulnerability) va ekspluatatsiya (exploit). Ularni farqlash statik tahlil vositalarining imkoniyatlarini to'g'ri baholash uchun zarur</w:t>
-      </w:r>
-      <w:r>
-        <w:t>, chunki bu vositalar aynan birinchi tushuncha bilan ishlaydi.</w:t>
+        <w:t>Dasturiy ta'minot xavfsizligi sohasida bir-biriga yaqin, lekin aynan bir xil bo'lmagan uchta tushuncha ishlatiladi: nuqson (weakness), zaiflik (vulnerability) va ekspluatatsiya (exploit). Ularni farqlash statik tahlil vositalarining imkoniyatlarini to'g'ri</w:t>
+      </w:r>
+      <w:r>
+        <w:t xml:space="preserve"> baholash uchun zarur, chunki bu vositalar aynan birinchi tushuncha bilan ishlaydi.</w:t>
       </w:r>
     </w:p>
     <w:p>
@@ -2633,13 +2740,13 @@
         <w:ind w:firstLine="709"/>
       </w:pPr>
       <w:r>
-        <w:t>MITRE korporatsiyasining ta'rifiga ko'ra, nuqson — dasturiy yoki apparat ta'minotidagi shunday holatki, u ma'lum sharoitlarda zaiflik yuzaga kelishiga hissa qo'shishi mumkin [1]. Nuqson kodning</w:t>
-      </w:r>
-      <w:r>
-        <w:t xml:space="preserve"> tuzilishidagi kamchilikdir va o'zi hali hujum imkoniyatini anglatmaydi. Masalan, SQL so'rovini satrlarni ulash yo'li bilan shakllantirish — nuqson; agar bu so'rovga tashqaridan nazorat qilinadigan ma'lumot tushsa va u filtrlanmasa, nuqson zaiflikka aylana</w:t>
-      </w:r>
-      <w:r>
-        <w:t>di.</w:t>
+        <w:t>MITRE korporatsiyasining ta'rifiga ko'ra, nuqson — dasturiy yoki apparat ta'minotidagi shunday holatki, u ma'lum sharoitlarda zaiflik yuzaga kelishiga hissa qo'shishi mumki</w:t>
+      </w:r>
+      <w:r>
+        <w:t>n [1]. Nuqson kodning tuzilishidagi kamchilikdir va o'zi hali hujum imkoniyatini anglatmaydi. Masalan, SQL so'rovini satrlarni ulash yo'li bilan shakllantirish — nuqson; agar bu so'rovga tashqaridan nazorat qilinadigan ma'lumot tushsa va u filtrlanmasa, nu</w:t>
+      </w:r>
+      <w:r>
+        <w:t>qson zaiflikka aylanadi.</w:t>
       </w:r>
     </w:p>
     <w:p>
@@ -2647,10 +2754,10 @@
         <w:ind w:firstLine="709"/>
       </w:pPr>
       <w:r>
-        <w:t>Zaiflik — tizimning buzg'unchi tomonidan foydalanilishi mumkin bo'lgan, ya'ni maxfiylik, yaxlitlik yoki foydalanuvchanlikni buzishga olib keladigan real kamchiligi. Ekspluatatsiya — zaiflikdan amalda foydalanishga qaratilgan aniq usul, ma'lumotlar to'p</w:t>
-      </w:r>
-      <w:r>
-        <w:t>lami yoki dastur. Bitta zaiflik uchun bir nechta ekspluatatsiya mavjud bo'lishi mumkin, ayrim zaifliklar uchun esa umuman ishlaydigan ekspluatatsiya topilmaydi.</w:t>
+        <w:t>Zaiflik — tizimning buzg'unchi tomonidan foydalanilishi mumkin bo'lgan, ya'ni maxfiylik, yaxlitlik yoki foydalanuvchanlikni buzishga olib keladigan real kamchiligi. Ekspluatatsiya — zaiflikdan amalda foydalanishga qaratilgan aniq u</w:t>
+      </w:r>
+      <w:r>
+        <w:t>sul, ma'lumotlar to'plami yoki dastur. Bitta zaiflik uchun bir nechta ekspluatatsiya mavjud bo'lishi mumkin, ayrim zaifliklar uchun esa umuman ishlaydigan ekspluatatsiya topilmaydi.</w:t>
       </w:r>
     </w:p>
     <w:p>
@@ -2658,13 +2765,13 @@
         <w:ind w:firstLine="709"/>
       </w:pPr>
       <w:r>
-        <w:t>Xavf (risk) — texnik emas, boshqaruv tushunchasi. U zaiflikdan foydalanish ehtimoli va bundan k</w:t>
-      </w:r>
-      <w:r>
-        <w:t>elib chiqadigan zararning birgalikdagi bahosi sifatida qaraladi. Shu sababli bir xil texnik jiddiylikka ega ikki zaiflik turli tizimlarda butunlay boshqacha xavf darajasiga ega bo'lishi mumkin: internetga ochiq to'lov xizmatidagi zaiflik va ichki tarmoqdag</w:t>
-      </w:r>
-      <w:r>
-        <w:t xml:space="preserve">i yordamchi skriptdagi o'sha zaiflik bir xil ustuvorlikka ega emas. Statik tahlil vositasi nuqsonni aniqlaydi, lekin xavf darajasini mustaqil </w:t>
+        <w:t>Xavf (risk) — texnik emas, boshqaruv tushunchasi. U zaiflikdan foydalanish</w:t>
+      </w:r>
+      <w:r>
+        <w:t xml:space="preserve"> ehtimoli va bundan kelib chiqadigan zararning birgalikdagi bahosi sifatida qaraladi. Shu sababli bir xil texnik jiddiylikka ega ikki zaiflik turli tizimlarda butunlay boshqacha xavf darajasiga ega bo'lishi mumkin: internetga ochiq to'lov xizmatidagi zaifl</w:t>
+      </w:r>
+      <w:r>
+        <w:t xml:space="preserve">ik va ichki tarmoqdagi yordamchi skriptdagi o'sha zaiflik bir xil ustuvorlikka ega emas. Statik tahlil vositasi nuqsonni aniqlaydi, lekin xavf darajasini mustaqil </w:t>
       </w:r>
       <w:r>
         <w:lastRenderedPageBreak/>
@@ -2682,7 +2789,14 @@
           <w:b/>
           <w:bCs/>
         </w:rPr>
-        <w:t>CWE tasnifi va uning tuzilishi</w:t>
+        <w:t>CWE tasnif</w:t>
+      </w:r>
+      <w:r>
+        <w:rPr>
+          <w:b/>
+          <w:bCs/>
+        </w:rPr>
+        <w:t>i va uning tuzilishi</w:t>
       </w:r>
     </w:p>
     <w:p>
@@ -2916,7 +3030,14 @@
                 <w:sz w:val="22"/>
                 <w:szCs w:val="22"/>
               </w:rPr>
-              <w:t>CWE-79</w:t>
+              <w:t>CWE</w:t>
+            </w:r>
+            <w:r>
+              <w:rPr>
+                <w:sz w:val="22"/>
+                <w:szCs w:val="22"/>
+              </w:rPr>
+              <w:t>-79</w:t>
             </w:r>
           </w:p>
         </w:tc>
@@ -2946,14 +3067,7 @@
                 <w:sz w:val="22"/>
                 <w:szCs w:val="22"/>
               </w:rPr>
-              <w:t>Veb-sa</w:t>
-            </w:r>
-            <w:r>
-              <w:rPr>
-                <w:sz w:val="22"/>
-                <w:szCs w:val="22"/>
-              </w:rPr>
-              <w:t>hifa shakllantirishda kiritishni noto'g'ri neytrallash (saytlararo skript bajarish, XSS)</w:t>
+              <w:t>Veb-sahifa shakllantirishda kiritishni noto'g'ri neytrallash (saytlararo skript bajarish, XSS)</w:t>
             </w:r>
           </w:p>
         </w:tc>
@@ -3690,14 +3804,7 @@
                 <w:sz w:val="22"/>
                 <w:szCs w:val="22"/>
               </w:rPr>
-              <w:t>OS buyrug'idagi maxsus elementlarni noto'g'ri neytrallash (buyruq inyeksiyasi</w:t>
-            </w:r>
-            <w:r>
-              <w:rPr>
-                <w:sz w:val="22"/>
-                <w:szCs w:val="22"/>
-              </w:rPr>
-              <w:t>)</w:t>
+              <w:t>OS buyrug'idagi maxsus elementlarni noto'g'ri neytrallash (buyruq inyeksiyasi)</w:t>
             </w:r>
           </w:p>
         </w:tc>
@@ -3838,10 +3945,13 @@
         <w:ind w:firstLine="709"/>
       </w:pPr>
       <w:r>
-        <w:t>OWASP (Open Worldwide Application Security Project) jamg'armasi chiqaradigan Top 10 ro'yxati veb-ilovalar uchun eng muhim xavfsizlik xavflarini jamlaydi [3]. Ro'yxatning 2025-yilgi tahriri 2,8 milliondan ortiq ilova bo'yicha to'plangan ma'lumotlarga va tax</w:t>
-      </w:r>
-      <w:r>
-        <w:t>minan 220 000 ta CVE yozuviga tayanadi; tahlilga jalb qilingan 589 ta CWE dan 248 tasi o'nta toifaga biriktirilgan [3]. Toifalar 1.2-jadvalda keltirilgan.</w:t>
+        <w:t>OWASP (Open Worldwide Application Security Project) jamg'armasi chiq</w:t>
+      </w:r>
+      <w:r>
+        <w:t>aradigan Top 10 ro'yxati veb-ilovalar uchun eng muhim xavfsizlik xavflarini jamlaydi [3]. Ro'yxatning 2025-yilgi tahriri 2,8 milliondan ortiq ilova bo'yicha to'plangan ma'lumotlarga va taxminan 220 000 ta CVE yozuviga tayanadi; tahlilga jalb qilingan 589 t</w:t>
+      </w:r>
+      <w:r>
+        <w:t>a CWE dan 248 tasi o'nta toifaga biriktirilgan [3]. Toifalar 1.2-jadvalda keltirilgan.</w:t>
       </w:r>
     </w:p>
     <w:p>
@@ -4624,13 +4734,10 @@
         <w:ind w:firstLine="709"/>
       </w:pPr>
       <w:r>
-        <w:t>CWE nuqson turini tavsiflasa, CVE (Common Vulnerabiliti</w:t>
-      </w:r>
-      <w:r>
-        <w:t>es and Exposures) aniq mahsulotning aniq versiyasidagi aniq zaiflikka beriladigan noyob identifikatordir. Bu farq amaliy ahamiyatga ega: statik tahlil vositasi loyihaning o'z kodidagi nuqsonni topadi va uni CWE bilan belgilaydi, bog'liqliklar tahlili vosit</w:t>
-      </w:r>
-      <w:r>
-        <w:t>asi esa ishlatilayotgan begona paketdagi ma'lum zaiflikni topadi va uni CVE bilan belgilaydi. Ikkala natija ham zarur, lekin ular bir xil savolga javob bermaydi.</w:t>
+        <w:t>CWE nuqson turini tavsiflasa, CVE (Common Vulnerabilities and Exposures) aniq mahsulotning aniq versiyasidagi aniq zaiflikka beriladigan noyob identifikatordir. Bu farq amaliy ahamiyatga ega: statik tahlil vositasi loyihaning o'z kodidagi nuqsonni topadi v</w:t>
+      </w:r>
+      <w:r>
+        <w:t>a uni CWE bilan belgilaydi, bog'liqliklar tahlili vositasi esa ishlatilayotgan begona paketdagi ma'lum zaiflikni topadi va uni CVE bilan belgilaydi. Ikkala natija ham zarur, lekin ular bir xil savolga javob bermaydi.</w:t>
       </w:r>
     </w:p>
     <w:p>
@@ -4638,10 +4745,13 @@
         <w:ind w:firstLine="709"/>
       </w:pPr>
       <w:r>
-        <w:t>CVE yozuvlari to'g'risidagi kengaytirilgan ma'lumotlar — jumladan ta'sir doirasi, konfiguratsi</w:t>
-      </w:r>
-      <w:r>
-        <w:t>yalar va baholar — AQSh Milliy standartlar va texnologiyalar instituti yuritadigan NVD (National Vulnerability Database) ma'lumotlar bazasida to'planadi [7]. Bog'liqliklar tahlili vositalari aynan shunday bazalarga murojaat qiladi.</w:t>
+        <w:t>CVE yozuvlari to'g'risidagi kengaytiril</w:t>
+      </w:r>
+      <w:r>
+        <w:t>gan ma'lumotlar — jumladan ta'sir doirasi, konfiguratsiyalar va baholar — AQSh Milliy standartlar va texnologiyalar instituti yuritadigan NVD (National Vulnerability Database) ma'lumotlar bazasida to'planadi [7]. Bog'liqliklar tahlili vositalari aynan shun</w:t>
+      </w:r>
+      <w:r>
+        <w:t>day bazalarga murojaat qiladi.</w:t>
       </w:r>
     </w:p>
     <w:p>
@@ -4650,13 +4760,13 @@
       </w:pPr>
       <w:r>
         <w:lastRenderedPageBreak/>
-        <w:t>Zaifliklarning jiddiylig</w:t>
-      </w:r>
-      <w:r>
-        <w:t>ini miqdoriy baholash uchun CVSS (Common Vulnerability Scoring System) tizimi qo'llanadi. Uni FIRST nodavlat tashkiloti yuritadi; 4.0 versiyasining birinchi nashri 2023-yil 1-noyabrda e'lon qilingan [8]. CVSS v4.0 to'rtta metrik guruhdan iborat: bazaviy (B</w:t>
-      </w:r>
-      <w:r>
-        <w:t>ase), tahdid (Threat), muhit (Environmental) va qo'shimcha (Supplemental) [8]. Yakuniy baho 0,0 dan 10,0 gacha bo'lgan shkalada beriladi va sifat darajalariga bo'linadi: 0,0 — yo'q; 0,1–3,9 — past; 4,0–6,9 — o'rta; 7,0–8,9 — yuqori; 9,0–10,0 — kritik [8].</w:t>
+        <w:t>Zaifliklarning jiddiyligini miqdoriy baholash uchun CVSS (Common Vulnerability Scoring System) tizimi qo'llanadi. Uni FIRST nodavlat tashkiloti yuritadi; 4.0 versiyasining birinchi nashri 2023-yil 1-noyabrda e'lon qilingan [8</w:t>
+      </w:r>
+      <w:r>
+        <w:t>]. CVSS v4.0 to'rtta metrik guruhdan iborat: bazaviy (Base), tahdid (Threat), muhit (Environmental) va qo'shimcha (Supplemental) [8]. Yakuniy baho 0,0 dan 10,0 gacha bo'lgan shkalada beriladi va sifat darajalariga bo'linadi: 0,0 — yo'q; 0,1–3,9 — past; 4,0</w:t>
+      </w:r>
+      <w:r>
+        <w:t>–6,9 — o'rta; 7,0–8,9 — yuqori; 9,0–10,0 — kritik [8].</w:t>
       </w:r>
     </w:p>
     <w:p>
@@ -4664,10 +4774,10 @@
         <w:ind w:firstLine="709"/>
       </w:pPr>
       <w:r>
-        <w:t>CVSS ning bazaviy bahosi zaiflikning o'zgarmas texnik xossalarini aks ettiradi va foydalanish kontekstini hisobga olmaydi; kontekst muhit guruhidagi metrikalar orqali kiritiladi [8]. Shu sababli faqat bazaviy bahoga tayanib ustuvorlik belgilash xatoga olib</w:t>
-      </w:r>
-      <w:r>
-        <w:t xml:space="preserve"> keladi — bu cheklov sifat darvozalarini sozlashda alohida ahamiyatga ega (1.3-band).</w:t>
+        <w:t xml:space="preserve">CVSS ning bazaviy bahosi zaiflikning o'zgarmas texnik xossalarini aks ettiradi va foydalanish kontekstini hisobga olmaydi; kontekst muhit guruhidagi metrikalar orqali kiritiladi [8]. Shu sababli faqat </w:t>
+      </w:r>
+      <w:r>
+        <w:t>bazaviy bahoga tayanib ustuvorlik belgilash xatoga olib keladi — bu cheklov sifat darvozalarini sozlashda alohida ahamiyatga ega (1.3-band).</w:t>
       </w:r>
     </w:p>
     <w:p>
@@ -4682,10 +4792,13 @@
         <w:t>Xulosa.</w:t>
       </w:r>
       <w:r>
-        <w:t xml:space="preserve"> Nuqson, zaiflik va xavf bir-biridan farq qiladigan tushunchalar bo'lib, statik tahlil vositalari ularning faqat birinchisi bilan ishlaydi. CWE, OWASP Top 10, CVE/NVD va CVSS bir-birini almashtirmaydi: CWE nuqson turini, CVE aniq zaiflikni, CVSS uning jidd</w:t>
-      </w:r>
-      <w:r>
-        <w:t>iyligini, OWASP Top 10 esa xavf toifasini ifodalaydi. Vositalarni qiyoslash uchun yagona asos sifatida CWE tanlanadi, chunki faqat shu tasnif kod darajasidagi topilmalarga bevosita bog'lanadi.</w:t>
+        <w:t xml:space="preserve"> Nuqson, zaiflik va xavf bir-biridan farq qiladigan tushunchalar bo'lib, statik tahlil vositalari ularning f</w:t>
+      </w:r>
+      <w:r>
+        <w:t>aqat birinchisi bilan ishlaydi. CWE, OWASP Top 10, CVE/NVD va CVSS bir-birini almashtirmaydi: CWE nuqson turini, CVE aniq zaiflikni, CVSS uning jiddiyligini, OWASP Top 10 esa xavf toifasini ifodalaydi. Vositalarni qiyoslash uchun yagona asos sifatida CWE t</w:t>
+      </w:r>
+      <w:r>
+        <w:t>anlanadi, chunki faqat shu tasnif kod darajasidagi topilmalarga bevosita bog'lanadi.</w:t>
       </w:r>
     </w:p>
     <w:p>
@@ -4693,7 +4806,7 @@
         <w:pStyle w:val="2"/>
         <w:spacing w:before="360"/>
       </w:pPr>
-      <w:bookmarkStart w:id="3" w:name="_Toc243923120"/>
+      <w:bookmarkStart w:id="3" w:name="_Toc243924059"/>
       <w:r>
         <w:t>1.2. Zaifliklarni aniqlash usullari</w:t>
       </w:r>
@@ -4704,10 +4817,10 @@
         <w:ind w:firstLine="709"/>
       </w:pPr>
       <w:r>
-        <w:t xml:space="preserve">Zaifliklarni avtomatik aniqlash usullari bir-biridan ikki belgi bo'yicha farqlanadi: tahlil obyekti sifatida nima olinadi (manba kodi, ishlayotgan ilova yoki bog'liqliklar ro'yxati) va dastur tahlil paytida bajariladimi yoki yo'qmi. Shu ikki belgi to'rtta </w:t>
-      </w:r>
-      <w:r>
-        <w:t>asosiy usulni belgilaydi.</w:t>
+        <w:t xml:space="preserve">Zaifliklarni avtomatik aniqlash usullari bir-biridan ikki belgi bo'yicha farqlanadi: tahlil obyekti sifatida nima olinadi (manba kodi, </w:t>
+      </w:r>
+      <w:r>
+        <w:t>ishlayotgan ilova yoki bog'liqliklar ro'yxati) va dastur tahlil paytida bajariladimi yoki yo'qmi. Shu ikki belgi to'rtta asosiy usulni belgilaydi.</w:t>
       </w:r>
     </w:p>
     <w:p>
@@ -4729,14 +4842,17 @@
         <w:ind w:firstLine="709"/>
       </w:pPr>
       <w:r>
-        <w:t>Statik ilova xavfsizligini sinash (Static Application Security Testing, SAST) — dasturni ishga tushirmasdan, uning manba kodi, oraliq ko'rinishi yoki baytkodi asosida nuqsonlarni aniqlash</w:t>
-      </w:r>
-      <w:r>
-        <w:t xml:space="preserve"> usuli. Tahlil kodning matni ustida emas, balki uning tuzilmaviy modeli — abstrakt sintaksis daraxti, boshqaruv oqimi grafi va </w:t>
+        <w:t>Statik ilova xavfsizligini sinash (Static Application Security Tes</w:t>
+      </w:r>
+      <w:r>
+        <w:t xml:space="preserve">ting, SAST) — dasturni ishga tushirmasdan, uning manba kodi, oraliq ko'rinishi yoki baytkodi asosida nuqsonlarni aniqlash usuli. Tahlil kodning matni ustida emas, balki uning tuzilmaviy modeli — abstrakt sintaksis daraxti, boshqaruv oqimi grafi va </w:t>
       </w:r>
       <w:r>
         <w:lastRenderedPageBreak/>
-        <w:t>ma'lumotlar oqimi — ustida olib boriladi; bu modellar II bobda batafsil ko'rib chiqiladi.</w:t>
+        <w:t>ma'lumot</w:t>
+      </w:r>
+      <w:r>
+        <w:t>lar oqimi — ustida olib boriladi; bu modellar II bobda batafsil ko'rib chiqiladi.</w:t>
       </w:r>
     </w:p>
     <w:p>
@@ -4744,13 +4860,10 @@
         <w:ind w:firstLine="709"/>
       </w:pPr>
       <w:r>
-        <w:t>SAST ning asosiy kuchli tomoni — miqyos</w:t>
-      </w:r>
-      <w:r>
-        <w:t>lanuvchanlik: vositani katta hajmdagi kodga qo'llash va uni muntazam, masalan har bir yig'ishda takroran ishga tushirish mumkin [17]. Vosita yuqori ishonch bilan avtomatik aniqlay oladigan nuqsonlar uchun bu usul samarali hisoblanadi [17]. SAST ning yana b</w:t>
-      </w:r>
-      <w:r>
-        <w:t>ir muhim afzalligi — topilma aniq fayl va qatorga bog'lanadi, ya'ni tuzatish manzili darhol ma'lum bo'ladi.</w:t>
+        <w:t>SAST ning asosiy kuchli tomoni — miqyoslanuvchanlik: vositani katta hajmdagi kodga qo'llash va uni muntazam, masalan har bir yig'ishda takroran ishga tushirish mumkin [17]. V</w:t>
+      </w:r>
+      <w:r>
+        <w:t>osita yuqori ishonch bilan avtomatik aniqlay oladigan nuqsonlar uchun bu usul samarali hisoblanadi [17]. SAST ning yana bir muhim afzalligi — topilma aniq fayl va qatorga bog'lanadi, ya'ni tuzatish manzili darhol ma'lum bo'ladi.</w:t>
       </w:r>
     </w:p>
     <w:p>
@@ -4758,13 +4871,13 @@
         <w:ind w:firstLine="709"/>
       </w:pPr>
       <w:r>
-        <w:t>OWASP statik tahlilning cheklovlarini ochiq sanab o'tadi: ko'p turdagi xavfsizlik zaifliklarini, masalan autentifikatsiya muammolarini, avtomatik to</w:t>
-      </w:r>
-      <w:r>
-        <w:t>pish juda qiyin; yolg'on ijobiy natijalar soni yuqori; konfiguratsiyaga oid muammolar kodda aks etmagani uchun ko'pincha aniqlanmaydi; topilgan muammoning haqiqiy zaiflik ekanini isbotlash qiyin; kompilyatsiya qilib bo'lmaydigan kodni tahlil qilish bir qat</w:t>
-      </w:r>
-      <w:r>
-        <w:t>or vositalar uchun muammo bo'lib qoladi [17]. Kirish nazorati va kriptografiyani noto'g'ri qo'llash ham shu qiyin toifaga kiradi [17].</w:t>
+        <w:t>OWASP statik tahlilning che</w:t>
+      </w:r>
+      <w:r>
+        <w:t xml:space="preserve">klovlarini ochiq sanab o'tadi: ko'p turdagi xavfsizlik zaifliklarini, masalan autentifikatsiya muammolarini, avtomatik topish juda qiyin; yolg'on ijobiy natijalar soni yuqori; konfiguratsiyaga oid muammolar kodda aks etmagani uchun ko'pincha aniqlanmaydi; </w:t>
+      </w:r>
+      <w:r>
+        <w:t>topilgan muammoning haqiqiy zaiflik ekanini isbotlash qiyin; kompilyatsiya qilib bo'lmaydigan kodni tahlil qilish bir qator vositalar uchun muammo bo'lib qoladi [17]. Kirish nazorati va kriptografiyani noto'g'ri qo'llash ham shu qiyin toifaga kiradi [17].</w:t>
       </w:r>
     </w:p>
     <w:p>
@@ -4772,10 +4885,7 @@
         <w:ind w:firstLine="709"/>
       </w:pPr>
       <w:r>
-        <w:t>Python ekotizimida bu usulni turli chuqurlikda amalga oshiradigan vositalarga Bandit [9], Semgrep [10] va CodeQL [11] mis</w:t>
-      </w:r>
-      <w:r>
-        <w:t>ol bo'ladi; ularning ishlash prinsipi 2.3-bandda ko'rib chiqiladi.</w:t>
+        <w:t>Python ekotizimida bu usulni turli chuqurlikda amalga oshiradigan vositalarga Bandit [9], Semgrep [10] va CodeQL [11] misol bo'ladi; ularning ishlash prinsipi 2.3-bandda ko'rib chiqiladi.</w:t>
       </w:r>
     </w:p>
     <w:p>
@@ -4797,10 +4907,13 @@
         <w:ind w:firstLine="709"/>
       </w:pPr>
       <w:r>
-        <w:t>Dinamik ilova xavfsizligini sinash (Dynamic Application Security Testing, DAST) ishlayotgan ilovaga tashqaridan so'rovlar yuborish va uning javobini tahlil qilish orqa</w:t>
-      </w:r>
-      <w:r>
-        <w:t>li amalga oshiriladi. OWASP ta'rifiga ko'ra, bunday vositalar veb-ilovalarni odatda tashqaridan skanerlaydi va saytlararo skript bajarish, SQL inyeksiyasi, buyruq inyeksiyasi hamda yo'l bo'ylab harakatlanish kabi zaifliklarni qidiradi [18].</w:t>
+        <w:t>Dinamik ilova xavfsizligini sinash (Dynamic Ap</w:t>
+      </w:r>
+      <w:r>
+        <w:t>plication Security Testing, DAST) ishlayotgan ilovaga tashqaridan so'rovlar yuborish va uning javobini tahlil qilish orqali amalga oshiriladi. OWASP ta'rifiga ko'ra, bunday vositalar veb-ilovalarni odatda tashqaridan skanerlaydi va saytlararo skript bajari</w:t>
+      </w:r>
+      <w:r>
+        <w:t>sh, SQL inyeksiyasi, buyruq inyeksiyasi hamda yo'l bo'ylab harakatlanish kabi zaifliklarni qidiradi [18].</w:t>
       </w:r>
     </w:p>
     <w:p>
@@ -4808,20 +4921,17 @@
         <w:ind w:firstLine="709"/>
       </w:pPr>
       <w:r>
-        <w:t>DAST ning kuchl</w:t>
-      </w:r>
-      <w:r>
-        <w:t>i tomoni — u haqiqiy ishlaydigan tizimni sinaydi, shuning uchun topilgan zaiflik odatda amalda tasdiqlangan bo'ladi va manba kodiga ham, dasturlash tiliga ham bog'liq emas. Cheklovi esa shundaki, qamrov skaner yetib bora olgan marshrutlar bilan chegaralana</w:t>
-      </w:r>
-      <w:r>
-        <w:t xml:space="preserve">di: autentifikatsiya talab qiladigan yoki </w:t>
+        <w:t>DAST ning kuchli tomoni — u haqiqiy ishlaydigan tizimni sinaydi, shuning uchun topilgan zaiflik odatda amalda tasdiqlangan bo'ladi va manba kodiga ham</w:t>
+      </w:r>
+      <w:r>
+        <w:t xml:space="preserve">, dasturlash tiliga ham bog'liq emas. Cheklovi esa shundaki, qamrov skaner yetib bora olgan marshrutlar bilan chegaralanadi: autentifikatsiya talab qiladigan yoki </w:t>
       </w:r>
       <w:r>
         <w:lastRenderedPageBreak/>
-        <w:t>murakkab ketma-ketlik orqali ochiladigan bo'limlar sinovdan tashqarida qolishi mumkin. Bundan tashqari, DAST topilmasi zaiflik kodning qaysi qatorida joylashganini ko'rsatmaydi — tuzatish manzilini muhandis o'zi iz</w:t>
-      </w:r>
-      <w:r>
-        <w:t>lashi kerak.</w:t>
+        <w:t>murakkab ketma-ketlik orqali ochiladigan bo'limlar sinovdan tashqarida qolishi mumkin. Bundan</w:t>
+      </w:r>
+      <w:r>
+        <w:t xml:space="preserve"> tashqari, DAST topilmasi zaiflik kodning qaysi qatorida joylashganini ko'rsatmaydi — tuzatish manzilini muhandis o'zi izlashi kerak.</w:t>
       </w:r>
     </w:p>
     <w:p>
@@ -4843,10 +4953,10 @@
         <w:ind w:firstLine="709"/>
       </w:pPr>
       <w:r>
-        <w:t>Interaktiv ilova xavfsizligini sinash (Interactive Application Security Testing, IAST) ilova ichiga joylashtirilgan agent yoki instrumentatsiya yordamida uni ishlash paytida kuzatadi. Bu usul OWASP DevSecOps qo'llanmas</w:t>
-      </w:r>
-      <w:r>
-        <w:t>ida va NIST ning DevSecOps bo'yicha nashrida mustaqil nazorat turi sifatida keltiriladi [15; 16].</w:t>
+        <w:t>Interaktiv ilova xavfsizligini sinash (Interactive Application Security Testing, IAST) ilova ichi</w:t>
+      </w:r>
+      <w:r>
+        <w:t>ga joylashtirilgan agent yoki instrumentatsiya yordamida uni ishlash paytida kuzatadi. Bu usul OWASP DevSecOps qo'llanmasida va NIST ning DevSecOps bo'yicha nashrida mustaqil nazorat turi sifatida keltiriladi [15; 16].</w:t>
       </w:r>
     </w:p>
     <w:p>
@@ -4854,13 +4964,16 @@
         <w:ind w:firstLine="709"/>
       </w:pPr>
       <w:r>
-        <w:t xml:space="preserve">IAST statik va dinamik yondashuvlarning kuchli tomonlarini birlashtirishga intiladi: agent ilova ichida turgani uchun u zaiflikning kod ichidagi joylashuvini </w:t>
-      </w:r>
-      <w:r>
-        <w:t>ko'rsata oladi, ayni paytda topilma haqiqiy ijro yo'lida qayd etilgani uchun uning ishonchliligi yuqori bo'ladi. Cheklovi — natija butunlay sinov qamroviga bog'liq: agent faqat bajarilgan kodni ko'radi, hech qachon chaqirilmagan funksiya esa tekshirilmay q</w:t>
-      </w:r>
-      <w:r>
-        <w:t>oladi. Bundan tashqari, IAST ishlaydigan muhitni va ilovaga instrumentatsiya o'rnatish imkonini talab qiladi, bu esa uni SAST ga qaraganda qimmatroq joriy etiladigan nazoratga aylantiradi.</w:t>
+        <w:t>IAST statik va dinamik yondashuvlarni</w:t>
+      </w:r>
+      <w:r>
+        <w:t>ng kuchli tomonlarini birlashtirishga intiladi: agent ilova ichida turgani uchun u zaiflikning kod ichidagi joylashuvini ko'rsata oladi, ayni paytda topilma haqiqiy ijro yo'lida qayd etilgani uchun uning ishonchliligi yuqori bo'ladi. Cheklovi — natija butu</w:t>
+      </w:r>
+      <w:r>
+        <w:t>nlay sinov qamroviga bog'liq: agent faqat bajarilgan kodni ko'radi, hech qachon chaqirilmagan funksiya esa tekshirilmay qoladi. Bundan tashqari, IAST ishlaydigan muhitni va ilovaga instrumentatsiya o'rnatish imkonini talab qiladi, bu esa uni SAST ga qaraga</w:t>
+      </w:r>
+      <w:r>
+        <w:t>nda qimmatroq joriy etiladigan nazoratga aylantiradi.</w:t>
       </w:r>
     </w:p>
     <w:p>
@@ -4882,13 +4995,10 @@
         <w:ind w:firstLine="709"/>
       </w:pPr>
       <w:r>
-        <w:t>Dasturiy ta'minot tarkibini tahlil qili</w:t>
-      </w:r>
-      <w:r>
-        <w:t xml:space="preserve">sh (Software Composition Analysis, SCA) loyihaning o'z kodini emas, balki u foydalanadigan tashqi kutubxonalarni tekshiradi: bog'liqliklar ro'yxati va ularning versiyalari ma'lum zaifliklar bazalariga solishtiriladi [16]. Python ekotizimidagi tipik vakili </w:t>
-      </w:r>
-      <w:r>
-        <w:t>— pip-audit [12].</w:t>
+        <w:t>Dasturiy ta'minot tarkibini tahlil qilish (Software Composition Analysis, SCA) loyihaning o'z kodini emas, balki u foydalanadigan tashqi kutubxonalarni tekshiradi: bog'liqlik</w:t>
+      </w:r>
+      <w:r>
+        <w:t>lar ro'yxati va ularning versiyalari ma'lum zaifliklar bazalariga solishtiriladi [16]. Python ekotizimidagi tipik vakili — pip-audit [12].</w:t>
       </w:r>
     </w:p>
     <w:p>
@@ -4896,13 +5006,13 @@
         <w:ind w:firstLine="709"/>
       </w:pPr>
       <w:r>
-        <w:t>Bu nazoratning zarurligini sanoat ma'lumotlari tasdiqlaydi. Black Duck kompaniyasining 2026-yilgi OSSRA hisoboti 17 ta sohadagi 947 ta kod bazasini tekshirib, ochiq kodli komponentlar kod bazalarining 98 foizida uchrashini aniqladi; bir k</w:t>
-      </w:r>
-      <w:r>
-        <w:t xml:space="preserve">od bazasiga to'g'ri keladigan zaifliklarning o'rtacha soni bir yil ichida 107 foizga oshgan, litsenziya ziddiyatlari esa 56 foizdan 68 foizga ko'tarilgan [26]. Ya'ni zamonaviy ilovaning xavfsizligi sezilarli darajada o'zga mualliflar yozgan kodga bog'liq, </w:t>
-      </w:r>
-      <w:r>
-        <w:t>bu kodni esa statik tahlil vositalari odatda umuman skanerlamaydi.</w:t>
+        <w:t>Bu nazoratning zarurligini sanoat ma'lumotlari tasdiqlaydi. Black Duck kompaniyasining 2026-yilgi OSSRA hisoboti 17 t</w:t>
+      </w:r>
+      <w:r>
+        <w:t xml:space="preserve">a sohadagi 947 ta kod bazasini tekshirib, ochiq kodli komponentlar kod bazalarining 98 foizida uchrashini aniqladi; bir kod bazasiga to'g'ri keladigan zaifliklarning o'rtacha soni bir yil ichida 107 foizga oshgan, litsenziya ziddiyatlari esa 56 foizdan 68 </w:t>
+      </w:r>
+      <w:r>
+        <w:t>foizga ko'tarilgan [26]. Ya'ni zamonaviy ilovaning xavfsizligi sezilarli darajada o'zga mualliflar yozgan kodga bog'liq, bu kodni esa statik tahlil vositalari odatda umuman skanerlamaydi.</w:t>
       </w:r>
     </w:p>
     <w:p>
@@ -4911,10 +5021,10 @@
       </w:pPr>
       <w:r>
         <w:lastRenderedPageBreak/>
-        <w:t>SCA ning asosiy cheklovi — u paketning o'rnatilganini ko'radi, lekin zaif funksiya amalda chaqiriladimi yoki yo'qmi, odatda aniqlamaydi. Shu sababli SCA topilmalari ko'p bo'ladi va ularni u</w:t>
-      </w:r>
-      <w:r>
-        <w:t>stuvorlashtirish alohida ish talab qiladi.</w:t>
+        <w:t>SCA ning asosiy cheklovi — u paketning o'rnatilganini ko'radi, lekin</w:t>
+      </w:r>
+      <w:r>
+        <w:t xml:space="preserve"> zaif funksiya amalda chaqiriladimi yoki yo'qmi, odatda aniqlamaydi. Shu sababli SCA topilmalari ko'p bo'ladi va ularni ustuvorlashtirish alohida ish talab qiladi.</w:t>
       </w:r>
     </w:p>
     <w:p>
@@ -4936,13 +5046,13 @@
         <w:ind w:firstLine="709"/>
       </w:pPr>
       <w:r>
-        <w:t>Yuqoridagi to'rtlikdan tashqari amalda beshinchi nazorat turi — sirlarni skanerlash (secret scanning) keng qo'llanadi. U kodni semantik tahlil qilmaydi, balki omborning butun tarixini qattiq ko</w:t>
-      </w:r>
-      <w:r>
-        <w:t>dlangan maxfiy ma'lumotlar — API kalitlari, parollar va tokenlar — borligi uchun shablon bo'yicha tekshiradi [19]. OWASP DevSecOps qo'llanmasida aynan shu bosqich quvurning birinchi qadami sifatida ko'rsatilgan [16]. Bu nazorat eng arzon, chunki u kod ombo</w:t>
-      </w:r>
-      <w:r>
-        <w:t>rga tushishidan oldin ishlashi mumkin; ushbu ishning amaliy qismida uning amalda ishlagani qayd etilgan (3.5-band).</w:t>
+        <w:t>Yuqoridagi to'rtlikdan tashqari amalda beshinchi nazorat turi — sirlarni</w:t>
+      </w:r>
+      <w:r>
+        <w:t xml:space="preserve"> skanerlash (secret scanning) keng qo'llanadi. U kodni semantik tahlil qilmaydi, balki omborning butun tarixini qattiq kodlangan maxfiy ma'lumotlar — API kalitlari, parollar va tokenlar — borligi uchun shablon bo'yicha tekshiradi [19]. OWASP DevSecOps qo'l</w:t>
+      </w:r>
+      <w:r>
+        <w:t>lanmasida aynan shu bosqich quvurning birinchi qadami sifatida ko'rsatilgan [16]. Bu nazorat eng arzon, chunki u kod omborga tushishidan oldin ishlashi mumkin; ushbu ishning amaliy qismida uning amalda ishlagani qayd etilgan (3.5-band).</w:t>
       </w:r>
     </w:p>
     <w:p>
@@ -4964,7 +5074,10 @@
         <w:ind w:firstLine="709"/>
       </w:pPr>
       <w:r>
-        <w:t>To'rtta asosiy usulning qiyosiy tavsifi 1.3-jadvalda keltirilgan.</w:t>
+        <w:t>To'r</w:t>
+      </w:r>
+      <w:r>
+        <w:t>tta asosiy usulning qiyosiy tavsifi 1.3-jadvalda keltirilgan.</w:t>
       </w:r>
     </w:p>
     <w:p>
@@ -5746,14 +5859,7 @@
                 <w:sz w:val="22"/>
                 <w:szCs w:val="22"/>
               </w:rPr>
-              <w:t>ijro yo'lida tasdiqlangan zaifliklar, kod man</w:t>
-            </w:r>
-            <w:r>
-              <w:rPr>
-                <w:sz w:val="22"/>
-                <w:szCs w:val="22"/>
-              </w:rPr>
-              <w:t>zili bilan [15; 16]</w:t>
+              <w:t>ijro yo'lida tasdiqlangan zaifliklar, kod manzili bilan [15; 16]</w:t>
             </w:r>
           </w:p>
         </w:tc>
@@ -5905,7 +6011,14 @@
                 <w:sz w:val="22"/>
                 <w:szCs w:val="22"/>
               </w:rPr>
-              <w:t>bajarilmagan kodni, sinov qamrovidan tashqaridagini</w:t>
+              <w:t>bajarilmagan kodni, sinov qam</w:t>
+            </w:r>
+            <w:r>
+              <w:rPr>
+                <w:sz w:val="22"/>
+                <w:szCs w:val="22"/>
+              </w:rPr>
+              <w:t>rovidan tashqaridagini</w:t>
             </w:r>
           </w:p>
         </w:tc>
@@ -6057,14 +6170,7 @@
                 <w:sz w:val="22"/>
                 <w:szCs w:val="22"/>
               </w:rPr>
-              <w:t>funksio</w:t>
-            </w:r>
-            <w:r>
-              <w:rPr>
-                <w:sz w:val="22"/>
-                <w:szCs w:val="22"/>
-              </w:rPr>
-              <w:t>nal sinovlar bilan birga</w:t>
+              <w:t>funksional sinovlar bilan birga</w:t>
             </w:r>
           </w:p>
         </w:tc>
@@ -6415,10 +6521,10 @@
         <w:ind w:firstLine="709"/>
       </w:pPr>
       <w:r>
-        <w:t>1.3-jadvaldan ko'rinadiki, usullarning "nimani topolmaydi" ustunlari bir-birini qoplamaydi. Bu ularning raqobatchi emas, to'ldiruvchi ekanini bildiradi: SAST konfiguratsiyani ko'rmaydi</w:t>
-      </w:r>
-      <w:r>
-        <w:t>, DAST kod manzilini bermaydi, IAST sinalmagan kodni tekshirmaydi, SCA esa loyihaning o'z kodiga umuman qaramaydi. Shuning uchun zamonaviy xavfsiz ishlab chiqish jarayonlarida ular birgalikda qo'llanadi (1.3-band).</w:t>
+        <w:t>1.3-jadvaldan ko'rinadiki, usullarning "nimani topolmaydi" ustunlari bir-birini qoplamaydi. Bu ularning raqobatchi emas, to'ldiruvchi ekanini bildiradi: SAST konfiguratsiyani ko'rmaydi, DAST kod manzilini bermaydi, IAST sinalmagan kodni tekshirmaydi, SCA e</w:t>
+      </w:r>
+      <w:r>
+        <w:t>sa loyihaning o'z kodiga umuman qaramaydi. Shuning uchun zamonaviy xavfsiz ishlab chiqish jarayonlarida ular birgalikda qo'llanadi (1.3-band).</w:t>
       </w:r>
     </w:p>
     <w:p>
@@ -6433,13 +6539,10 @@
         <w:t>Xulosa.</w:t>
       </w:r>
       <w:r>
-        <w:t xml:space="preserve"> To'rtta usul turli obyektlarni tu</w:t>
-      </w:r>
-      <w:r>
-        <w:t>rli vaqtda tekshiradi va shuning uchun turli sinf zaifliklarini aniqlaydi. Statik tahlil ularning ichida eng erta qo'llanadigani va eng arzon takrorlanadigani bo'lib, uning asosiy to'lovi — yolg'on ijobiy natijalar soni. Hech bir usul yolg'iz to'liq qamrov</w:t>
-      </w:r>
-      <w:r>
-        <w:t xml:space="preserve"> bermaydi; ushbu ishda bu holat statik tahlil vositalarining o'zaro munosabatida ham o'lchab ko'riladi (3.3-band).</w:t>
+        <w:t xml:space="preserve"> To'rtta usul turli obyektlarni turli vaqtda tekshiradi va shuning uchun turli sinf zaifliklarini aniqlaydi. Statik tahlil ularning ichida eng erta qo'llanadigani va eng arzon takrorlanadigani bo'lib, uning asosiy to'lovi — yolg'on ijobiy natijalar soni. H</w:t>
+      </w:r>
+      <w:r>
+        <w:t>ech bir usul yolg'iz to'liq qamrov bermaydi; ushbu ishda bu holat statik tahlil vositalarining o'zaro munosabatida ham o'lchab ko'riladi (3.3-band).</w:t>
       </w:r>
     </w:p>
     <w:p>
@@ -6447,7 +6550,7 @@
         <w:pStyle w:val="2"/>
         <w:spacing w:before="360"/>
       </w:pPr>
-      <w:bookmarkStart w:id="4" w:name="_Toc243923121"/>
+      <w:bookmarkStart w:id="4" w:name="_Toc243924060"/>
       <w:r>
         <w:t>1.3. Xavfsiz ishlab chiqish hayotiy sikli va DevSecOps</w:t>
       </w:r>
@@ -6472,13 +6575,13 @@
         <w:ind w:firstLine="709"/>
       </w:pPr>
       <w:r>
-        <w:t>Xavfsiz dasturiy ta'minot ishlab chiqish hayotiy sikli (Secure Softw</w:t>
-      </w:r>
-      <w:r>
-        <w:t>are Development Life Cycle, SSDLC) — xavfsizlik nazoratlarini loyihaning boshidan oxirigacha barcha bosqichlarga singdirish yondashuvi. Uning eng keng tarqalgan rasmiy ifodasi — NIST ning SP 800-218 nashrida bayon etilgan Xavfsiz dasturiy ta'minot ishlab c</w:t>
-      </w:r>
-      <w:r>
-        <w:t>hiqish asosi (Secure Software Development Framework, SSDF). Hujjatning 1.1 versiyasi 2022-yil fevralida chiqqan, mualliflari — M. Souppaya, K. Scarfone va D. Dodson [5].</w:t>
+        <w:t>Xavfsiz dasturiy ta'minot ishlab c</w:t>
+      </w:r>
+      <w:r>
+        <w:t xml:space="preserve">hiqish hayotiy sikli (Secure Software Development Life Cycle, SSDLC) — xavfsizlik nazoratlarini loyihaning boshidan oxirigacha barcha bosqichlarga singdirish yondashuvi. Uning eng keng tarqalgan rasmiy ifodasi — NIST ning SP 800-218 nashrida bayon etilgan </w:t>
+      </w:r>
+      <w:r>
+        <w:t>Xavfsiz dasturiy ta'minot ishlab chiqish asosi (Secure Software Development Framework, SSDF). Hujjatning 1.1 versiyasi 2022-yil fevralida chiqqan, mualliflari — M. Souppaya, K. Scarfone va D. Dodson [5].</w:t>
       </w:r>
     </w:p>
     <w:p>
@@ -6541,7 +6644,14 @@
           <w:b/>
           <w:bCs/>
         </w:rPr>
-        <w:t>PW (Produce Well-Secured Software)</w:t>
+        <w:t xml:space="preserve">PW (Produce </w:t>
+      </w:r>
+      <w:r>
+        <w:rPr>
+          <w:b/>
+          <w:bCs/>
+        </w:rPr>
+        <w:t>Well-Secured Software)</w:t>
       </w:r>
       <w:r>
         <w:t xml:space="preserve"> — xavfsiz dasturiy ta'minot yaratish: loyihalash, kod yozish va kodni tekshirish amaliyotlari;</w:t>
@@ -6563,10 +6673,7 @@
         <w:t>RV (Respond to Vulnerabilities)</w:t>
       </w:r>
       <w:r>
-        <w:t xml:space="preserve"> — zaifliklarga javob berish: ularni aniqlash, tuzatish va kelib chiqish sabablarini bartaraf</w:t>
-      </w:r>
-      <w:r>
-        <w:t xml:space="preserve"> etish.</w:t>
+        <w:t xml:space="preserve"> — zaifliklarga javob berish: ularni aniqlash, tuzatish va kelib chiqish sabablarini bartaraf etish.</w:t>
       </w:r>
     </w:p>
     <w:p>
@@ -6574,10 +6681,13 @@
         <w:ind w:firstLine="709"/>
       </w:pPr>
       <w:r>
-        <w:t>Ushbu ish mavzusiga to'g'ridan-to'g'ri aloqador ikkita amaliyot PW guruhida joylashgan: PW.7 — inson o'qiy oladigan kodni ko'rib chiqish va tahlil qilish, PW.8 — bajariladigan kodni sinash [5]. Shu bo'linishning o'zi 1.2-banddagi tasnifni takrorlay</w:t>
-      </w:r>
-      <w:r>
-        <w:t>di: PW.7 statik, PW.8 esa dinamik nazoratlarga mos keladi.</w:t>
+        <w:t>Ushb</w:t>
+      </w:r>
+      <w:r>
+        <w:t>u ish mavzusiga to'g'ridan-to'g'ri aloqador ikkita amaliyot PW guruhida joylashgan: PW.7 — inson o'qiy oladigan kodni ko'rib chiqish va tahlil qilish, PW.8 — bajariladigan kodni sinash [5]. Shu bo'linishning o'zi 1.2-banddagi tasnifni takrorlaydi: PW.7 sta</w:t>
+      </w:r>
+      <w:r>
+        <w:t>tik, PW.8 esa dinamik nazoratlarga mos keladi.</w:t>
       </w:r>
     </w:p>
     <w:p>
@@ -6585,10 +6695,10 @@
         <w:ind w:firstLine="709"/>
       </w:pPr>
       <w:r>
-        <w:t>SSDF ning muhim xossasi — u aniq jarayon modeliga bog'lanmagan: amaliyotlar shelale modeliga ham, Agile yondashuviga ham, DevOps quvuriga ham bir xilda tatbiq etiladi [5]. Ya'ni "xavfsiz hayotiy si</w:t>
-      </w:r>
-      <w:r>
-        <w:t>kl" alohida metodologiya emas, mavjud jarayonga qo'shiladigan nazoratlar to'plamidir.</w:t>
+        <w:t xml:space="preserve">SSDF ning muhim xossasi — u aniq jarayon modeliga bog'lanmagan: amaliyotlar shelale modeliga ham, Agile yondashuviga ham, DevOps quvuriga ham bir xilda tatbiq etiladi [5]. Ya'ni "xavfsiz hayotiy sikl" alohida </w:t>
+      </w:r>
+      <w:r>
+        <w:t>metodologiya emas, mavjud jarayonga qo'shiladigan nazoratlar to'plamidir.</w:t>
       </w:r>
     </w:p>
     <w:p>
@@ -6610,10 +6720,10 @@
         <w:ind w:firstLine="709"/>
       </w:pPr>
       <w:r>
-        <w:t>"Chapga surish" (shift-left) tamoyili xavfsizlik nazoratlarini hayotiy siklning kechki bosqichlaridan (sinov, ekspluatatsiya) erta bosqichlariga (lo</w:t>
-      </w:r>
-      <w:r>
-        <w:t>yihalash, kod yozish) ko'chirishni anglatadi. OWASP DevSecOps qo'llanmasining e'lon qilingan maqsadi — xavfsizlik muammolarini, loyihalashdagi yoki ilovadagi zaifliklarni, imkon qadar erta aniqlash [16].</w:t>
+        <w:t>"Chapga surish" (shift-left) tamoyili xavfsizlik nazoratlarini hayotiy siklning kechki bosqichlaridan (sinov, ekspluatatsiya) erta bosqichlariga (loyihalash, ko</w:t>
+      </w:r>
+      <w:r>
+        <w:t>d yozish) ko'chirishni anglatadi. OWASP DevSecOps qo'llanmasining e'lon qilingan maqsadi — xavfsizlik muammolarini, loyihalashdagi yoki ilovadagi zaifliklarni, imkon qadar erta aniqlash [16].</w:t>
       </w:r>
     </w:p>
     <w:p>
@@ -6621,16 +6731,16 @@
         <w:ind w:firstLine="709"/>
       </w:pPr>
       <w:r>
-        <w:t>Qo'llanma namunaviy quvurni ketma-ket bosqichlar sif</w:t>
-      </w:r>
-      <w:r>
-        <w:t>atida tavsiflaydi: git omborlarini maxfiy ma'lumotlarning sizib chiqishi uchun skanerlash, bog'liqliklar tahlili (SCA), statik tahlil (SAST), infratuzilma kodini (IaC) skanerlash, ta'minot zanjiri xavfsizligi, interaktiv tahlil (IAST), API xavfsizligi, din</w:t>
-      </w:r>
-      <w:r>
-        <w:t>amik tahlil (DAST), bulutli muhit himoyasi (CNAPP), infratuzilmani skanerlash, boshqa vositalar bilan uzluksiz skanerlash va muvofiqlikni tekshirish [16]. Bu ketma-ketlikda statik tahlil eng boshida — ilova hali ishga tushirilmasdan oldin qo'llanadigan bir</w:t>
-      </w:r>
-      <w:r>
-        <w:t>inchi kod darajasidagi nazorat sifatida turadi.</w:t>
+        <w:t>Qo'llanma namunaviy quvurni ketma-ket bosqichlar sifatida tavsif</w:t>
+      </w:r>
+      <w:r>
+        <w:t xml:space="preserve">laydi: git omborlarini maxfiy ma'lumotlarning sizib chiqishi uchun skanerlash, bog'liqliklar tahlili (SCA), statik tahlil (SAST), infratuzilma kodini (IaC) skanerlash, ta'minot zanjiri xavfsizligi, interaktiv tahlil (IAST), API xavfsizligi, dinamik tahlil </w:t>
+      </w:r>
+      <w:r>
+        <w:t>(DAST), bulutli muhit himoyasi (CNAPP), infratuzilmani skanerlash, boshqa vositalar bilan uzluksiz skanerlash va muvofiqlikni tekshirish [16]. Bu ketma-ketlikda statik tahlil eng boshida — ilova hali ishga tushirilmasdan oldin qo'llanadigan birinchi kod da</w:t>
+      </w:r>
+      <w:r>
+        <w:t>rajasidagi nazorat sifatida turadi.</w:t>
       </w:r>
     </w:p>
     <w:p>
@@ -6639,13 +6749,13 @@
       </w:pPr>
       <w:r>
         <w:lastRenderedPageBreak/>
-        <w:t>Xavfsizlikni ishlab chiqish va ekspluatatsiya jarayonlariga shu tarzda singdirish amaliyoti DevSecOps deb ataladi. NIST ning SP 800-204C nashri (2022-yil mart, muallif R. Chandramouli) DevSecOps ni bulutga mo</w:t>
-      </w:r>
-      <w:r>
-        <w:t xml:space="preserve">'ljallangan, mikroservislardan tashkil topgan ilovalar uchun imkoniyat yaratuvchi paradigma sifatida tavsiflaydi va CI/CD quvurini ishlab chiquvchining manba kodini qurish, sinash, paketlash, joylashtirish va ekspluatatsiya bosqichlaridan o'tkazadigan ish </w:t>
-      </w:r>
-      <w:r>
-        <w:t>oqimi sifatida ta'riflaydi [15].</w:t>
+        <w:t>Xavfsizlikni ishlab chiqish va ekspluatatsiya jarayonlariga shu tarzda singdirish amaliyoti DevSecOps deb ataladi. NIST ning SP 800-204C nashri (2022-yil mart, muallif R. Chandramouli) DevSecOps ni bulutga mo'ljallangan,</w:t>
+      </w:r>
+      <w:r>
+        <w:t xml:space="preserve"> mikroservislardan tashkil topgan ilovalar uchun imkoniyat yaratuvchi paradigma sifatida tavsiflaydi va CI/CD quvurini ishlab chiquvchining manba kodini qurish, sinash, paketlash, joylashtirish va ekspluatatsiya bosqichlaridan o'tkazadigan ish oqimi sifati</w:t>
+      </w:r>
+      <w:r>
+        <w:t>da ta'riflaydi [15].</w:t>
       </w:r>
     </w:p>
     <w:p>
@@ -6667,10 +6777,10 @@
         <w:ind w:firstLine="709"/>
       </w:pPr>
       <w:r>
-        <w:t>Statik tahlilni quvurning bir necha nuqtasida ishga tushirish mumkin: ishlab chiquvchining muhitida (IDE), o'zgarishni omborga yuborishdan oldin (pre-commit), kod ko'rigi (pull reque</w:t>
-      </w:r>
-      <w:r>
-        <w:t>st) paytida, asosiy shoxga birlashtirishda va kechki to'liq skanerlashda. Bu nuqtalar bir-birini istisno qilmaydi, lekin ularning narxi va ta'siri turlicha.</w:t>
+        <w:t>Statik tahlilni quvurning bir necha nuqtasida ishga tushirish mumkin: ishlab chiquvchining muhitida (IDE), o'zgarishni omborga yuborishdan oldin (pre-commit), kod ko'rigi (pull request) paytida,</w:t>
+      </w:r>
+      <w:r>
+        <w:t xml:space="preserve"> asosiy shoxga birlashtirishda va kechki to'liq skanerlashda. Bu nuqtalar bir-birini istisno qilmaydi, lekin ularning narxi va ta'siri turlicha.</w:t>
       </w:r>
     </w:p>
     <w:p>
@@ -6678,16 +6788,16 @@
         <w:ind w:firstLine="709"/>
       </w:pPr>
       <w:r>
-        <w:t xml:space="preserve">Google kompaniyasining ko'p yillik tajribasi asosida yozilgan tahlilga ko'ra, kod ko'rigi bosqichi </w:t>
-      </w:r>
-      <w:r>
-        <w:t>tahlil natijalari uchun eng qulay nuqta hisoblanadi: deyarli barcha kod birlashtirishdan oldin ko'rikdan o'tadi, muallif allaqachon o'zgartirish kayfiyatida bo'ladi va ko'rikchi ogohlantirishni e'tiborsiz qoldirmaslikka undaydi [25]. IDE ga integratsiya fa</w:t>
-      </w:r>
-      <w:r>
-        <w:t>qat juda tez tahlillar uchun mos keladi — odatda bir soniyadan kam, ideal holda 100 millisekunddan kam [25]. Kompilyator darajasidagi tekshiruvlar eng kuchli majburlash vositasi, chunki qurilishni to'xtatadigan ogohlantirishni e'tiborsiz qoldirib bo'lmaydi</w:t>
-      </w:r>
-      <w:r>
-        <w:t>; lekin ular mutlaqo yolg'on ijobiy natijasiz ishlashi shart, oddiy kompilyator ogohlantirishlari esa amalda e'tiborga olinmaydi [25].</w:t>
+        <w:t>Google kompaniyasining ko'p yillik tajribasi asosida yozilgan tahlilga ko'ra, kod ko'rigi bosqichi tahlil natij</w:t>
+      </w:r>
+      <w:r>
+        <w:t>alari uchun eng qulay nuqta hisoblanadi: deyarli barcha kod birlashtirishdan oldin ko'rikdan o'tadi, muallif allaqachon o'zgartirish kayfiyatida bo'ladi va ko'rikchi ogohlantirishni e'tiborsiz qoldirmaslikka undaydi [25]. IDE ga integratsiya faqat juda tez</w:t>
+      </w:r>
+      <w:r>
+        <w:t xml:space="preserve"> tahlillar uchun mos keladi — odatda bir soniyadan kam, ideal holda 100 millisekunddan kam [25]. Kompilyator darajasidagi tekshiruvlar eng kuchli majburlash vositasi, chunki qurilishni to'xtatadigan ogohlantirishni e'tiborsiz qoldirib bo'lmaydi; lekin ular</w:t>
+      </w:r>
+      <w:r>
+        <w:t xml:space="preserve"> mutlaqo yolg'on ijobiy natijasiz ishlashi shart, oddiy kompilyator ogohlantirishlari esa amalda e'tiborga olinmaydi [25].</w:t>
       </w:r>
     </w:p>
     <w:p>
@@ -6695,10 +6805,10 @@
         <w:ind w:firstLine="709"/>
       </w:pPr>
       <w:r>
-        <w:t>Bunday integratsiyaning miqyosi haqida tasavvur beruvchi raqamlar ham keltirilgan: Google ning Tricorder platformasi kuni</w:t>
-      </w:r>
-      <w:r>
-        <w:t>ga 50 000 dan ortiq kod ko'rigi o'zgarishini tahlil qiladi, mualliflar avtomatik taklif qilingan tuzatishlarni kuniga taxminan 3 000 marta qo'llaydi, ko'rikchilar esa "Please Fix" tugmasini kuniga minglab marta bosadi [25].</w:t>
+        <w:t>Bunday integratsiyaning miqyosi haqida tasavvur beruvchi raqamlar ham keltirilgan: Google ning Tricorder platformasi kuniga 50 000 da</w:t>
+      </w:r>
+      <w:r>
+        <w:t>n ortiq kod ko'rigi o'zgarishini tahlil qiladi, mualliflar avtomatik taklif qilingan tuzatishlarni kuniga taxminan 3 000 marta qo'llaydi, ko'rikchilar esa "Please Fix" tugmasini kuniga minglab marta bosadi [25].</w:t>
       </w:r>
     </w:p>
     <w:p>
@@ -6707,13 +6817,13 @@
       </w:pPr>
       <w:r>
         <w:lastRenderedPageBreak/>
-        <w:t>Bir necha vositani bitta quvurda</w:t>
-      </w:r>
-      <w:r>
-        <w:t xml:space="preserve"> birlashtirishda ularning chiqish formatlari turlicha bo'lishi muammo tug'diradi. Bu masala natijalarni yagona ko'rinishga keltiruvchi SARIF (Static Analysis Results Interchange Format) standarti orqali hal qilinadi [14]: har bir vosita o'z natijasini SARI</w:t>
-      </w:r>
-      <w:r>
-        <w:t>F da chiqaradi, platforma esa ularni bitta interfeysda jamlaydi. Ushbu ishning amaliy qismida to'rtta vosita natijasi aynan shu tarzda birlashtirilgan (3.5-band).</w:t>
+        <w:t>Bir necha vositani bitta quvurda birlashtiri</w:t>
+      </w:r>
+      <w:r>
+        <w:t>shda ularning chiqish formatlari turlicha bo'lishi muammo tug'diradi. Bu masala natijalarni yagona ko'rinishga keltiruvchi SARIF (Static Analysis Results Interchange Format) standarti orqali hal qilinadi [14]: har bir vosita o'z natijasini SARIF da chiqara</w:t>
+      </w:r>
+      <w:r>
+        <w:t>di, platforma esa ularni bitta interfeysda jamlaydi. Ushbu ishning amaliy qismida to'rtta vosita natijasi aynan shu tarzda birlashtirilgan (3.5-band).</w:t>
       </w:r>
     </w:p>
     <w:p>
@@ -6735,10 +6845,10 @@
         <w:ind w:firstLine="709"/>
       </w:pPr>
       <w:r>
-        <w:t>Sifat darvozasi (quality gate) — yig'ish natijasiga qo'yiladigan,</w:t>
-      </w:r>
-      <w:r>
-        <w:t xml:space="preserve"> oldindan belgilangan shartlar to'plami. Shartlar bajarilmasa, quvur to'xtaydi va o'zgarish keyingi bosqichga o'tkazilmaydi. SonarQube kabi platformalarda bu mexanizm sozlanadigan shartlar ro'yxati sifatida amalga oshirilgan [13].</w:t>
+        <w:t>Sifat darvozasi (quality gate) — yig'ish natijasiga qo'yiladigan, oldindan be</w:t>
+      </w:r>
+      <w:r>
+        <w:t>lgilangan shartlar to'plami. Shartlar bajarilmasa, quvur to'xtaydi va o'zgarish keyingi bosqichga o'tkazilmaydi. SonarQube kabi platformalarda bu mexanizm sozlanadigan shartlar ro'yxati sifatida amalga oshirilgan [13].</w:t>
       </w:r>
     </w:p>
     <w:p>
@@ -6746,16 +6856,16 @@
         <w:ind w:firstLine="709"/>
       </w:pPr>
       <w:r>
-        <w:t xml:space="preserve">Darvozani sozlash amalda </w:t>
-      </w:r>
-      <w:r>
-        <w:t>muvozanat masalasidir. Juda qattiq darvoza — har qanday jiddiylikdagi har qanday topilmada qurilishni to'xtatish — jamoani uni chetlab o'tish yo'llarini izlashga majbur qiladi. Juda yumshoq darvoza esa hech narsani o'zgartirmaydi. Amalda qo'llanadigan ikki</w:t>
-      </w:r>
-      <w:r>
-        <w:t xml:space="preserve"> yechim mavjud: birinchidan, shartlarni faqat yangi yoki o'zgargan kodga nisbatan qo'llash — bunda mavjud texnik qarz quvurni bloklamaydi, lekin yangi qarz to'planmaydi; ikkinchidan, jiddiylik chegarasini belgilash — masalan, faqat yuqori va kritik darajad</w:t>
-      </w:r>
-      <w:r>
-        <w:t>agi topilmalar qurilishni to'xtatadi. Ikkinchi yechimda 1.1-bandda qayd etilgan cheklov hisobga olinishi kerak: jiddiylik bahosi foydalanish kontekstini o'zida aks ettirmaydi [8].</w:t>
+        <w:t>Darvozani sozlash amalda muvozanat ma</w:t>
+      </w:r>
+      <w:r>
+        <w:t>salasidir. Juda qattiq darvoza — har qanday jiddiylikdagi har qanday topilmada qurilishni to'xtatish — jamoani uni chetlab o'tish yo'llarini izlashga majbur qiladi. Juda yumshoq darvoza esa hech narsani o'zgartirmaydi. Amalda qo'llanadigan ikki yechim mavj</w:t>
+      </w:r>
+      <w:r>
+        <w:t>ud: birinchidan, shartlarni faqat yangi yoki o'zgargan kodga nisbatan qo'llash — bunda mavjud texnik qarz quvurni bloklamaydi, lekin yangi qarz to'planmaydi; ikkinchidan, jiddiylik chegarasini belgilash — masalan, faqat yuqori va kritik darajadagi topilmal</w:t>
+      </w:r>
+      <w:r>
+        <w:t>ar qurilishni to'xtatadi. Ikkinchi yechimda 1.1-bandda qayd etilgan cheklov hisobga olinishi kerak: jiddiylik bahosi foydalanish kontekstini o'zida aks ettirmaydi [8].</w:t>
       </w:r>
     </w:p>
     <w:p>
@@ -6763,10 +6873,10 @@
         <w:ind w:firstLine="709"/>
       </w:pPr>
       <w:r>
-        <w:t>Ushbu ishning amaliy qismida shunday darvoza amalda sinovdan o'tkazilgan: Gi</w:t>
-      </w:r>
-      <w:r>
-        <w:t>tHub Actions quvurida yuqori jiddiylikdagi statik tahlil topilmasi va zaif bog'liqlik aniqlanganda qurilish ataylab to'xtatilgan (3.5-band).</w:t>
+        <w:t>Ushbu ishning amaliy qismida shunday darvoza amalda sinovdan o'tkazilgan: GitHub Actions</w:t>
+      </w:r>
+      <w:r>
+        <w:t xml:space="preserve"> quvurida yuqori jiddiylikdagi statik tahlil topilmasi va zaif bog'liqlik aniqlanganda qurilish ataylab to'xtatilgan (3.5-band).</w:t>
       </w:r>
     </w:p>
     <w:p>
@@ -6781,17 +6891,17 @@
         <w:t>Xulosa.</w:t>
       </w:r>
       <w:r>
-        <w:t xml:space="preserve"> SSDF xavfsizlik amaliyotlarini jarayon modelidan mustaqil ravishda belgilaydi va kodni statik tahlil qilish</w:t>
-      </w:r>
-      <w:r>
-        <w:t xml:space="preserve">ni alohida amaliyot (PW.7) sifatida ajratadi. "Chapga surish" tamoyili bu amaliyotni quvurning eng boshiga joylashtiradi, chunki statik tahlil ishlaydigan stend talab qilmaydi. Statik tahlilning CI/CD dagi qiymati </w:t>
+        <w:t xml:space="preserve"> SSDF xavfsizlik amaliyotlarini jarayon modelidan mustaqil ravishda belgilaydi va kodni statik tahlil qilishni alohida a</w:t>
+      </w:r>
+      <w:r>
+        <w:t xml:space="preserve">maliyot (PW.7) sifatida ajratadi. "Chapga surish" tamoyili bu amaliyotni quvurning eng boshiga joylashtiradi, chunki statik tahlil ishlaydigan stend talab qilmaydi. Statik tahlilning CI/CD dagi qiymati </w:t>
       </w:r>
       <w:r>
         <w:lastRenderedPageBreak/>
-        <w:t>esa topilmalar sonida emas, ularning qaror</w:t>
-      </w:r>
-      <w:r>
-        <w:t xml:space="preserve"> qabul qilinadigan nuqtada — kod ko'rigi va sifat darvozasida — ko'rinishidadir.</w:t>
+        <w:t>esa topilmalar sonida emas, ularning qaror qabul qilin</w:t>
+      </w:r>
+      <w:r>
+        <w:t>adigan nuqtada — kod ko'rigi va sifat darvozasida — ko'rinishidadir.</w:t>
       </w:r>
     </w:p>
     <w:p>
@@ -6799,7 +6909,7 @@
         <w:pStyle w:val="2"/>
         <w:spacing w:before="360"/>
       </w:pPr>
-      <w:bookmarkStart w:id="5" w:name="_Toc243923122"/>
+      <w:bookmarkStart w:id="5" w:name="_Toc243924061"/>
       <w:r>
         <w:t>1.4. Statik tahlilni qo'llashning iqtisodiy asoslanishi</w:t>
       </w:r>
@@ -6824,13 +6934,13 @@
         <w:ind w:firstLine="709"/>
       </w:pPr>
       <w:r>
-        <w:t>Statik tahlilni joriy etishni asoslashda eng ko'p keltiril</w:t>
-      </w:r>
-      <w:r>
-        <w:t>adigan dalil — zaiflikni kech aniqlash narxining keskin o'sishi haqidagi da'vo. Uning manbasi B. Boehm va V. Basili ning 2001-yilda IEEE Computer jurnalida chop etilgan maqolasidir: mualliflar dasturiy muammoni mahsulot topshirilgandan keyin topish va tuza</w:t>
-      </w:r>
-      <w:r>
-        <w:t>tish ko'pincha uni talablar va loyihalash bosqichida topish va tuzatishdan taxminan 100 barobar qimmatga tushishini ta'kidlaydi [20].</w:t>
+        <w:t>Statik tahlilni joriy etishni asoslashda eng ko'p keltiriladigan dalil</w:t>
+      </w:r>
+      <w:r>
+        <w:t xml:space="preserve"> — zaiflikni kech aniqlash narxining keskin o'sishi haqidagi da'vo. Uning manbasi B. Boehm va V. Basili ning 2001-yilda IEEE Computer jurnalida chop etilgan maqolasidir: mualliflar dasturiy muammoni mahsulot topshirilgandan keyin topish va tuzatish ko'pinc</w:t>
+      </w:r>
+      <w:r>
+        <w:t>ha uni talablar va loyihalash bosqichida topish va tuzatishdan taxminan 100 barobar qimmatga tushishini ta'kidlaydi [20].</w:t>
       </w:r>
     </w:p>
     <w:p>
@@ -6846,13 +6956,13 @@
         <w:ind w:firstLine="709"/>
       </w:pPr>
       <w:r>
-        <w:t xml:space="preserve">Birinchidan, mualliflarning o'zlari da'voni yumshatgan. </w:t>
-      </w:r>
-      <w:r>
-        <w:t>2001-yilgi tahrirda ular ro'yxatning 1987-yilgi dastlabki shakliga "ko'pincha" so'zini ataylab qo'shgan va kichik, kritik bo'lmagan tizimlar uchun nisbat 100:1 emas, 5:1 ga yaqin ekanini alohida qayd etgan [20]. Ya'ni 100 barobarlik ko'rsatkich universal e</w:t>
-      </w:r>
-      <w:r>
-        <w:t>mas, u yirik va yuqori mas'uliyatli tizimlarga tegishli.</w:t>
+        <w:t>Birinchidan, mualliflarning o'zlari da'voni yumshatgan. 2001-yilgi t</w:t>
+      </w:r>
+      <w:r>
+        <w:t>ahrirda ular ro'yxatning 1987-yilgi dastlabki shakliga "ko'pincha" so'zini ataylab qo'shgan va kichik, kritik bo'lmagan tizimlar uchun nisbat 100:1 emas, 5:1 ga yaqin ekanini alohida qayd etgan [20]. Ya'ni 100 barobarlik ko'rsatkich universal emas, u yirik</w:t>
+      </w:r>
+      <w:r>
+        <w:t xml:space="preserve"> va yuqori mas'uliyatli tizimlarga tegishli.</w:t>
       </w:r>
     </w:p>
     <w:p>
@@ -6860,13 +6970,13 @@
         <w:ind w:firstLine="709"/>
       </w:pPr>
       <w:r>
-        <w:t>Ikkinchidan, keyingi empirik tadqiqotlar bu effektni tasdiqlamadi. T. Menzies, W. Nichols, F. Shull va L. Layman 2006–2014-yillarda bajarilgan 171 ta loyiha ma'lumotlarini tahlil qilib, "kechiktirilg</w:t>
-      </w:r>
-      <w:r>
-        <w:t>an muammo effekti" ga dalil topmaganlarini e'lon qildi: muammoni kechki bosqichda hal qilishga sarflangan mehnat uni paydo bo'lishidan ko'p o'tmay hal qilishga sarflangan mehnatdan izchil yoki sezilarli darajada ko'p bo'lmagan [21]. Mualliflarning xulosasi</w:t>
-      </w:r>
-      <w:r>
-        <w:t>ga ko'ra, bu effekt barcha loyihalarga xos doimiy qonuniyat emas, balki ayrim turdagi loyihalarda vaqti-vaqti bilan namoyon bo'ladigan holatdir [21].</w:t>
+        <w:t>Ikkinchidan, keyingi empirik tadqiqotlar bu effektni tasdiqlamadi. T. Menzies, W. Nichols, F. Shull va L. Layman 2006–2014-yillarda bajarilgan 171 ta loyiha ma'lumotlarini tahlil qilib, "kechiktirilgan muammo ef</w:t>
+      </w:r>
+      <w:r>
+        <w:t>fekti" ga dalil topmaganlarini e'lon qildi: muammoni kechki bosqichda hal qilishga sarflangan mehnat uni paydo bo'lishidan ko'p o'tmay hal qilishga sarflangan mehnatdan izchil yoki sezilarli darajada ko'p bo'lmagan [21]. Mualliflarning xulosasiga ko'ra, bu</w:t>
+      </w:r>
+      <w:r>
+        <w:t xml:space="preserve"> effekt barcha loyihalarga xos doimiy qonuniyat emas, balki ayrim turdagi loyihalarda vaqti-vaqti bilan namoyon bo'ladigan holatdir [21].</w:t>
       </w:r>
     </w:p>
     <w:p>
@@ -7065,7 +7175,7 @@
         <w:pStyle w:val="1"/>
         <w:spacing w:after="360"/>
       </w:pPr>
-      <w:bookmarkStart w:id="6" w:name="_Toc243923123"/>
+      <w:bookmarkStart w:id="6" w:name="_Toc243924062"/>
       <w:r>
         <w:lastRenderedPageBreak/>
         <w:t>II BOB. STATIK TAHLIL VOSITALARINING ISHLASH PRINSIPI</w:t>
@@ -7074,24 +7184,1363 @@
     </w:p>
     <w:p>
       <w:pPr>
-        <w:spacing w:before="120" w:after="120"/>
-        <w:ind w:left="709"/>
+        <w:pStyle w:val="2"/>
+        <w:spacing w:before="360"/>
+      </w:pPr>
+      <w:bookmarkStart w:id="7" w:name="_Toc243924063"/>
+      <w:r>
+        <w:t>2.1. Statik tahlilning nazariy asoslari</w:t>
+      </w:r>
+      <w:bookmarkEnd w:id="7"/>
+    </w:p>
+    <w:p>
+      <w:pPr>
+        <w:ind w:firstLine="709"/>
+      </w:pPr>
+      <w:r>
+        <w:t>Statik tahlil kodning matni ustida emas, uning tuzilmaviy modellari ustida olib bo</w:t>
+      </w:r>
+      <w:r>
+        <w:t>riladi. Bu modellar kompilyatorlar nazariyasida ishlab chiqilgan va xavfsizlik tahliliga o'zgarishsiz ko'chirilgan [27].</w:t>
+      </w:r>
+    </w:p>
+    <w:p>
+      <w:pPr>
+        <w:ind w:firstLine="709"/>
       </w:pPr>
       <w:r>
         <w:rPr>
           <w:b/>
           <w:bCs/>
+        </w:rPr>
+        <w:t>Leksik va sintaktik tahlil.</w:t>
+      </w:r>
+      <w:r>
+        <w:t xml:space="preserve"> Dastlab manba kod leksik tahlilchi yordamida leksemalar (token) ketma-ketligiga ajratiladi, so'ngra sintakt</w:t>
+      </w:r>
+      <w:r>
+        <w:t>ik tahlilchi uni tilning grammatikasi bo'yicha tekshiradi [27]. Shu bosqichdan keyingina kod ustida har qanday mazmunli tahlil mumkin bo'ladi — shu sababli kompilyatsiya qilinmaydigan yoki sintaktik xatoli kod ko'pchilik vositalar uchun to'siq bo'lib qolad</w:t>
+      </w:r>
+      <w:r>
+        <w:t>i (1.2-band).</w:t>
+      </w:r>
+    </w:p>
+    <w:p>
+      <w:pPr>
+        <w:ind w:firstLine="709"/>
+      </w:pPr>
+      <w:r>
+        <w:rPr>
+          <w:b/>
+          <w:bCs/>
+        </w:rPr>
+        <w:t>Abstrakt sintaksis daraxti (AST).</w:t>
+      </w:r>
+      <w:r>
+        <w:t xml:space="preserve"> Sintaktik tahlil natijasi daraxt ko'rinishida saqlanadi: har bir tugun til konstruksiyasiga (o'zlashtirish, chaqiruv, shartli operator) mos keladi, bargi esa o'zgaruvchi yoki literalga. AST da qavslar va bo's</w:t>
+      </w:r>
+      <w:r>
+        <w:t xml:space="preserve">h joy kabi matniy tafsilotlar yo'q, shuning uchun bir xil ma'noli turli yozilishlar bir xil daraxt beradi. Python uchun bu model standart </w:t>
+      </w:r>
+      <w:r>
+        <w:rPr>
+          <w:rFonts w:ascii="Consolas" w:eastAsia="Consolas" w:hAnsi="Consolas" w:cs="Consolas"/>
+          <w:sz w:val="24"/>
+          <w:szCs w:val="24"/>
+        </w:rPr>
+        <w:t>ast</w:t>
+      </w:r>
+      <w:r>
+        <w:t xml:space="preserve"> modulida mavjud va Bandit aynan shu daraxtni aylanib chiqib qoidalarni qo'llaydi [9].</w:t>
+      </w:r>
+    </w:p>
+    <w:p>
+      <w:pPr>
+        <w:ind w:firstLine="709"/>
+      </w:pPr>
+      <w:r>
+        <w:rPr>
+          <w:b/>
+          <w:bCs/>
+        </w:rPr>
+        <w:t>Boshqaruv oqimi grafi (CFG).</w:t>
+      </w:r>
+      <w:r>
+        <w:t xml:space="preserve"> AST ifodalarning tuzilishini ko'rsatadi, lekin bajarilish tartibini emas. CFG kodni bazaviy bloklarga (shoxlanishsiz ketma-ket buyruqlar) ajratadi va ular orasidagi o'tish imkoniyatlarini yoy sifatida belgilaydi [27]. Shu graf orqali "bu operatorga qaysi </w:t>
+      </w:r>
+      <w:r>
+        <w:t>yo'llar bilan kelish mumkin" degan savolga javob beriladi.</w:t>
+      </w:r>
+    </w:p>
+    <w:p>
+      <w:pPr>
+        <w:ind w:firstLine="709"/>
+      </w:pPr>
+      <w:r>
+        <w:rPr>
+          <w:b/>
+          <w:bCs/>
+        </w:rPr>
+        <w:t>Ma'lumotlar oqimi tahlili.</w:t>
+      </w:r>
+      <w:r>
+        <w:t xml:space="preserve"> CFG ustida qiymatlarning qanday tarqalishi hisoblanadi. Tahlil iterativ ravishda, har bir tugun uchun to'plamlarni yangilab, o'zgarish to'xtaguncha — fiksirlangan nuqtaga</w:t>
+      </w:r>
+      <w:r>
+        <w:t xml:space="preserve"> (fixpoint) yetguncha — bajariladi [27]. Shu mexanizm "bu o'zgaruvchiga qanday qiymatlar kelishi mumkin" savoliga javob beradi.</w:t>
+      </w:r>
+    </w:p>
+    <w:p>
+      <w:pPr>
+        <w:ind w:firstLine="709"/>
+      </w:pPr>
+      <w:r>
+        <w:rPr>
+          <w:b/>
+          <w:bCs/>
+        </w:rPr>
+        <w:t>Zaharlangan ma'lumot tahlili (taint analysis).</w:t>
+      </w:r>
+      <w:r>
+        <w:t xml:space="preserve"> Xavfsizlik tahlilining asosiy usuli ma'lumotlar oqimi tahlilining maxsus holatidi</w:t>
+      </w:r>
+      <w:r>
+        <w:t xml:space="preserve">r. Unda to'rtta tushuncha ishlatiladi: </w:t>
+      </w:r>
+      <w:r>
+        <w:rPr>
+          <w:b/>
+          <w:bCs/>
+        </w:rPr>
+        <w:t>manba</w:t>
+      </w:r>
+      <w:r>
+        <w:t xml:space="preserve"> (source) — tashqaridan nazorat qilinadigan ma'lumot kiradigan </w:t>
+      </w:r>
+      <w:r>
+        <w:lastRenderedPageBreak/>
+        <w:t xml:space="preserve">nuqta; </w:t>
+      </w:r>
+      <w:r>
+        <w:rPr>
+          <w:b/>
+          <w:bCs/>
+        </w:rPr>
+        <w:t>tarqatuvchi</w:t>
+      </w:r>
+      <w:r>
+        <w:t xml:space="preserve"> (propagator) — zaharlangan qiymatni uzatadigan amal; </w:t>
+      </w:r>
+      <w:r>
+        <w:rPr>
+          <w:b/>
+          <w:bCs/>
+        </w:rPr>
+        <w:t>cho'kma</w:t>
+      </w:r>
+      <w:r>
+        <w:t xml:space="preserve"> (sink) — zaharlangan ma'lumot zarar keltiradigan joy; </w:t>
+      </w:r>
+      <w:r>
+        <w:rPr>
+          <w:b/>
+          <w:bCs/>
+        </w:rPr>
+        <w:t>tozalagich</w:t>
+      </w:r>
+      <w:r>
+        <w:t xml:space="preserve"> (san</w:t>
+      </w:r>
+      <w:r>
+        <w:t>itizer) — zararni bartaraf etuvchi amal. Agar manbadan cho'kmagacha tozalagichdan o'tmaydigan yo'l topilsa, vosita zaiflik haqida xabar beradi. Bu yondashuv Java ilovalaridagi zaifliklarni aniqlashda qo'llanib, to'qqizta yirik ochiq kodli ilovada 29 ta zai</w:t>
+      </w:r>
+      <w:r>
+        <w:t>flikni topgan va shundan ikkitasi keng ishlatiladigan kutubxonalarda joylashgan edi [29].</w:t>
+      </w:r>
+    </w:p>
+    <w:p>
+      <w:pPr>
+        <w:ind w:firstLine="709"/>
+      </w:pPr>
+      <w:r>
+        <w:t>Tahlilning funksiya va modul chegaralaridan o'tishi (interprotsedurali tahlil) alohida, ancha qimmat imkoniyatdir. Uning amaliy ahamiyati 3.3-bandda o'lchab ko'rsatil</w:t>
+      </w:r>
+      <w:r>
+        <w:t>gan.</w:t>
+      </w:r>
+    </w:p>
+    <w:p>
+      <w:pPr>
+        <w:ind w:firstLine="709"/>
+      </w:pPr>
+      <w:r>
+        <w:rPr>
+          <w:b/>
+          <w:bCs/>
+        </w:rPr>
+        <w:t>Xulosa.</w:t>
+      </w:r>
+      <w:r>
+        <w:t xml:space="preserve"> Statik tahlil kompilyator modellari — AST, boshqaruv oqimi grafi va ma'lumotlar oqimi — ustiga qurilgan. Xavfsizlik nuqtai nazaridan eng muhimi zaharlangan ma'lumot tahlili bo'lib, uning sifati manba, cho'kma va tozalagich modellarining to'liq</w:t>
+      </w:r>
+      <w:r>
+        <w:t>ligiga, hamda tahlilning modul chegarasidan o'ta olishiga bog'liq.</w:t>
+      </w:r>
+    </w:p>
+    <w:p>
+      <w:pPr>
+        <w:pStyle w:val="2"/>
+        <w:spacing w:before="360"/>
+      </w:pPr>
+      <w:bookmarkStart w:id="8" w:name="_Toc243924064"/>
+      <w:r>
+        <w:t>2.2. Tahlil usullarining turlari</w:t>
+      </w:r>
+      <w:bookmarkEnd w:id="8"/>
+    </w:p>
+    <w:p>
+      <w:pPr>
+        <w:ind w:firstLine="709"/>
+      </w:pPr>
+      <w:r>
+        <w:rPr>
+          <w:b/>
+          <w:bCs/>
+        </w:rPr>
+        <w:t>Shablon bo'yicha moslashtirish (pattern matching).</w:t>
+      </w:r>
+      <w:r>
+        <w:t xml:space="preserve"> Eng sodda usul: qoida kod namunasi sifatida yoziladi va AST da shunga mos tuzilma qidiriladi. Semgrep nin</w:t>
+      </w:r>
+      <w:r>
+        <w:t>g asosiy rejimi shunday ishlaydi — qoida tekshirilayotgan tilning o'zida, metao'zgaruvchilar bilan ifodalanadi [10]. Usul tez va qoidasini yozish oson, lekin u kodning ma'nosini emas, shaklini ko'radi.</w:t>
+      </w:r>
+    </w:p>
+    <w:p>
+      <w:pPr>
+        <w:ind w:firstLine="709"/>
+      </w:pPr>
+      <w:r>
+        <w:rPr>
+          <w:b/>
+          <w:bCs/>
+        </w:rPr>
+        <w:t>Semantik tahlil.</w:t>
+      </w:r>
+      <w:r>
+        <w:t xml:space="preserve"> Bu yondashuvda kod avval ma'lumotlar bazasiga aylantiriladi, so'ngra unga so'rovlar beriladi. CodeQL shu tamoyilga asoslangan: kod relyatsion ma'lumotlar sifatida saqlanadi va qoidalar maxsus so'rov tilida yoziladi [11]. Bazani qurish qimmat, lekin keyin </w:t>
+      </w:r>
+      <w:r>
+        <w:t>murakkab, modullararo oqimni talab qiladigan savollarni berish mumkin.</w:t>
+      </w:r>
+    </w:p>
+    <w:p>
+      <w:pPr>
+        <w:ind w:firstLine="709"/>
+      </w:pPr>
+      <w:r>
+        <w:rPr>
+          <w:b/>
+          <w:bCs/>
+        </w:rPr>
+        <w:t>Abstrakt interpretatsiya.</w:t>
+      </w:r>
+      <w:r>
+        <w:t xml:space="preserve"> Nazariy jihatdan eng mustahkam yondashuv P. Cousot va R. Cousot tomonidan 1977-yilda bayon etilgan: dasturning konkret semantikasi hisoblash mumkin bo'lgan abs</w:t>
+      </w:r>
+      <w:r>
+        <w:t xml:space="preserve">trakt domenga ko'chiriladi va natija shu </w:t>
+      </w:r>
+      <w:r>
+        <w:lastRenderedPageBreak/>
+        <w:t>domenda yaxlitlanadi [28]. Yaxlitlash atayin "ehtiyotkor" tomonga qilinadi: vosita mavjud bo'lishi mumkin bo'lgan holatlarni ortiqcha qamrab oladi. Shu sababli bu usul zaiflikni o'tkazib yubormaslikka intiladi, leki</w:t>
+      </w:r>
+      <w:r>
+        <w:t xml:space="preserve">n buning evaziga mavjud bo'lmagan zaiflik haqida xabar berishi mumkin — ya'ni </w:t>
+      </w:r>
+      <w:r>
+        <w:rPr>
+          <w:b/>
+          <w:bCs/>
+        </w:rPr>
+        <w:t>yolg'on ijobiy natijalar bu yondashuvning nazariy oqibati</w:t>
+      </w:r>
+      <w:r>
+        <w:t>, tasodifiy nuqson emas.</w:t>
+      </w:r>
+    </w:p>
+    <w:p>
+      <w:pPr>
+        <w:ind w:firstLine="709"/>
+      </w:pPr>
+      <w:r>
+        <w:rPr>
+          <w:b/>
+          <w:bCs/>
+        </w:rPr>
+        <w:t>Aniqlik va ishlash tezligi o'rtasidagi muvozanat.</w:t>
+      </w:r>
+      <w:r>
+        <w:t xml:space="preserve"> Amalda har bir vosita ikki xatodan birini tanl</w:t>
+      </w:r>
+      <w:r>
+        <w:t>ashga majbur: zaiflikni o'tkazib yuborish yoki ortiqcha ogohlantirish berish. Shablon asosidagi tahlil tez ishlaydi va aniq yozilgan qoidada kam xato beradi, lekin qoidaga tushmagan ko'rinishni butunlay ko'rmaydi. Semantik tahlil kengroq qamrovga ega, leki</w:t>
+      </w:r>
+      <w:r>
+        <w:t>n hisoblash narxi yuqori va modeli murakkab.</w:t>
+      </w:r>
+    </w:p>
+    <w:p>
+      <w:pPr>
+        <w:ind w:firstLine="709"/>
+      </w:pPr>
+      <w:r>
+        <w:rPr>
+          <w:b/>
+          <w:bCs/>
+        </w:rPr>
+        <w:t>Xulosa.</w:t>
+      </w:r>
+      <w:r>
+        <w:t xml:space="preserve"> Uch yondashuv bir o'qda joylashgan: shakl, ma'no va rasmiy yaxlitlash. Chuqurlik oshgani sari qamrov kengayadi, lekin hisoblash narxi va modelning murakkabligi ham ortadi. Ushbu ishda shablon asosidagi v</w:t>
+      </w:r>
+      <w:r>
+        <w:t>a semantik tahlil amalda qiyoslanadi (3.3-band).</w:t>
+      </w:r>
+    </w:p>
+    <w:p>
+      <w:pPr>
+        <w:pStyle w:val="2"/>
+        <w:spacing w:before="360"/>
+      </w:pPr>
+      <w:bookmarkStart w:id="9" w:name="_Toc243924065"/>
+      <w:r>
+        <w:t>2.3. Statik tahlil vositalarining sharhi</w:t>
+      </w:r>
+      <w:bookmarkEnd w:id="9"/>
+    </w:p>
+    <w:p>
+      <w:pPr>
+        <w:ind w:firstLine="709"/>
+      </w:pPr>
+      <w:r>
+        <w:t>Sinov uchun tanlangan va qiyoslash uchun ahamiyatli vositalar 2.1-jadvalda jamlangan.</w:t>
+      </w:r>
+    </w:p>
+    <w:p>
+      <w:pPr>
+        <w:keepNext/>
+        <w:spacing w:before="200" w:after="80"/>
+        <w:jc w:val="center"/>
+      </w:pPr>
+      <w:r>
+        <w:rPr>
           <w:i/>
           <w:iCs/>
-        </w:rPr>
-        <w:t>Holat:</w:t>
-      </w:r>
-      <w:r>
-        <w:rPr>
-          <w:i/>
-          <w:iCs/>
-        </w:rPr>
-        <w:t xml:space="preserve"> yozilmagan. Hajm: 13 bet.</w:t>
+          <w:sz w:val="24"/>
+          <w:szCs w:val="24"/>
+        </w:rPr>
+        <w:t>2.1-jadval. Statik tahlil vositalarining qiyosiy tavsifi</w:t>
+      </w:r>
+    </w:p>
+    <w:tbl>
+      <w:tblPr>
+        <w:tblW w:w="9354" w:type="dxa"/>
+        <w:tblBorders>
+          <w:top w:val="single" w:sz="4" w:space="0" w:color="auto"/>
+          <w:left w:val="single" w:sz="4" w:space="0" w:color="auto"/>
+          <w:bottom w:val="single" w:sz="4" w:space="0" w:color="auto"/>
+          <w:right w:val="single" w:sz="4" w:space="0" w:color="auto"/>
+          <w:insideH w:val="single" w:sz="4" w:space="0" w:color="auto"/>
+          <w:insideV w:val="single" w:sz="4" w:space="0" w:color="auto"/>
+        </w:tblBorders>
+        <w:tblLook w:val="04A0" w:firstRow="1" w:lastRow="0" w:firstColumn="1" w:lastColumn="0" w:noHBand="0" w:noVBand="1"/>
+      </w:tblPr>
+      <w:tblGrid>
+        <w:gridCol w:w="1336"/>
+        <w:gridCol w:w="2959"/>
+        <w:gridCol w:w="1527"/>
+        <w:gridCol w:w="1909"/>
+        <w:gridCol w:w="1623"/>
+      </w:tblGrid>
+      <w:tr>
+        <w:trPr>
+          <w:tblHeader/>
+        </w:trPr>
+        <w:tc>
+          <w:tcPr>
+            <w:tcW w:w="1336" w:type="dxa"/>
+            <w:tcBorders>
+              <w:top w:val="single" w:sz="4" w:space="0" w:color="000000"/>
+              <w:left w:val="single" w:sz="4" w:space="0" w:color="000000"/>
+              <w:bottom w:val="single" w:sz="4" w:space="0" w:color="000000"/>
+              <w:right w:val="single" w:sz="4" w:space="0" w:color="000000"/>
+            </w:tcBorders>
+            <w:shd w:val="clear" w:color="auto" w:fill="F2F2F2"/>
+            <w:tcMar>
+              <w:top w:w="40" w:type="dxa"/>
+              <w:left w:w="80" w:type="dxa"/>
+              <w:bottom w:w="40" w:type="dxa"/>
+              <w:right w:w="80" w:type="dxa"/>
+            </w:tcMar>
+          </w:tcPr>
+          <w:p>
+            <w:pPr>
+              <w:spacing w:before="20" w:after="20" w:line="240" w:lineRule="auto"/>
+              <w:jc w:val="center"/>
+            </w:pPr>
+            <w:r>
+              <w:rPr>
+                <w:b/>
+                <w:bCs/>
+                <w:sz w:val="22"/>
+                <w:szCs w:val="22"/>
+              </w:rPr>
+              <w:t>Vosita</w:t>
+            </w:r>
+          </w:p>
+        </w:tc>
+        <w:tc>
+          <w:tcPr>
+            <w:tcW w:w="2959" w:type="dxa"/>
+            <w:tcBorders>
+              <w:top w:val="single" w:sz="4" w:space="0" w:color="000000"/>
+              <w:left w:val="single" w:sz="4" w:space="0" w:color="000000"/>
+              <w:bottom w:val="single" w:sz="4" w:space="0" w:color="000000"/>
+              <w:right w:val="single" w:sz="4" w:space="0" w:color="000000"/>
+            </w:tcBorders>
+            <w:shd w:val="clear" w:color="auto" w:fill="F2F2F2"/>
+            <w:tcMar>
+              <w:top w:w="40" w:type="dxa"/>
+              <w:left w:w="80" w:type="dxa"/>
+              <w:bottom w:w="40" w:type="dxa"/>
+              <w:right w:w="80" w:type="dxa"/>
+            </w:tcMar>
+          </w:tcPr>
+          <w:p>
+            <w:pPr>
+              <w:spacing w:before="20" w:after="20" w:line="240" w:lineRule="auto"/>
+              <w:jc w:val="center"/>
+            </w:pPr>
+            <w:r>
+              <w:rPr>
+                <w:b/>
+                <w:bCs/>
+                <w:sz w:val="22"/>
+                <w:szCs w:val="22"/>
+              </w:rPr>
+              <w:t>Tahlil usuli</w:t>
+            </w:r>
+          </w:p>
+        </w:tc>
+        <w:tc>
+          <w:tcPr>
+            <w:tcW w:w="1527" w:type="dxa"/>
+            <w:tcBorders>
+              <w:top w:val="single" w:sz="4" w:space="0" w:color="000000"/>
+              <w:left w:val="single" w:sz="4" w:space="0" w:color="000000"/>
+              <w:bottom w:val="single" w:sz="4" w:space="0" w:color="000000"/>
+              <w:right w:val="single" w:sz="4" w:space="0" w:color="000000"/>
+            </w:tcBorders>
+            <w:shd w:val="clear" w:color="auto" w:fill="F2F2F2"/>
+            <w:tcMar>
+              <w:top w:w="40" w:type="dxa"/>
+              <w:left w:w="80" w:type="dxa"/>
+              <w:bottom w:w="40" w:type="dxa"/>
+              <w:right w:w="80" w:type="dxa"/>
+            </w:tcMar>
+          </w:tcPr>
+          <w:p>
+            <w:pPr>
+              <w:spacing w:before="20" w:after="20" w:line="240" w:lineRule="auto"/>
+              <w:jc w:val="center"/>
+            </w:pPr>
+            <w:r>
+              <w:rPr>
+                <w:b/>
+                <w:bCs/>
+                <w:sz w:val="22"/>
+                <w:szCs w:val="22"/>
+              </w:rPr>
+              <w:t>Tillar</w:t>
+            </w:r>
+          </w:p>
+        </w:tc>
+        <w:tc>
+          <w:tcPr>
+            <w:tcW w:w="1909" w:type="dxa"/>
+            <w:tcBorders>
+              <w:top w:val="single" w:sz="4" w:space="0" w:color="000000"/>
+              <w:left w:val="single" w:sz="4" w:space="0" w:color="000000"/>
+              <w:bottom w:val="single" w:sz="4" w:space="0" w:color="000000"/>
+              <w:right w:val="single" w:sz="4" w:space="0" w:color="000000"/>
+            </w:tcBorders>
+            <w:shd w:val="clear" w:color="auto" w:fill="F2F2F2"/>
+            <w:tcMar>
+              <w:top w:w="40" w:type="dxa"/>
+              <w:left w:w="80" w:type="dxa"/>
+              <w:bottom w:w="40" w:type="dxa"/>
+              <w:right w:w="80" w:type="dxa"/>
+            </w:tcMar>
+          </w:tcPr>
+          <w:p>
+            <w:pPr>
+              <w:spacing w:before="20" w:after="20" w:line="240" w:lineRule="auto"/>
+              <w:jc w:val="center"/>
+            </w:pPr>
+            <w:r>
+              <w:rPr>
+                <w:b/>
+                <w:bCs/>
+                <w:sz w:val="22"/>
+                <w:szCs w:val="22"/>
+              </w:rPr>
+              <w:t>Qoidani kengaytirish</w:t>
+            </w:r>
+          </w:p>
+        </w:tc>
+        <w:tc>
+          <w:tcPr>
+            <w:tcW w:w="1623" w:type="dxa"/>
+            <w:tcBorders>
+              <w:top w:val="single" w:sz="4" w:space="0" w:color="000000"/>
+              <w:left w:val="single" w:sz="4" w:space="0" w:color="000000"/>
+              <w:bottom w:val="single" w:sz="4" w:space="0" w:color="000000"/>
+              <w:right w:val="single" w:sz="4" w:space="0" w:color="000000"/>
+            </w:tcBorders>
+            <w:shd w:val="clear" w:color="auto" w:fill="F2F2F2"/>
+            <w:tcMar>
+              <w:top w:w="40" w:type="dxa"/>
+              <w:left w:w="80" w:type="dxa"/>
+              <w:bottom w:w="40" w:type="dxa"/>
+              <w:right w:w="80" w:type="dxa"/>
+            </w:tcMar>
+          </w:tcPr>
+          <w:p>
+            <w:pPr>
+              <w:spacing w:before="20" w:after="20" w:line="240" w:lineRule="auto"/>
+              <w:jc w:val="center"/>
+            </w:pPr>
+            <w:r>
+              <w:rPr>
+                <w:b/>
+                <w:bCs/>
+                <w:sz w:val="22"/>
+                <w:szCs w:val="22"/>
+              </w:rPr>
+              <w:t>Chiqish formati</w:t>
+            </w:r>
+          </w:p>
+        </w:tc>
+      </w:tr>
+      <w:tr>
+        <w:tc>
+          <w:tcPr>
+            <w:tcW w:w="1336" w:type="dxa"/>
+            <w:tcBorders>
+              <w:top w:val="single" w:sz="4" w:space="0" w:color="000000"/>
+              <w:left w:val="single" w:sz="4" w:space="0" w:color="000000"/>
+              <w:bottom w:val="single" w:sz="4" w:space="0" w:color="000000"/>
+              <w:right w:val="single" w:sz="4" w:space="0" w:color="000000"/>
+            </w:tcBorders>
+            <w:tcMar>
+              <w:top w:w="40" w:type="dxa"/>
+              <w:left w:w="80" w:type="dxa"/>
+              <w:bottom w:w="40" w:type="dxa"/>
+              <w:right w:w="80" w:type="dxa"/>
+            </w:tcMar>
+          </w:tcPr>
+          <w:p>
+            <w:pPr>
+              <w:spacing w:before="20" w:after="20" w:line="240" w:lineRule="auto"/>
+              <w:jc w:val="left"/>
+            </w:pPr>
+            <w:r>
+              <w:rPr>
+                <w:sz w:val="22"/>
+                <w:szCs w:val="22"/>
+              </w:rPr>
+              <w:t>Bandit [9]</w:t>
+            </w:r>
+          </w:p>
+        </w:tc>
+        <w:tc>
+          <w:tcPr>
+            <w:tcW w:w="2959" w:type="dxa"/>
+            <w:tcBorders>
+              <w:top w:val="single" w:sz="4" w:space="0" w:color="000000"/>
+              <w:left w:val="single" w:sz="4" w:space="0" w:color="000000"/>
+              <w:bottom w:val="single" w:sz="4" w:space="0" w:color="000000"/>
+              <w:right w:val="single" w:sz="4" w:space="0" w:color="000000"/>
+            </w:tcBorders>
+            <w:tcMar>
+              <w:top w:w="40" w:type="dxa"/>
+              <w:left w:w="80" w:type="dxa"/>
+              <w:bottom w:w="40" w:type="dxa"/>
+              <w:right w:w="80" w:type="dxa"/>
+            </w:tcMar>
+          </w:tcPr>
+          <w:p>
+            <w:pPr>
+              <w:spacing w:before="20" w:after="20" w:line="240" w:lineRule="auto"/>
+              <w:jc w:val="left"/>
+            </w:pPr>
+            <w:r>
+              <w:rPr>
+                <w:sz w:val="22"/>
+                <w:szCs w:val="22"/>
+              </w:rPr>
+              <w:t>AST bo'yicha qoidalar</w:t>
+            </w:r>
+          </w:p>
+        </w:tc>
+        <w:tc>
+          <w:tcPr>
+            <w:tcW w:w="1527" w:type="dxa"/>
+            <w:tcBorders>
+              <w:top w:val="single" w:sz="4" w:space="0" w:color="000000"/>
+              <w:left w:val="single" w:sz="4" w:space="0" w:color="000000"/>
+              <w:bottom w:val="single" w:sz="4" w:space="0" w:color="000000"/>
+              <w:right w:val="single" w:sz="4" w:space="0" w:color="000000"/>
+            </w:tcBorders>
+            <w:tcMar>
+              <w:top w:w="40" w:type="dxa"/>
+              <w:left w:w="80" w:type="dxa"/>
+              <w:bottom w:w="40" w:type="dxa"/>
+              <w:right w:w="80" w:type="dxa"/>
+            </w:tcMar>
+          </w:tcPr>
+          <w:p>
+            <w:pPr>
+              <w:spacing w:before="20" w:after="20" w:line="240" w:lineRule="auto"/>
+              <w:jc w:val="left"/>
+            </w:pPr>
+            <w:r>
+              <w:rPr>
+                <w:sz w:val="22"/>
+                <w:szCs w:val="22"/>
+              </w:rPr>
+              <w:t>faqat Python</w:t>
+            </w:r>
+          </w:p>
+        </w:tc>
+        <w:tc>
+          <w:tcPr>
+            <w:tcW w:w="1909" w:type="dxa"/>
+            <w:tcBorders>
+              <w:top w:val="single" w:sz="4" w:space="0" w:color="000000"/>
+              <w:left w:val="single" w:sz="4" w:space="0" w:color="000000"/>
+              <w:bottom w:val="single" w:sz="4" w:space="0" w:color="000000"/>
+              <w:right w:val="single" w:sz="4" w:space="0" w:color="000000"/>
+            </w:tcBorders>
+            <w:tcMar>
+              <w:top w:w="40" w:type="dxa"/>
+              <w:left w:w="80" w:type="dxa"/>
+              <w:bottom w:w="40" w:type="dxa"/>
+              <w:right w:w="80" w:type="dxa"/>
+            </w:tcMar>
+          </w:tcPr>
+          <w:p>
+            <w:pPr>
+              <w:spacing w:before="20" w:after="20" w:line="240" w:lineRule="auto"/>
+              <w:jc w:val="left"/>
+            </w:pPr>
+            <w:r>
+              <w:rPr>
+                <w:sz w:val="22"/>
+                <w:szCs w:val="22"/>
+              </w:rPr>
+              <w:t>plagin sifatida</w:t>
+            </w:r>
+          </w:p>
+        </w:tc>
+        <w:tc>
+          <w:tcPr>
+            <w:tcW w:w="1623" w:type="dxa"/>
+            <w:tcBorders>
+              <w:top w:val="single" w:sz="4" w:space="0" w:color="000000"/>
+              <w:left w:val="single" w:sz="4" w:space="0" w:color="000000"/>
+              <w:bottom w:val="single" w:sz="4" w:space="0" w:color="000000"/>
+              <w:right w:val="single" w:sz="4" w:space="0" w:color="000000"/>
+            </w:tcBorders>
+            <w:tcMar>
+              <w:top w:w="40" w:type="dxa"/>
+              <w:left w:w="80" w:type="dxa"/>
+              <w:bottom w:w="40" w:type="dxa"/>
+              <w:right w:w="80" w:type="dxa"/>
+            </w:tcMar>
+          </w:tcPr>
+          <w:p>
+            <w:pPr>
+              <w:spacing w:before="20" w:after="20" w:line="240" w:lineRule="auto"/>
+              <w:jc w:val="left"/>
+            </w:pPr>
+            <w:r>
+              <w:rPr>
+                <w:sz w:val="22"/>
+                <w:szCs w:val="22"/>
+              </w:rPr>
+              <w:t>matn, JSON, SARIF</w:t>
+            </w:r>
+          </w:p>
+        </w:tc>
+      </w:tr>
+      <w:tr>
+        <w:tc>
+          <w:tcPr>
+            <w:tcW w:w="1336" w:type="dxa"/>
+            <w:tcBorders>
+              <w:top w:val="single" w:sz="4" w:space="0" w:color="000000"/>
+              <w:left w:val="single" w:sz="4" w:space="0" w:color="000000"/>
+              <w:bottom w:val="single" w:sz="4" w:space="0" w:color="000000"/>
+              <w:right w:val="single" w:sz="4" w:space="0" w:color="000000"/>
+            </w:tcBorders>
+            <w:tcMar>
+              <w:top w:w="40" w:type="dxa"/>
+              <w:left w:w="80" w:type="dxa"/>
+              <w:bottom w:w="40" w:type="dxa"/>
+              <w:right w:w="80" w:type="dxa"/>
+            </w:tcMar>
+          </w:tcPr>
+          <w:p>
+            <w:pPr>
+              <w:spacing w:before="20" w:after="20" w:line="240" w:lineRule="auto"/>
+              <w:jc w:val="left"/>
+            </w:pPr>
+            <w:r>
+              <w:rPr>
+                <w:sz w:val="22"/>
+                <w:szCs w:val="22"/>
+              </w:rPr>
+              <w:t>Semgrep [10]</w:t>
+            </w:r>
+          </w:p>
+        </w:tc>
+        <w:tc>
+          <w:tcPr>
+            <w:tcW w:w="2959" w:type="dxa"/>
+            <w:tcBorders>
+              <w:top w:val="single" w:sz="4" w:space="0" w:color="000000"/>
+              <w:left w:val="single" w:sz="4" w:space="0" w:color="000000"/>
+              <w:bottom w:val="single" w:sz="4" w:space="0" w:color="000000"/>
+              <w:right w:val="single" w:sz="4" w:space="0" w:color="000000"/>
+            </w:tcBorders>
+            <w:tcMar>
+              <w:top w:w="40" w:type="dxa"/>
+              <w:left w:w="80" w:type="dxa"/>
+              <w:bottom w:w="40" w:type="dxa"/>
+              <w:right w:w="80" w:type="dxa"/>
+            </w:tcMar>
+          </w:tcPr>
+          <w:p>
+            <w:pPr>
+              <w:spacing w:before="20" w:after="20" w:line="240" w:lineRule="auto"/>
+              <w:jc w:val="left"/>
+            </w:pPr>
+            <w:r>
+              <w:rPr>
+                <w:sz w:val="22"/>
+                <w:szCs w:val="22"/>
+              </w:rPr>
+              <w:t>shablon + taint rejimi</w:t>
+            </w:r>
+          </w:p>
+        </w:tc>
+        <w:tc>
+          <w:tcPr>
+            <w:tcW w:w="1527" w:type="dxa"/>
+            <w:tcBorders>
+              <w:top w:val="single" w:sz="4" w:space="0" w:color="000000"/>
+              <w:left w:val="single" w:sz="4" w:space="0" w:color="000000"/>
+              <w:bottom w:val="single" w:sz="4" w:space="0" w:color="000000"/>
+              <w:right w:val="single" w:sz="4" w:space="0" w:color="000000"/>
+            </w:tcBorders>
+            <w:tcMar>
+              <w:top w:w="40" w:type="dxa"/>
+              <w:left w:w="80" w:type="dxa"/>
+              <w:bottom w:w="40" w:type="dxa"/>
+              <w:right w:w="80" w:type="dxa"/>
+            </w:tcMar>
+          </w:tcPr>
+          <w:p>
+            <w:pPr>
+              <w:spacing w:before="20" w:after="20" w:line="240" w:lineRule="auto"/>
+              <w:jc w:val="left"/>
+            </w:pPr>
+            <w:r>
+              <w:rPr>
+                <w:sz w:val="22"/>
+                <w:szCs w:val="22"/>
+              </w:rPr>
+              <w:t>ko'p tilli</w:t>
+            </w:r>
+          </w:p>
+        </w:tc>
+        <w:tc>
+          <w:tcPr>
+            <w:tcW w:w="1909" w:type="dxa"/>
+            <w:tcBorders>
+              <w:top w:val="single" w:sz="4" w:space="0" w:color="000000"/>
+              <w:left w:val="single" w:sz="4" w:space="0" w:color="000000"/>
+              <w:bottom w:val="single" w:sz="4" w:space="0" w:color="000000"/>
+              <w:right w:val="single" w:sz="4" w:space="0" w:color="000000"/>
+            </w:tcBorders>
+            <w:tcMar>
+              <w:top w:w="40" w:type="dxa"/>
+              <w:left w:w="80" w:type="dxa"/>
+              <w:bottom w:w="40" w:type="dxa"/>
+              <w:right w:w="80" w:type="dxa"/>
+            </w:tcMar>
+          </w:tcPr>
+          <w:p>
+            <w:pPr>
+              <w:spacing w:before="20" w:after="20" w:line="240" w:lineRule="auto"/>
+              <w:jc w:val="left"/>
+            </w:pPr>
+            <w:r>
+              <w:rPr>
+                <w:sz w:val="22"/>
+                <w:szCs w:val="22"/>
+              </w:rPr>
+              <w:t>YAML qoida</w:t>
+            </w:r>
+          </w:p>
+        </w:tc>
+        <w:tc>
+          <w:tcPr>
+            <w:tcW w:w="1623" w:type="dxa"/>
+            <w:tcBorders>
+              <w:top w:val="single" w:sz="4" w:space="0" w:color="000000"/>
+              <w:left w:val="single" w:sz="4" w:space="0" w:color="000000"/>
+              <w:bottom w:val="single" w:sz="4" w:space="0" w:color="000000"/>
+              <w:right w:val="single" w:sz="4" w:space="0" w:color="000000"/>
+            </w:tcBorders>
+            <w:tcMar>
+              <w:top w:w="40" w:type="dxa"/>
+              <w:left w:w="80" w:type="dxa"/>
+              <w:bottom w:w="40" w:type="dxa"/>
+              <w:right w:w="80" w:type="dxa"/>
+            </w:tcMar>
+          </w:tcPr>
+          <w:p>
+            <w:pPr>
+              <w:spacing w:before="20" w:after="20" w:line="240" w:lineRule="auto"/>
+              <w:jc w:val="left"/>
+            </w:pPr>
+            <w:r>
+              <w:rPr>
+                <w:sz w:val="22"/>
+                <w:szCs w:val="22"/>
+              </w:rPr>
+              <w:t>matn, JSON, SARIF</w:t>
+            </w:r>
+          </w:p>
+        </w:tc>
+      </w:tr>
+      <w:tr>
+        <w:tc>
+          <w:tcPr>
+            <w:tcW w:w="1336" w:type="dxa"/>
+            <w:tcBorders>
+              <w:top w:val="single" w:sz="4" w:space="0" w:color="000000"/>
+              <w:left w:val="single" w:sz="4" w:space="0" w:color="000000"/>
+              <w:bottom w:val="single" w:sz="4" w:space="0" w:color="000000"/>
+              <w:right w:val="single" w:sz="4" w:space="0" w:color="000000"/>
+            </w:tcBorders>
+            <w:tcMar>
+              <w:top w:w="40" w:type="dxa"/>
+              <w:left w:w="80" w:type="dxa"/>
+              <w:bottom w:w="40" w:type="dxa"/>
+              <w:right w:w="80" w:type="dxa"/>
+            </w:tcMar>
+          </w:tcPr>
+          <w:p>
+            <w:pPr>
+              <w:spacing w:before="20" w:after="20" w:line="240" w:lineRule="auto"/>
+              <w:jc w:val="left"/>
+            </w:pPr>
+            <w:r>
+              <w:rPr>
+                <w:sz w:val="22"/>
+                <w:szCs w:val="22"/>
+              </w:rPr>
+              <w:t>CodeQL [11]</w:t>
+            </w:r>
+          </w:p>
+        </w:tc>
+        <w:tc>
+          <w:tcPr>
+            <w:tcW w:w="2959" w:type="dxa"/>
+            <w:tcBorders>
+              <w:top w:val="single" w:sz="4" w:space="0" w:color="000000"/>
+              <w:left w:val="single" w:sz="4" w:space="0" w:color="000000"/>
+              <w:bottom w:val="single" w:sz="4" w:space="0" w:color="000000"/>
+              <w:right w:val="single" w:sz="4" w:space="0" w:color="000000"/>
+            </w:tcBorders>
+            <w:tcMar>
+              <w:top w:w="40" w:type="dxa"/>
+              <w:left w:w="80" w:type="dxa"/>
+              <w:bottom w:w="40" w:type="dxa"/>
+              <w:right w:w="80" w:type="dxa"/>
+            </w:tcMar>
+          </w:tcPr>
+          <w:p>
+            <w:pPr>
+              <w:spacing w:before="20" w:after="20" w:line="240" w:lineRule="auto"/>
+              <w:jc w:val="left"/>
+            </w:pPr>
+            <w:r>
+              <w:rPr>
+                <w:sz w:val="22"/>
+                <w:szCs w:val="22"/>
+              </w:rPr>
+              <w:t>semantik, so'rov tili</w:t>
+            </w:r>
+          </w:p>
+        </w:tc>
+        <w:tc>
+          <w:tcPr>
+            <w:tcW w:w="1527" w:type="dxa"/>
+            <w:tcBorders>
+              <w:top w:val="single" w:sz="4" w:space="0" w:color="000000"/>
+              <w:left w:val="single" w:sz="4" w:space="0" w:color="000000"/>
+              <w:bottom w:val="single" w:sz="4" w:space="0" w:color="000000"/>
+              <w:right w:val="single" w:sz="4" w:space="0" w:color="000000"/>
+            </w:tcBorders>
+            <w:tcMar>
+              <w:top w:w="40" w:type="dxa"/>
+              <w:left w:w="80" w:type="dxa"/>
+              <w:bottom w:w="40" w:type="dxa"/>
+              <w:right w:w="80" w:type="dxa"/>
+            </w:tcMar>
+          </w:tcPr>
+          <w:p>
+            <w:pPr>
+              <w:spacing w:before="20" w:after="20" w:line="240" w:lineRule="auto"/>
+              <w:jc w:val="left"/>
+            </w:pPr>
+            <w:r>
+              <w:rPr>
+                <w:sz w:val="22"/>
+                <w:szCs w:val="22"/>
+              </w:rPr>
+              <w:t>ko'p tilli</w:t>
+            </w:r>
+          </w:p>
+        </w:tc>
+        <w:tc>
+          <w:tcPr>
+            <w:tcW w:w="1909" w:type="dxa"/>
+            <w:tcBorders>
+              <w:top w:val="single" w:sz="4" w:space="0" w:color="000000"/>
+              <w:left w:val="single" w:sz="4" w:space="0" w:color="000000"/>
+              <w:bottom w:val="single" w:sz="4" w:space="0" w:color="000000"/>
+              <w:right w:val="single" w:sz="4" w:space="0" w:color="000000"/>
+            </w:tcBorders>
+            <w:tcMar>
+              <w:top w:w="40" w:type="dxa"/>
+              <w:left w:w="80" w:type="dxa"/>
+              <w:bottom w:w="40" w:type="dxa"/>
+              <w:right w:w="80" w:type="dxa"/>
+            </w:tcMar>
+          </w:tcPr>
+          <w:p>
+            <w:pPr>
+              <w:spacing w:before="20" w:after="20" w:line="240" w:lineRule="auto"/>
+              <w:jc w:val="left"/>
+            </w:pPr>
+            <w:r>
+              <w:rPr>
+                <w:sz w:val="22"/>
+                <w:szCs w:val="22"/>
+              </w:rPr>
+              <w:t>QL so'rovi</w:t>
+            </w:r>
+          </w:p>
+        </w:tc>
+        <w:tc>
+          <w:tcPr>
+            <w:tcW w:w="1623" w:type="dxa"/>
+            <w:tcBorders>
+              <w:top w:val="single" w:sz="4" w:space="0" w:color="000000"/>
+              <w:left w:val="single" w:sz="4" w:space="0" w:color="000000"/>
+              <w:bottom w:val="single" w:sz="4" w:space="0" w:color="000000"/>
+              <w:right w:val="single" w:sz="4" w:space="0" w:color="000000"/>
+            </w:tcBorders>
+            <w:tcMar>
+              <w:top w:w="40" w:type="dxa"/>
+              <w:left w:w="80" w:type="dxa"/>
+              <w:bottom w:w="40" w:type="dxa"/>
+              <w:right w:w="80" w:type="dxa"/>
+            </w:tcMar>
+          </w:tcPr>
+          <w:p>
+            <w:pPr>
+              <w:spacing w:before="20" w:after="20" w:line="240" w:lineRule="auto"/>
+              <w:jc w:val="left"/>
+            </w:pPr>
+            <w:r>
+              <w:rPr>
+                <w:sz w:val="22"/>
+                <w:szCs w:val="22"/>
+              </w:rPr>
+              <w:t>SARIF</w:t>
+            </w:r>
+          </w:p>
+        </w:tc>
+      </w:tr>
+      <w:tr>
+        <w:tc>
+          <w:tcPr>
+            <w:tcW w:w="1336" w:type="dxa"/>
+            <w:tcBorders>
+              <w:top w:val="single" w:sz="4" w:space="0" w:color="000000"/>
+              <w:left w:val="single" w:sz="4" w:space="0" w:color="000000"/>
+              <w:bottom w:val="single" w:sz="4" w:space="0" w:color="000000"/>
+              <w:right w:val="single" w:sz="4" w:space="0" w:color="000000"/>
+            </w:tcBorders>
+            <w:tcMar>
+              <w:top w:w="40" w:type="dxa"/>
+              <w:left w:w="80" w:type="dxa"/>
+              <w:bottom w:w="40" w:type="dxa"/>
+              <w:right w:w="80" w:type="dxa"/>
+            </w:tcMar>
+          </w:tcPr>
+          <w:p>
+            <w:pPr>
+              <w:spacing w:before="20" w:after="20" w:line="240" w:lineRule="auto"/>
+              <w:jc w:val="left"/>
+            </w:pPr>
+            <w:r>
+              <w:rPr>
+                <w:sz w:val="22"/>
+                <w:szCs w:val="22"/>
+              </w:rPr>
+              <w:t>SonarQube [13]</w:t>
+            </w:r>
+          </w:p>
+        </w:tc>
+        <w:tc>
+          <w:tcPr>
+            <w:tcW w:w="2959" w:type="dxa"/>
+            <w:tcBorders>
+              <w:top w:val="single" w:sz="4" w:space="0" w:color="000000"/>
+              <w:left w:val="single" w:sz="4" w:space="0" w:color="000000"/>
+              <w:bottom w:val="single" w:sz="4" w:space="0" w:color="000000"/>
+              <w:right w:val="single" w:sz="4" w:space="0" w:color="000000"/>
+            </w:tcBorders>
+            <w:tcMar>
+              <w:top w:w="40" w:type="dxa"/>
+              <w:left w:w="80" w:type="dxa"/>
+              <w:bottom w:w="40" w:type="dxa"/>
+              <w:right w:w="80" w:type="dxa"/>
+            </w:tcMar>
+          </w:tcPr>
+          <w:p>
+            <w:pPr>
+              <w:spacing w:before="20" w:after="20" w:line="240" w:lineRule="auto"/>
+              <w:jc w:val="left"/>
+            </w:pPr>
+            <w:r>
+              <w:rPr>
+                <w:sz w:val="22"/>
+                <w:szCs w:val="22"/>
+              </w:rPr>
+              <w:t>sifat va xavfsizlik platformasi</w:t>
+            </w:r>
+          </w:p>
+        </w:tc>
+        <w:tc>
+          <w:tcPr>
+            <w:tcW w:w="1527" w:type="dxa"/>
+            <w:tcBorders>
+              <w:top w:val="single" w:sz="4" w:space="0" w:color="000000"/>
+              <w:left w:val="single" w:sz="4" w:space="0" w:color="000000"/>
+              <w:bottom w:val="single" w:sz="4" w:space="0" w:color="000000"/>
+              <w:right w:val="single" w:sz="4" w:space="0" w:color="000000"/>
+            </w:tcBorders>
+            <w:tcMar>
+              <w:top w:w="40" w:type="dxa"/>
+              <w:left w:w="80" w:type="dxa"/>
+              <w:bottom w:w="40" w:type="dxa"/>
+              <w:right w:w="80" w:type="dxa"/>
+            </w:tcMar>
+          </w:tcPr>
+          <w:p>
+            <w:pPr>
+              <w:spacing w:before="20" w:after="20" w:line="240" w:lineRule="auto"/>
+              <w:jc w:val="left"/>
+            </w:pPr>
+            <w:r>
+              <w:rPr>
+                <w:sz w:val="22"/>
+                <w:szCs w:val="22"/>
+              </w:rPr>
+              <w:t>ko'p tilli</w:t>
+            </w:r>
+          </w:p>
+        </w:tc>
+        <w:tc>
+          <w:tcPr>
+            <w:tcW w:w="1909" w:type="dxa"/>
+            <w:tcBorders>
+              <w:top w:val="single" w:sz="4" w:space="0" w:color="000000"/>
+              <w:left w:val="single" w:sz="4" w:space="0" w:color="000000"/>
+              <w:bottom w:val="single" w:sz="4" w:space="0" w:color="000000"/>
+              <w:right w:val="single" w:sz="4" w:space="0" w:color="000000"/>
+            </w:tcBorders>
+            <w:tcMar>
+              <w:top w:w="40" w:type="dxa"/>
+              <w:left w:w="80" w:type="dxa"/>
+              <w:bottom w:w="40" w:type="dxa"/>
+              <w:right w:w="80" w:type="dxa"/>
+            </w:tcMar>
+          </w:tcPr>
+          <w:p>
+            <w:pPr>
+              <w:spacing w:before="20" w:after="20" w:line="240" w:lineRule="auto"/>
+              <w:jc w:val="left"/>
+            </w:pPr>
+            <w:r>
+              <w:rPr>
+                <w:sz w:val="22"/>
+                <w:szCs w:val="22"/>
+              </w:rPr>
+              <w:t>maxsus qoidalar</w:t>
+            </w:r>
+          </w:p>
+        </w:tc>
+        <w:tc>
+          <w:tcPr>
+            <w:tcW w:w="1623" w:type="dxa"/>
+            <w:tcBorders>
+              <w:top w:val="single" w:sz="4" w:space="0" w:color="000000"/>
+              <w:left w:val="single" w:sz="4" w:space="0" w:color="000000"/>
+              <w:bottom w:val="single" w:sz="4" w:space="0" w:color="000000"/>
+              <w:right w:val="single" w:sz="4" w:space="0" w:color="000000"/>
+            </w:tcBorders>
+            <w:tcMar>
+              <w:top w:w="40" w:type="dxa"/>
+              <w:left w:w="80" w:type="dxa"/>
+              <w:bottom w:w="40" w:type="dxa"/>
+              <w:right w:w="80" w:type="dxa"/>
+            </w:tcMar>
+          </w:tcPr>
+          <w:p>
+            <w:pPr>
+              <w:spacing w:before="20" w:after="20" w:line="240" w:lineRule="auto"/>
+              <w:jc w:val="left"/>
+            </w:pPr>
+            <w:r>
+              <w:rPr>
+                <w:sz w:val="22"/>
+                <w:szCs w:val="22"/>
+              </w:rPr>
+              <w:t>platforma ichida</w:t>
+            </w:r>
+          </w:p>
+        </w:tc>
+      </w:tr>
+      <w:tr>
+        <w:tc>
+          <w:tcPr>
+            <w:tcW w:w="1336" w:type="dxa"/>
+            <w:tcBorders>
+              <w:top w:val="single" w:sz="4" w:space="0" w:color="000000"/>
+              <w:left w:val="single" w:sz="4" w:space="0" w:color="000000"/>
+              <w:bottom w:val="single" w:sz="4" w:space="0" w:color="000000"/>
+              <w:right w:val="single" w:sz="4" w:space="0" w:color="000000"/>
+            </w:tcBorders>
+            <w:tcMar>
+              <w:top w:w="40" w:type="dxa"/>
+              <w:left w:w="80" w:type="dxa"/>
+              <w:bottom w:w="40" w:type="dxa"/>
+              <w:right w:w="80" w:type="dxa"/>
+            </w:tcMar>
+          </w:tcPr>
+          <w:p>
+            <w:pPr>
+              <w:spacing w:before="20" w:after="20" w:line="240" w:lineRule="auto"/>
+              <w:jc w:val="left"/>
+            </w:pPr>
+            <w:r>
+              <w:rPr>
+                <w:sz w:val="22"/>
+                <w:szCs w:val="22"/>
+              </w:rPr>
+              <w:t>pip-audit [12]</w:t>
+            </w:r>
+          </w:p>
+        </w:tc>
+        <w:tc>
+          <w:tcPr>
+            <w:tcW w:w="2959" w:type="dxa"/>
+            <w:tcBorders>
+              <w:top w:val="single" w:sz="4" w:space="0" w:color="000000"/>
+              <w:left w:val="single" w:sz="4" w:space="0" w:color="000000"/>
+              <w:bottom w:val="single" w:sz="4" w:space="0" w:color="000000"/>
+              <w:right w:val="single" w:sz="4" w:space="0" w:color="000000"/>
+            </w:tcBorders>
+            <w:tcMar>
+              <w:top w:w="40" w:type="dxa"/>
+              <w:left w:w="80" w:type="dxa"/>
+              <w:bottom w:w="40" w:type="dxa"/>
+              <w:right w:w="80" w:type="dxa"/>
+            </w:tcMar>
+          </w:tcPr>
+          <w:p>
+            <w:pPr>
+              <w:spacing w:before="20" w:after="20" w:line="240" w:lineRule="auto"/>
+              <w:jc w:val="left"/>
+            </w:pPr>
+            <w:r>
+              <w:rPr>
+                <w:sz w:val="22"/>
+                <w:szCs w:val="22"/>
+              </w:rPr>
+              <w:t>bog'liqliklar tahlili (SCA)</w:t>
+            </w:r>
+          </w:p>
+        </w:tc>
+        <w:tc>
+          <w:tcPr>
+            <w:tcW w:w="1527" w:type="dxa"/>
+            <w:tcBorders>
+              <w:top w:val="single" w:sz="4" w:space="0" w:color="000000"/>
+              <w:left w:val="single" w:sz="4" w:space="0" w:color="000000"/>
+              <w:bottom w:val="single" w:sz="4" w:space="0" w:color="000000"/>
+              <w:right w:val="single" w:sz="4" w:space="0" w:color="000000"/>
+            </w:tcBorders>
+            <w:tcMar>
+              <w:top w:w="40" w:type="dxa"/>
+              <w:left w:w="80" w:type="dxa"/>
+              <w:bottom w:w="40" w:type="dxa"/>
+              <w:right w:w="80" w:type="dxa"/>
+            </w:tcMar>
+          </w:tcPr>
+          <w:p>
+            <w:pPr>
+              <w:spacing w:before="20" w:after="20" w:line="240" w:lineRule="auto"/>
+              <w:jc w:val="left"/>
+            </w:pPr>
+            <w:r>
+              <w:rPr>
+                <w:sz w:val="22"/>
+                <w:szCs w:val="22"/>
+              </w:rPr>
+              <w:t>Python paketlari</w:t>
+            </w:r>
+          </w:p>
+        </w:tc>
+        <w:tc>
+          <w:tcPr>
+            <w:tcW w:w="1909" w:type="dxa"/>
+            <w:tcBorders>
+              <w:top w:val="single" w:sz="4" w:space="0" w:color="000000"/>
+              <w:left w:val="single" w:sz="4" w:space="0" w:color="000000"/>
+              <w:bottom w:val="single" w:sz="4" w:space="0" w:color="000000"/>
+              <w:right w:val="single" w:sz="4" w:space="0" w:color="000000"/>
+            </w:tcBorders>
+            <w:tcMar>
+              <w:top w:w="40" w:type="dxa"/>
+              <w:left w:w="80" w:type="dxa"/>
+              <w:bottom w:w="40" w:type="dxa"/>
+              <w:right w:w="80" w:type="dxa"/>
+            </w:tcMar>
+          </w:tcPr>
+          <w:p>
+            <w:pPr>
+              <w:spacing w:before="20" w:after="20" w:line="240" w:lineRule="auto"/>
+              <w:jc w:val="left"/>
+            </w:pPr>
+            <w:r>
+              <w:rPr>
+                <w:sz w:val="22"/>
+                <w:szCs w:val="22"/>
+              </w:rPr>
+              <w:t>—</w:t>
+            </w:r>
+          </w:p>
+        </w:tc>
+        <w:tc>
+          <w:tcPr>
+            <w:tcW w:w="1623" w:type="dxa"/>
+            <w:tcBorders>
+              <w:top w:val="single" w:sz="4" w:space="0" w:color="000000"/>
+              <w:left w:val="single" w:sz="4" w:space="0" w:color="000000"/>
+              <w:bottom w:val="single" w:sz="4" w:space="0" w:color="000000"/>
+              <w:right w:val="single" w:sz="4" w:space="0" w:color="000000"/>
+            </w:tcBorders>
+            <w:tcMar>
+              <w:top w:w="40" w:type="dxa"/>
+              <w:left w:w="80" w:type="dxa"/>
+              <w:bottom w:w="40" w:type="dxa"/>
+              <w:right w:w="80" w:type="dxa"/>
+            </w:tcMar>
+          </w:tcPr>
+          <w:p>
+            <w:pPr>
+              <w:spacing w:before="20" w:after="20" w:line="240" w:lineRule="auto"/>
+              <w:jc w:val="left"/>
+            </w:pPr>
+            <w:r>
+              <w:rPr>
+                <w:sz w:val="22"/>
+                <w:szCs w:val="22"/>
+              </w:rPr>
+              <w:t>matn, JSON</w:t>
+            </w:r>
+          </w:p>
+        </w:tc>
+      </w:tr>
+    </w:tbl>
+    <w:p>
+      <w:pPr>
+        <w:spacing w:after="180"/>
+      </w:pPr>
+    </w:p>
+    <w:p>
+      <w:pPr>
+        <w:ind w:firstLine="709"/>
+      </w:pPr>
+      <w:r>
+        <w:lastRenderedPageBreak/>
+        <w:t>Bandit Python ekotizimining o'z vositasi bo'lib, tilga ixtisoslashgani uchun sozlashsiz ham ishlaydi [9]. Semgrep qoida formatining soddaligi bilan ajralib turadi: qoida tekshirilayotgan tilning sintaksisida yoziladi, shuning uchun loyihaga xos qoida yozis</w:t>
+      </w:r>
+      <w:r>
+        <w:t>h arzon [10] — bu imkoniyat 3.4-bandda qo'llanilgan. CodeQL kodni so'rovlanadigan ma'lumotlar bazasiga aylantiradi va shu hisobdan modullararo oqimni kuzata oladi [11]. SonarQube alohida platforma sifatida ishlaydi va xavfsizlik topilmalarini kod sifati ko</w:t>
+      </w:r>
+      <w:r>
+        <w:t>'rsatkichlari bilan birga taqdim etadi [13]. pip-audit statik tahlil vositasi emas: u kodni tekshirmaydi, bog'liqliklar ro'yxatini ma'lum zaifliklar bazalariga solishtiradi [12].</w:t>
+      </w:r>
+    </w:p>
+    <w:p>
+      <w:pPr>
+        <w:ind w:firstLine="709"/>
+      </w:pPr>
+      <w:r>
+        <w:t>Bu ro'yxat to'liq emas. OWASP ning manba kodini tahlil qilish vositalari shar</w:t>
+      </w:r>
+      <w:r>
+        <w:t>hida ochiq va tijorat yechimlari, jumladan Checkmarx, Coverity va Fortify, keltirilgan [4]. Tijorat vositalari ushbu ishda sinalmadi: ular litsenziya talab qiladi va natijalarini mustaqil tekshirish imkoni cheklangan.</w:t>
+      </w:r>
+    </w:p>
+    <w:p>
+      <w:pPr>
+        <w:ind w:firstLine="709"/>
+      </w:pPr>
+      <w:r>
+        <w:rPr>
+          <w:b/>
+          <w:bCs/>
+        </w:rPr>
+        <w:t>Xulosa.</w:t>
+      </w:r>
+      <w:r>
+        <w:t xml:space="preserve"> Tanlangan to'rtta vosita tahli</w:t>
+      </w:r>
+      <w:r>
+        <w:t>l chuqurligi bo'yicha to'rtta turli darajani qoplaydi: AST qoidalari, shablon moslashtirish, semantik so'rovlar va bog'liqliklar tahlili. Shu tanlov bir xil kod ustida turli usullarni qiyoslash imkonini beradi.</w:t>
       </w:r>
     </w:p>
     <w:p>
@@ -7099,74 +8548,395 @@
         <w:pStyle w:val="2"/>
         <w:spacing w:before="360"/>
       </w:pPr>
-      <w:bookmarkStart w:id="7" w:name="_Toc243923124"/>
-      <w:r>
-        <w:t>2.1. Statik tahlilning nazariy asoslari</w:t>
-      </w:r>
-      <w:bookmarkEnd w:id="7"/>
+      <w:bookmarkStart w:id="10" w:name="_Toc243924066"/>
+      <w:r>
+        <w:t>2.4. Samaradorlikni baholash metodologiyasi</w:t>
+      </w:r>
+      <w:bookmarkEnd w:id="10"/>
+    </w:p>
+    <w:p>
+      <w:pPr>
+        <w:ind w:firstLine="709"/>
+      </w:pPr>
+      <w:r>
+        <w:rPr>
+          <w:b/>
+          <w:bCs/>
+        </w:rPr>
+        <w:t>Asosiy tushunchalar.</w:t>
+      </w:r>
+      <w:r>
+        <w:t xml:space="preserve"> Vositaning har bir xabari to'rtta toifadan biriga tushadi: </w:t>
+      </w:r>
+      <w:r>
+        <w:rPr>
+          <w:b/>
+          <w:bCs/>
+        </w:rPr>
+        <w:t>TP</w:t>
+      </w:r>
+      <w:r>
+        <w:t xml:space="preserve"> (true positive) — haqiqiy zaiflik to'g'ri aniqlangan; </w:t>
+      </w:r>
+      <w:r>
+        <w:rPr>
+          <w:b/>
+          <w:bCs/>
+        </w:rPr>
+        <w:t>FP</w:t>
+      </w:r>
+      <w:r>
+        <w:t xml:space="preserve"> (false positive) — zaiflik bo'lmagan joyga ogohlantirish berilgan; </w:t>
+      </w:r>
+      <w:r>
+        <w:rPr>
+          <w:b/>
+          <w:bCs/>
+        </w:rPr>
+        <w:t>FN</w:t>
+      </w:r>
+      <w:r>
+        <w:t xml:space="preserve"> (f</w:t>
+      </w:r>
+      <w:r>
+        <w:t xml:space="preserve">alse negative) — mavjud zaiflik o'tkazib yuborilgan; </w:t>
+      </w:r>
+      <w:r>
+        <w:rPr>
+          <w:b/>
+          <w:bCs/>
+        </w:rPr>
+        <w:t>TN</w:t>
+      </w:r>
+      <w:r>
+        <w:t xml:space="preserve"> (true negative) — zaiflik yo'q va xabar ham berilmagan. Statik tahlilda TN ni sanash amalda ma'nosiz, chunki "zaiflik bo'lmagan joylar" soni cheklanmagan.</w:t>
+      </w:r>
+    </w:p>
+    <w:p>
+      <w:pPr>
+        <w:ind w:firstLine="709"/>
+      </w:pPr>
+      <w:r>
+        <w:rPr>
+          <w:b/>
+          <w:bCs/>
+        </w:rPr>
+        <w:t>Metrikalar.</w:t>
+      </w:r>
+      <w:r>
+        <w:t xml:space="preserve"> Shu toifalardan uchta ko'rsatkich hisoblanadi:</w:t>
+      </w:r>
+    </w:p>
+    <w:p>
+      <w:pPr>
+        <w:spacing w:line="240" w:lineRule="auto"/>
+        <w:ind w:left="709"/>
+        <w:jc w:val="left"/>
+      </w:pPr>
+      <w:r>
+        <w:rPr>
+          <w:rFonts w:ascii="Consolas" w:eastAsia="Consolas" w:hAnsi="Consolas" w:cs="Consolas"/>
+          <w:sz w:val="20"/>
+          <w:szCs w:val="20"/>
+        </w:rPr>
+        <w:t>Precision = TP / (TP + FP)</w:t>
+      </w:r>
+    </w:p>
+    <w:p>
+      <w:pPr>
+        <w:spacing w:line="240" w:lineRule="auto"/>
+        <w:ind w:left="709"/>
+        <w:jc w:val="left"/>
+      </w:pPr>
+      <w:r>
+        <w:rPr>
+          <w:rFonts w:ascii="Consolas" w:eastAsia="Consolas" w:hAnsi="Consolas" w:cs="Consolas"/>
+          <w:sz w:val="20"/>
+          <w:szCs w:val="20"/>
+        </w:rPr>
+        <w:t>Recall    = TP</w:t>
+      </w:r>
+      <w:r>
+        <w:rPr>
+          <w:rFonts w:ascii="Consolas" w:eastAsia="Consolas" w:hAnsi="Consolas" w:cs="Consolas"/>
+          <w:sz w:val="20"/>
+          <w:szCs w:val="20"/>
+        </w:rPr>
+        <w:t xml:space="preserve"> / (TP + FN)</w:t>
+      </w:r>
+    </w:p>
+    <w:p>
+      <w:pPr>
+        <w:spacing w:line="240" w:lineRule="auto"/>
+        <w:ind w:left="709"/>
+        <w:jc w:val="left"/>
+      </w:pPr>
+      <w:r>
+        <w:rPr>
+          <w:rFonts w:ascii="Consolas" w:eastAsia="Consolas" w:hAnsi="Consolas" w:cs="Consolas"/>
+          <w:sz w:val="20"/>
+          <w:szCs w:val="20"/>
+        </w:rPr>
+        <w:t>F1        = 2 * (Precision * Recall) / (Precision + Recall)</w:t>
+      </w:r>
+    </w:p>
+    <w:p>
+      <w:pPr>
+        <w:spacing w:after="120"/>
+      </w:pPr>
+    </w:p>
+    <w:p>
+      <w:pPr>
+        <w:ind w:firstLine="709"/>
+      </w:pPr>
+      <w:r>
+        <w:t xml:space="preserve">Precision — vosita xabarlarining qanchasi haqiqiy ekanini, Recall — mavjud zaifliklarning qanchasi topilganini ko'rsatadi. F1 ikkisining garmonik o'rtachasi </w:t>
+      </w:r>
+      <w:r>
+        <w:lastRenderedPageBreak/>
+        <w:t>bo'lib, bitta ko'rsatkich</w:t>
+      </w:r>
+      <w:r>
+        <w:t xml:space="preserve"> bilan solishtirish imkonini beradi. Ikkala ko'rsatkichni birga qarash zarur: faqat bitta tor qoida yozib Precision ni 1,00 ga yetkazish oson, lekin bunda Recall juda past bo'ladi (3.3-band shu holatni ko'rsatadi).</w:t>
+      </w:r>
+    </w:p>
+    <w:p>
+      <w:pPr>
+        <w:ind w:firstLine="709"/>
+      </w:pPr>
+      <w:r>
+        <w:rPr>
+          <w:b/>
+          <w:bCs/>
+        </w:rPr>
+        <w:t>Ogohlantirishlardan charchash (alert fati</w:t>
+      </w:r>
+      <w:r>
+        <w:rPr>
+          <w:b/>
+          <w:bCs/>
+        </w:rPr>
+        <w:t>gue).</w:t>
+      </w:r>
+      <w:r>
+        <w:t xml:space="preserve"> Metrikalarning amaliy ma'nosi muhandis xulqida namoyon bo'ladi. Yolg'on ijobiy natijalar va natijalarning taqdim etilish usuli ishlab chiquvchilar uchun vositadan foydalanishga asosiy to'siq bo'lib qolmoqda [24]. Yirik ishlab chiqish muhitlarida shu </w:t>
+      </w:r>
+      <w:r>
+        <w:t>sababli miqdoriy chegara qo'llanadi: yangi tekshiruv platformaga qo'shilishi uchun uning samarali yolg'on ijobiy natijalar ulushi 10 foizdan kam bo'lishi talab qilinadi [25].</w:t>
+      </w:r>
+    </w:p>
+    <w:p>
+      <w:pPr>
+        <w:ind w:firstLine="709"/>
+      </w:pPr>
+      <w:r>
+        <w:rPr>
+          <w:b/>
+          <w:bCs/>
+        </w:rPr>
+        <w:t>Etalon to'plamlar.</w:t>
+      </w:r>
+      <w:r>
+        <w:t xml:space="preserve"> Vositalarni solishtirish uchun oldindan ma'lum zaifliklarga eg</w:t>
+      </w:r>
+      <w:r>
+        <w:t>a to'plamlar ishlatiladi. OWASP Benchmark — Java va Python uchun sinov to'plami bo'lib, aniqlash vositalarining tezligi va aniqligini tekshirishga mo'ljallangan; uning joriy versiyasi — v1.2 [31]. NIST ning SARD ma'lumotlar bazasidagi Juliet to'plamlari an</w:t>
+      </w:r>
+      <w:r>
+        <w:t>cha kattaroq: Juliet C/C++ 1.3 da 64 099, Juliet Java 1.3 da 28 881, Juliet C# 1.3 da 28 942 sinov holati mavjud [32]. Vositalarni baholash metodologiyasi NIST ning SAMATE loyihasi doirasida ishlab chiqilmoqda [6].</w:t>
+      </w:r>
+    </w:p>
+    <w:p>
+      <w:pPr>
+        <w:ind w:firstLine="709"/>
+      </w:pPr>
+      <w:r>
+        <w:t>Shu bilan birga, Juliet to'plamlari Pytho</w:t>
+      </w:r>
+      <w:r>
+        <w:t>n tilini qamrab olmaydi [32], OWASP Benchmark esa o'zbek tilida nomlangan identifikatorlarga ega namunalarni o'z ichiga olmaydi. Ushbu ishning savoli aynan shu bo'shliqda joylashgani uchun sinov obyekti mustaqil ishlab chiqildi (3.1-band).</w:t>
+      </w:r>
+    </w:p>
+    <w:p>
+      <w:pPr>
+        <w:ind w:firstLine="709"/>
+      </w:pPr>
+      <w:r>
+        <w:rPr>
+          <w:b/>
+          <w:bCs/>
+        </w:rPr>
+        <w:t>Xulosa.</w:t>
+      </w:r>
+      <w:r>
+        <w:t xml:space="preserve"> Samarado</w:t>
+      </w:r>
+      <w:r>
+        <w:t>rlik Precision, Recall va F1 ko'rsatkichlari bilan o'lchanadi, lekin ularning amaliy ma'nosi muhandis vaqtida — yolg'on ijobiy natijalarni ko'rib chiqishga ketgan mehnatda — namoyon bo'ladi. Mavjud etalon to'plamlar ushbu ishning savoliga mos kelmagani uch</w:t>
+      </w:r>
+      <w:r>
+        <w:t>un o'z etalon to'plami tuzildi.</w:t>
+      </w:r>
     </w:p>
     <w:p>
       <w:pPr>
         <w:pStyle w:val="2"/>
         <w:spacing w:before="360"/>
       </w:pPr>
-      <w:bookmarkStart w:id="8" w:name="_Toc243923125"/>
-      <w:r>
-        <w:t>2.2. Tahlil usullarining turlari</w:t>
-      </w:r>
-      <w:bookmarkEnd w:id="8"/>
+      <w:bookmarkStart w:id="11" w:name="_Toc243924067"/>
+      <w:r>
+        <w:t>2.5. Statik tahlilning nazariy cheklovlari</w:t>
+      </w:r>
+      <w:bookmarkEnd w:id="11"/>
+    </w:p>
+    <w:p>
+      <w:pPr>
+        <w:ind w:firstLine="709"/>
+      </w:pPr>
+      <w:r>
+        <w:t>Statik tahlilning cheklovlari qisman amaliy, qisman esa printsipial xarakterga ega.</w:t>
+      </w:r>
+    </w:p>
+    <w:p>
+      <w:pPr>
+        <w:ind w:firstLine="709"/>
+      </w:pPr>
+      <w:r>
+        <w:rPr>
+          <w:b/>
+          <w:bCs/>
+        </w:rPr>
+        <w:t>Aniqlanmaslik.</w:t>
+      </w:r>
+      <w:r>
+        <w:t xml:space="preserve"> Dasturning to'xtashini umumiy holda aniqlab bo'lmaydi, Rays teoremasi esa bu natij</w:t>
+      </w:r>
+      <w:r>
+        <w:t xml:space="preserve">ani umumlashtiradi: dastur hisoblaydigan funksiyaning </w:t>
+      </w:r>
+      <w:r>
+        <w:lastRenderedPageBreak/>
+        <w:t>har qanday notrivial xossasi algoritmik ravishda aniqlanmaydi [30]. "Bu kodda SQL inyeksiyasi bormi" degan savol aynan shunday xossaga tegishli. Demak hech bir vosita bir vaqtning o'zida ham to'liq (bar</w:t>
+      </w:r>
+      <w:r>
+        <w:t>cha zaifliklarni topadigan), ham aniq (yolg'on ogohlantirish bermaydigan) bo'la olmaydi. Vosita ishlab chiquvchisi ikkisidan birini tanlaydi — bu muhandislik qarori, nuqson emas.</w:t>
+      </w:r>
+    </w:p>
+    <w:p>
+      <w:pPr>
+        <w:ind w:firstLine="709"/>
+      </w:pPr>
+      <w:r>
+        <w:rPr>
+          <w:b/>
+          <w:bCs/>
+        </w:rPr>
+        <w:t>Dinamik kod.</w:t>
+      </w:r>
+      <w:r>
+        <w:t xml:space="preserve"> </w:t>
+      </w:r>
+      <w:r>
+        <w:rPr>
+          <w:rFonts w:ascii="Consolas" w:eastAsia="Consolas" w:hAnsi="Consolas" w:cs="Consolas"/>
+          <w:sz w:val="24"/>
+          <w:szCs w:val="24"/>
+        </w:rPr>
+        <w:t>eval</w:t>
+      </w:r>
+      <w:r>
+        <w:t xml:space="preserve">, </w:t>
+      </w:r>
+      <w:r>
+        <w:rPr>
+          <w:rFonts w:ascii="Consolas" w:eastAsia="Consolas" w:hAnsi="Consolas" w:cs="Consolas"/>
+          <w:sz w:val="24"/>
+          <w:szCs w:val="24"/>
+        </w:rPr>
+        <w:t>exec</w:t>
+      </w:r>
+      <w:r>
+        <w:t xml:space="preserve"> va refleksiya orqali bajariladigan kod tahlil paytida</w:t>
+      </w:r>
+      <w:r>
+        <w:t xml:space="preserve"> mavjud emas, shuning uchun uning ichidagi mantiq umuman tekshirilmaydi. Vosita faqat bunday chaqiruvning o'zini xavfli deb belgilashi mumkin; ushbu ishning sinov obyektida shunday zaiflik bor (3.1-band, Z-07).</w:t>
+      </w:r>
+    </w:p>
+    <w:p>
+      <w:pPr>
+        <w:ind w:firstLine="709"/>
+      </w:pPr>
+      <w:r>
+        <w:rPr>
+          <w:b/>
+          <w:bCs/>
+        </w:rPr>
+        <w:t>Konfiguratsiya va ish muhiti.</w:t>
+      </w:r>
+      <w:r>
+        <w:t xml:space="preserve"> Zaifliklarning </w:t>
+      </w:r>
+      <w:r>
+        <w:t>bir qismi kodda umuman aks etmaydi: server sozlamalari, kirish huquqlari, muhit o'zgaruvchilari. OWASP bu cheklovni statik tahlilning rasmiy zaif tomoni sifatida qayd etadi (1.2-band).</w:t>
+      </w:r>
+    </w:p>
+    <w:p>
+      <w:pPr>
+        <w:ind w:firstLine="709"/>
+      </w:pPr>
+      <w:r>
+        <w:rPr>
+          <w:b/>
+          <w:bCs/>
+        </w:rPr>
+        <w:t>Kutubxona modelining to'liqmasligi.</w:t>
+      </w:r>
+      <w:r>
+        <w:t xml:space="preserve"> Vosita tashqi kutubxonalarning xulq</w:t>
+      </w:r>
+      <w:r>
+        <w:t>ini o'z modeliga tayanib baholaydi. Model kutubxonaning aniq chaqiruvini qamrab olmasa, to'g'ri yozilgan qoida ham jim qoladi. Ushbu ishda bunday holat amalda qayd etilgan (3.3-band).</w:t>
+      </w:r>
+    </w:p>
+    <w:p>
+      <w:pPr>
+        <w:ind w:firstLine="709"/>
+      </w:pPr>
+      <w:r>
+        <w:rPr>
+          <w:b/>
+          <w:bCs/>
+        </w:rPr>
+        <w:t>Xulosa.</w:t>
+      </w:r>
+      <w:r>
+        <w:t xml:space="preserve"> Statik tahlilning asosiy cheklovi texnologiyaning yetukligida em</w:t>
+      </w:r>
+      <w:r>
+        <w:t>as, hisoblash nazariyasida: notrivial semantik xossalar aniqlanmaydi, shuning uchun har bir vosita yoki o'tkazib yuborish, yoki ortiqcha ogohlantirish tomon og'adi. Qolgan cheklovlar — dinamik kod, konfiguratsiya va kutubxona modellari — bu nazariy chegara</w:t>
+      </w:r>
+      <w:r>
+        <w:t>ni amalda yanada torroq qiladi va statik tahlilni boshqa nazoratlar bilan birgalikda qo'llash zaruratini tug'diradi.</w:t>
+      </w:r>
+    </w:p>
+    <w:p>
+      <w:pPr>
+        <w:pStyle w:val="1"/>
+        <w:spacing w:after="360"/>
+      </w:pPr>
+      <w:bookmarkStart w:id="12" w:name="_Toc243924068"/>
+      <w:r>
+        <w:lastRenderedPageBreak/>
+        <w:t>III BOB. AMALIY QISM: VOSITALARNI QIYOSIY SINASH</w:t>
+      </w:r>
+      <w:bookmarkEnd w:id="12"/>
     </w:p>
     <w:p>
       <w:pPr>
         <w:pStyle w:val="2"/>
         <w:spacing w:before="360"/>
       </w:pPr>
-      <w:bookmarkStart w:id="9" w:name="_Toc243923126"/>
-      <w:r>
-        <w:t>2.3. Statik tahlil vositalarining sharhi</w:t>
-      </w:r>
-      <w:bookmarkEnd w:id="9"/>
-    </w:p>
-    <w:p>
-      <w:pPr>
-        <w:pStyle w:val="2"/>
-        <w:spacing w:before="360"/>
-      </w:pPr>
-      <w:bookmarkStart w:id="10" w:name="_Toc243923127"/>
-      <w:r>
-        <w:t>2.4. Samaradorlikni baholash metodologiyasi</w:t>
-      </w:r>
-      <w:bookmarkEnd w:id="10"/>
-    </w:p>
-    <w:p>
-      <w:pPr>
-        <w:pStyle w:val="2"/>
-        <w:spacing w:before="360"/>
-      </w:pPr>
-      <w:bookmarkStart w:id="11" w:name="_Toc243923128"/>
-      <w:r>
-        <w:t>2.5. Statik tahlilning nazariy cheklovlari</w:t>
-      </w:r>
-      <w:bookmarkEnd w:id="11"/>
-    </w:p>
-    <w:p>
-      <w:pPr>
-        <w:pStyle w:val="1"/>
-        <w:spacing w:after="360"/>
-      </w:pPr>
-      <w:bookmarkStart w:id="12" w:name="_Toc243923129"/>
-      <w:r>
-        <w:lastRenderedPageBreak/>
-        <w:t>III BOB. AMALIY QISM: VOSITALARNI QIYOSIY SINASH</w:t>
-      </w:r>
-      <w:bookmarkEnd w:id="12"/>
-    </w:p>
-    <w:p>
-      <w:pPr>
-        <w:pStyle w:val="2"/>
-        <w:spacing w:before="360"/>
-      </w:pPr>
-      <w:bookmarkStart w:id="13" w:name="_Toc243923130"/>
+      <w:bookmarkStart w:id="13" w:name="_Toc243924069"/>
       <w:r>
         <w:t>3.1. Sinov obyekti va metodika</w:t>
       </w:r>
@@ -7183,14 +8953,7 @@
           <w:b/>
           <w:bCs/>
         </w:rPr>
-        <w:t>Sinov ilovasini</w:t>
-      </w:r>
-      <w:r>
-        <w:rPr>
-          <w:b/>
-          <w:bCs/>
-        </w:rPr>
-        <w:t>ng tavsifi</w:t>
+        <w:t>Sinov ilovasining tavsifi</w:t>
       </w:r>
     </w:p>
     <w:p>
@@ -7198,13 +8961,13 @@
         <w:ind w:firstLine="709"/>
       </w:pPr>
       <w:r>
-        <w:t>Vositalarni qiyoslash uchun ataylab zaif qilingan Flask ilovasi ishlab chiqildi. Tayyor etalon to'plamlardan (OWASP Benchmark, Juliet Test Suite) foydalanish o'rniga o'z obyektini yaratish qarori ikki sababga asoslanadi: birinchidan, ishning aso</w:t>
-      </w:r>
-      <w:r>
-        <w:t>siy savollaridan biri — xalqaro vositalarning o'zbek tilida nomlangan identifikatorlar bilan ishlashi, bunday namunalar esa tayyor to'plamlarda umuman yo'q; ikkinchidan, kichik va to'liq nazorat qilinadigan obyekt har bir topilmani qo'lda tekshirish imkoni</w:t>
-      </w:r>
-      <w:r>
-        <w:t>ni beradi.</w:t>
+        <w:t>Vositalarni qiyoslash uchun atayl</w:t>
+      </w:r>
+      <w:r>
+        <w:t>ab zaif qilingan Flask ilovasi ishlab chiqildi. Tayyor etalon to'plamlardan (OWASP Benchmark, Juliet Test Suite) foydalanish o'rniga o'z obyektini yaratish qarori ikki sababga asoslanadi: birinchidan, ishning asosiy savollaridan biri — xalqaro vositalarnin</w:t>
+      </w:r>
+      <w:r>
+        <w:t>g o'zbek tilida nomlangan identifikatorlar bilan ishlashi, bunday namunalar esa tayyor to'plamlarda umuman yo'q; ikkinchidan, kichik va to'liq nazorat qilinadigan obyekt har bir topilmani qo'lda tekshirish imkonini beradi.</w:t>
       </w:r>
     </w:p>
     <w:p>
@@ -7212,7 +8975,10 @@
         <w:ind w:firstLine="709"/>
       </w:pPr>
       <w:r>
-        <w:t>Ilova uchta moduldan iborat (3.1-jadval).</w:t>
+        <w:t>Ilova uchta moduldan iborat (3.1-</w:t>
+      </w:r>
+      <w:r>
+        <w:t>jadval).</w:t>
       </w:r>
     </w:p>
     <w:p>
@@ -7751,7 +9517,10 @@
         <w:ind w:firstLine="709"/>
       </w:pPr>
       <w:r>
-        <w:t xml:space="preserve">Modullarga bo'lish tasodifiy emas. Bir qator zaifliklarda ma'lumot manbasi (source) va cho'kmasi (sink) ataylab turli fayllarga joylashtirilgan: </w:t>
+        <w:t>Modullarga bo'lish tasodifiy em</w:t>
+      </w:r>
+      <w:r>
+        <w:t xml:space="preserve">as. Bir qator zaifliklarda ma'lumot manbasi (source) va cho'kmasi (sink) ataylab turli fayllarga joylashtirilgan: </w:t>
       </w:r>
       <w:r>
         <w:rPr>
@@ -7795,10 +9564,10 @@
         <w:t>auth.py</w:t>
       </w:r>
       <w:r>
-        <w:t xml:space="preserve"> dagi </w:t>
-      </w:r>
-      <w:r>
-        <w:t>funksiyaga uzatadi. Bu modullararo zaharlangan ma'lumot oqimini kuzata oladigan va kuzata olmaydigan vositalarni ajratish imkonini beradi (3.3-band).</w:t>
+        <w:t xml:space="preserve"> dagi funksiyaga uzatadi. Bu modullar</w:t>
+      </w:r>
+      <w:r>
+        <w:t>aro zaharlangan ma'lumot oqimini kuzata oladigan va kuzata olmaydigan vositalarni ajratish imkonini beradi (3.3-band).</w:t>
       </w:r>
     </w:p>
     <w:p>
@@ -12015,10 +13784,10 @@
         <w:t>requirements.txt</w:t>
       </w:r>
       <w:r>
-        <w:t xml:space="preserve"> da ataylab eskirgan oltita paket qoldirilgan (Flask 0.12.2, Jinja2 2.10, Werkzeug 0.14.1, PyYAML 5.1, requests 2.19.1, urllib3 1.24.1); ular statik tahlil vositalari tomonidan topilmasligi kerak va faqat SCA vositasi uchun sinov materiali bo'lib xizmat qi</w:t>
-      </w:r>
-      <w:r>
-        <w:t>ladi.</w:t>
+        <w:t xml:space="preserve"> da ataylab eskirgan oltita paket qoldirilgan (Flask 0.12.2, Jinja2 2.10, Werkzeug 0.14.1</w:t>
+      </w:r>
+      <w:r>
+        <w:t>, PyYAML 5.1, requests 2.19.1, urllib3 1.24.1); ular statik tahlil vositalari tomonidan topilmasligi kerak va faqat SCA vositasi uchun sinov materiali bo'lib xizmat qiladi.</w:t>
       </w:r>
     </w:p>
     <w:p>
@@ -12057,7 +13826,16 @@
           <w:szCs w:val="24"/>
         </w:rPr>
         <w:lastRenderedPageBreak/>
-        <w:t>3.3-jadval. Sinov muhiti</w:t>
+        <w:t>3.3</w:t>
+      </w:r>
+      <w:r>
+        <w:rPr>
+          <w:i/>
+          <w:iCs/>
+          <w:sz w:val="24"/>
+          <w:szCs w:val="24"/>
+        </w:rPr>
+        <w:t>-jadval. Sinov muhiti</w:t>
       </w:r>
     </w:p>
     <w:tbl>
@@ -12634,10 +14412,10 @@
         <w:t>.github/workflows/sast.yml</w:t>
       </w:r>
       <w:r>
-        <w:t>); bu farq natijalarga ta'sir qilmadi, chunki CI dagi topilmalar soni lokal natijalar bilan to'liq mos kel</w:t>
-      </w:r>
-      <w:r>
-        <w:t>di (3.5-band).</w:t>
+        <w:t>); bu f</w:t>
+      </w:r>
+      <w:r>
+        <w:t>arq natijalarga ta'sir qilmadi, chunki CI dagi topilmalar soni lokal natijalar bilan to'liq mos keldi (3.5-band).</w:t>
       </w:r>
     </w:p>
     <w:p>
@@ -12659,10 +14437,10 @@
         <w:ind w:firstLine="709"/>
       </w:pPr>
       <w:r>
-        <w:t>Har bir vosita uchun quyidagi ko'rsatkichlar hisoblanadi: to'g'ri aniqlangan zaifliklar (TP), yolg'on ijobiy natijalar (FP), o'tkazib yuborilgan zaifliklar (FN = 24 − TP), hamda ulardan kelib ch</w:t>
-      </w:r>
-      <w:r>
-        <w:t>iqadigan Precision, Recall va F1 ko'rsatkichlari (formulalar 2.4-bandda keltirilgan). Alohida ustun sifatida takroriy xabarlar sanaladi.</w:t>
+        <w:t>Har bir vosita uchun quyidagi ko'rsatkichlar hisoblanadi: to'g'ri aniqlangan zaifliklar (TP), y</w:t>
+      </w:r>
+      <w:r>
+        <w:t>olg'on ijobiy natijalar (FP), o'tkazib yuborilgan zaifliklar (FN = 24 − TP), hamda ulardan kelib chiqadigan Precision, Recall va F1 ko'rsatkichlari (formulalar 2.4-bandda keltirilgan). Alohida ustun sifatida takroriy xabarlar sanaladi.</w:t>
       </w:r>
     </w:p>
     <w:p>
@@ -12681,10 +14459,10 @@
         <w:t>kod/tahlil/hisobot.py</w:t>
       </w:r>
       <w:r>
-        <w:t xml:space="preserve"> skripti orqali bajariladi. Skript topilmani etalon zaiflikka ikki shartdan</w:t>
-      </w:r>
-      <w:r>
-        <w:t xml:space="preserve"> biri bajarilganda bog'laydi: qator farqi uchtadan oshmasa yoki topilma bilan etalon zaiflik ayni bir funksiya tanasida joylashgan bo'lsa. Modul darajasidagi topilmalarga faqat birinchi shart qo'llanadi.</w:t>
+        <w:t xml:space="preserve"> skripti orqali bajariladi. Skript topilmani etalon zaiflikka ikki shartdan biri bajarilganda bog'laydi: qator farqi uchtadan oshmasa yoki topilma bilan etalon zaiflik ayni bir funksiya tanasida joylashgan bo'lsa</w:t>
+      </w:r>
+      <w:r>
+        <w:t>. Modul darajasidagi topilmalarga faqat birinchi shart qo'llanadi.</w:t>
       </w:r>
     </w:p>
     <w:p>
@@ -12692,10 +14470,7 @@
         <w:ind w:firstLine="709"/>
       </w:pPr>
       <w:r>
-        <w:t>Metodikaning uch jihati natijalarni to'g'ri talqin q</w:t>
-      </w:r>
-      <w:r>
-        <w:t xml:space="preserve">ilish uchun muhim. Birinchidan, </w:t>
+        <w:t xml:space="preserve">Metodikaning uch jihati natijalarni to'g'ri talqin qilish uchun muhim. Birinchidan, </w:t>
       </w:r>
       <w:r>
         <w:rPr>
@@ -12705,21 +14480,17 @@
         <w:t>takroriy xabarlar yolg'on ijobiy deb sanalmaydi</w:t>
       </w:r>
       <w:r>
-        <w:t xml:space="preserve">: bitta zaiflikni bir necha qoida belgilasa, birinchisi TP, qolganlari alohida ustunda hisoblanadi — aks holda ko'p qoidali to'plamlar sun'iy jazolangan bo'lardi. Ikkinchidan, </w:t>
+        <w:t>: bitta zaiflikni bir necha qoida belgilasa, birinchisi TP</w:t>
+      </w:r>
+      <w:r>
+        <w:t xml:space="preserve">, qolganlari alohida ustunda hisoblanadi — aks holda ko'p qoidali to'plamlar sun'iy jazolangan bo'lardi. Ikkinchidan, </w:t>
       </w:r>
       <w:r>
         <w:rPr>
           <w:b/>
           <w:bCs/>
         </w:rPr>
-        <w:t>b</w:t>
-      </w:r>
-      <w:r>
-        <w:rPr>
-          <w:b/>
-          <w:bCs/>
-        </w:rPr>
-        <w:t xml:space="preserve">ir qatorda </w:t>
+        <w:t xml:space="preserve">bir qatorda </w:t>
       </w:r>
       <w:r>
         <w:rPr>
@@ -12741,7 +14512,10 @@
         <w:t>app.py:148</w:t>
       </w:r>
       <w:r>
-        <w:t xml:space="preserve"> da Z-09 va Z-10), shuning uchun topilmalar avval CWE kodi, so'ngra band bo'lmagan yozuvlar bo'yicha taqsimlanadi. Uchinchidan, </w:t>
+        <w:t xml:space="preserve"> da Z-09 va Z-10), shuning uchun topilmalar avval CWE kodi, so'ngra band bo'lmag</w:t>
+      </w:r>
+      <w:r>
+        <w:t xml:space="preserve">an yozuvlar bo'yicha taqsimlanadi. Uchinchidan, </w:t>
       </w:r>
       <w:r>
         <w:rPr>
@@ -12770,7 +14544,10 @@
         <w:ind w:firstLine="709"/>
       </w:pPr>
       <w:r>
-        <w:t xml:space="preserve">Har bir xabarning qaysi etalon yozuviga bog'langani </w:t>
+        <w:t>Har bir xabarning qaysi etalon yozuviga</w:t>
+      </w:r>
+      <w:r>
+        <w:t xml:space="preserve"> bog'langani </w:t>
       </w:r>
       <w:r>
         <w:rPr>
@@ -12781,10 +14558,7 @@
         <w:t>kod/natijalar/moslashtirish.md</w:t>
       </w:r>
       <w:r>
-        <w:t xml:space="preserve"> faylida to'liq keltirilgan; bu metrikalarni mustaqil qayta tekshir</w:t>
-      </w:r>
-      <w:r>
-        <w:t>ish imkonini beradi va B ilovasiga kiritiladi.</w:t>
+        <w:t xml:space="preserve"> faylida to'liq keltirilgan; bu metrikalarni mustaqil qayta tekshirish imkonini beradi va B ilovasiga kiritiladi.</w:t>
       </w:r>
     </w:p>
     <w:p>
@@ -12799,10 +14573,13 @@
         <w:t>Xulosa.</w:t>
       </w:r>
       <w:r>
-        <w:t xml:space="preserve"> Sinov obyekti — 293 qatorli, uch modulli Flask ilovasi; unga 15 xil CWE toifasiga tegishli 24 ta zaiflik kiritilib, aniq manzili oldindan qayd etildi. Metrikalar skript orqali hisoblanadi va har bir bo</w:t>
-      </w:r>
-      <w:r>
-        <w:t>g'lanish hujjatlashtiriladi, shuning uchun natijalar takrorlanuvchi. Obyektning kichikligi statistik umumlashtirishga imkon bermaydi, lekin har bir o'tkazib yuborishning sababini aniqlash imkonini beradi — ishning maqsadi aynan shu.</w:t>
+        <w:t xml:space="preserve"> Sinov obyekti — 293 qatorli, uch modulli Flask ilovasi; unga 15 xil CWE toifasiga tegishli </w:t>
+      </w:r>
+      <w:r>
+        <w:t>24 ta zaiflik kiritilib, aniq manzili oldindan qayd etildi. Metrikalar skript orqali hisoblanadi va har bir bog'lanish hujjatlashtiriladi, shuning uchun natijalar takrorlanuvchi. Obyektning kichikligi statistik umumlashtirishga imkon bermaydi, lekin har bi</w:t>
+      </w:r>
+      <w:r>
+        <w:t>r o'tkazib yuborishning sababini aniqlash imkonini beradi — ishning maqsadi aynan shu.</w:t>
       </w:r>
     </w:p>
     <w:p>
@@ -12810,12 +14587,9 @@
         <w:pStyle w:val="2"/>
         <w:spacing w:before="360"/>
       </w:pPr>
-      <w:bookmarkStart w:id="14" w:name="_Toc243923131"/>
-      <w:r>
-        <w:t xml:space="preserve">3.2. Vositalarni ishga </w:t>
-      </w:r>
-      <w:r>
-        <w:t>tushirish va natijalar</w:t>
+      <w:bookmarkStart w:id="14" w:name="_Toc243924070"/>
+      <w:r>
+        <w:t>3.2. Vositalarni ishga tushirish va natijalar</w:t>
       </w:r>
       <w:bookmarkEnd w:id="14"/>
     </w:p>
@@ -12843,7 +14617,15 @@
           <w:sz w:val="24"/>
           <w:szCs w:val="24"/>
         </w:rPr>
-        <w:t>kod/natijalar/</w:t>
+        <w:t>kod/na</w:t>
+      </w:r>
+      <w:r>
+        <w:rPr>
+          <w:rFonts w:ascii="Consolas" w:eastAsia="Consolas" w:hAnsi="Consolas" w:cs="Consolas"/>
+          <w:sz w:val="24"/>
+          <w:szCs w:val="24"/>
+        </w:rPr>
+        <w:t>tijalar/</w:t>
       </w:r>
       <w:r>
         <w:t xml:space="preserve"> ga yoziladi: inson o'qishi uchun matnli, dastur qayta ishlashi uchun JSON yoki SARIF ko'rinishida.</w:t>
@@ -12860,14 +14642,7 @@
           <w:b/>
           <w:bCs/>
         </w:rPr>
-        <w:t>Ba</w:t>
-      </w:r>
-      <w:r>
-        <w:rPr>
-          <w:b/>
-          <w:bCs/>
-        </w:rPr>
-        <w:t>ndit</w:t>
+        <w:t>Bandit</w:t>
       </w:r>
     </w:p>
     <w:p>
@@ -12875,7 +14650,10 @@
         <w:ind w:firstLine="709"/>
       </w:pPr>
       <w:r>
-        <w:t>Bandit Python uchun ixtisoslashgan, abstrakt sintaksis daraxti asosida ishlaydigan vosita. U 22 ta topilma berdi. Topilmalarning jiddiylik va ishonch bo'yicha taqsimoti 3.4-jadvalda keltirilgan.</w:t>
+        <w:t>Bandit Python uchun ixtisoslashgan, abstrakt sintaksis daraxti asosida ishlaydigan vosita. U 22 ta topilma berdi. Topilmalarning jiddiylik va</w:t>
+      </w:r>
+      <w:r>
+        <w:t xml:space="preserve"> ishonch bo'yicha taqsimoti 3.4-jadvalda keltirilgan.</w:t>
       </w:r>
     </w:p>
     <w:p>
@@ -13454,7 +15232,10 @@
         <w:t>hashlib.md5()</w:t>
       </w:r>
       <w:r>
-        <w:t xml:space="preserve"> chaqiruvini topish uchun oqim tahlili kerak emas. Past jiddiylikdagi yettita xabarning uchtasi esa umuman zaiflik emas (3.3-band).</w:t>
+        <w:t xml:space="preserve"> chaqir</w:t>
+      </w:r>
+      <w:r>
+        <w:t>uvini topish uchun oqim tahlili kerak emas. Past jiddiylikdagi yettita xabarning uchtasi esa umuman zaiflik emas (3.3-band).</w:t>
       </w:r>
     </w:p>
     <w:p>
@@ -13830,10 +15611,7 @@
         <w:t>eval-injection</w:t>
       </w:r>
       <w:r>
-        <w:t xml:space="preserve"> qoidalari uch marta xabar qiladi. Bu qoidalar to'plamlarining bir-birini qoplashi natijasidir va deduplikatsiyasiz Precision ko'rsatkichini sun'iy ravishda pasayti</w:t>
-      </w:r>
-      <w:r>
-        <w:t>radi.</w:t>
+        <w:t xml:space="preserve"> qoidalari uch marta xabar qiladi. Bu qoidalar to'plamlarining bir-birini qoplashi natijasidir va deduplikatsiyasiz Precision ko'rsatkichini sun'iy ravishda pasaytiradi.</w:t>
       </w:r>
     </w:p>
     <w:p>
@@ -13841,7 +15619,10 @@
         <w:ind w:firstLine="709"/>
       </w:pPr>
       <w:r>
-        <w:t xml:space="preserve">Topilmalar jurnalini tahlil qilishda yana bir xususiyat aniqlandi: Semgrep taint rejimidagi qoidalarning topilmasini </w:t>
+        <w:t>Topilmalar jurnalini tahlil qilishda yana bir xususiyat aniqlandi: Semgrep taint rejim</w:t>
+      </w:r>
+      <w:r>
+        <w:t xml:space="preserve">idagi qoidalarning topilmasini </w:t>
       </w:r>
       <w:r>
         <w:rPr>
@@ -13880,7 +15661,10 @@
           <w:sz w:val="24"/>
           <w:szCs w:val="24"/>
         </w:rPr>
-        <w:t>sql-injection-db-</w:t>
+        <w:t>sql-injection-db-cursor-execute</w:t>
+      </w:r>
+      <w:r>
+        <w:t xml:space="preserve"> (manba — </w:t>
       </w:r>
       <w:r>
         <w:rPr>
@@ -13888,10 +15672,10 @@
           <w:sz w:val="24"/>
           <w:szCs w:val="24"/>
         </w:rPr>
-        <w:t>cursor-execute</w:t>
-      </w:r>
-      <w:r>
-        <w:t xml:space="preserve"> (manba — </w:t>
+        <w:t>request.args.get</w:t>
+      </w:r>
+      <w:r>
+        <w:t xml:space="preserve">) va </w:t>
       </w:r>
       <w:r>
         <w:rPr>
@@ -13899,10 +15683,10 @@
           <w:sz w:val="24"/>
           <w:szCs w:val="24"/>
         </w:rPr>
-        <w:t>request.args.get</w:t>
-      </w:r>
-      <w:r>
-        <w:t xml:space="preserve">) va </w:t>
+        <w:t>app.py:48</w:t>
+      </w:r>
+      <w:r>
+        <w:t xml:space="preserve"> da </w:t>
       </w:r>
       <w:r>
         <w:rPr>
@@ -13910,10 +15694,13 @@
           <w:sz w:val="24"/>
           <w:szCs w:val="24"/>
         </w:rPr>
-        <w:t>app.py:48</w:t>
-      </w:r>
-      <w:r>
-        <w:t xml:space="preserve"> da </w:t>
+        <w:t>tainted-sql-string</w:t>
+      </w:r>
+      <w:r>
+        <w:t xml:space="preserve"> (cho'kma — so'r</w:t>
+      </w:r>
+      <w:r>
+        <w:t xml:space="preserve">ovni yig'ish) bitta zaiflik, Z-02, haqida xabar beradi; </w:t>
       </w:r>
       <w:r>
         <w:rPr>
@@ -13921,10 +15708,10 @@
           <w:sz w:val="24"/>
           <w:szCs w:val="24"/>
         </w:rPr>
-        <w:t>tainted-sql-string</w:t>
-      </w:r>
-      <w:r>
-        <w:t xml:space="preserve"> (cho'kma — so'rovni yig'ish) bitta zaiflik, Z-02, haqida xabar beradi; </w:t>
+        <w:t>app.py:107</w:t>
+      </w:r>
+      <w:r>
+        <w:t xml:space="preserve"> / </w:t>
       </w:r>
       <w:r>
         <w:rPr>
@@ -13932,10 +15719,10 @@
           <w:sz w:val="24"/>
           <w:szCs w:val="24"/>
         </w:rPr>
-        <w:t>app.py:107</w:t>
-      </w:r>
-      <w:r>
-        <w:t xml:space="preserve"> / </w:t>
+        <w:t>app.py:110</w:t>
+      </w:r>
+      <w:r>
+        <w:t xml:space="preserve"> va </w:t>
       </w:r>
       <w:r>
         <w:rPr>
@@ -13943,10 +15730,10 @@
           <w:sz w:val="24"/>
           <w:szCs w:val="24"/>
         </w:rPr>
-        <w:t>app.py:110</w:t>
-      </w:r>
-      <w:r>
-        <w:t xml:space="preserve"> va </w:t>
+        <w:t>app.py:138</w:t>
+      </w:r>
+      <w:r>
+        <w:t xml:space="preserve"> / </w:t>
       </w:r>
       <w:r>
         <w:rPr>
@@ -13954,10 +15741,13 @@
           <w:sz w:val="24"/>
           <w:szCs w:val="24"/>
         </w:rPr>
-        <w:t>app.py:138</w:t>
-      </w:r>
-      <w:r>
-        <w:t xml:space="preserve"> / </w:t>
+        <w:t>app.py:141</w:t>
+      </w:r>
+      <w:r>
+        <w:t xml:space="preserve"> juftliklarida ham xuddi shunday. Bu kuzatuv 3.1-banddagi moslashtirish tolerantligini (uch qator) tushuntiradi: tolerantliksiz bir zaiflikning manba </w:t>
+      </w:r>
+      <w:r>
+        <w:t xml:space="preserve">va cho'kma xabarlari ikki turli topilma deb hisoblanar edi. Manba: </w:t>
       </w:r>
       <w:r>
         <w:rPr>
@@ -13965,10 +15755,32 @@
           <w:sz w:val="24"/>
           <w:szCs w:val="24"/>
         </w:rPr>
-        <w:t>app.py:141</w:t>
-      </w:r>
-      <w:r>
-        <w:t xml:space="preserve"> juftliklarida ham xuddi shunday. Bu kuzatuv 3.1-banddagi moslashtirish tolerantligini (uch qator) tushuntiradi: tolerantliksiz bir zaiflikning manba va cho'kma xabarlari ikki turli topilma deb hisoblanar edi. Manba: </w:t>
+        <w:t>kod/natijalar/moslashtirish.md</w:t>
+      </w:r>
+      <w:r>
+        <w:t>.</w:t>
+      </w:r>
+    </w:p>
+    <w:p>
+      <w:pPr>
+        <w:keepNext/>
+        <w:spacing w:before="240" w:after="120"/>
+        <w:jc w:val="left"/>
+      </w:pPr>
+      <w:r>
+        <w:rPr>
+          <w:b/>
+          <w:bCs/>
+        </w:rPr>
+        <w:t>CodeQL</w:t>
+      </w:r>
+    </w:p>
+    <w:p>
+      <w:pPr>
+        <w:ind w:firstLine="709"/>
+      </w:pPr>
+      <w:r>
+        <w:t xml:space="preserve">CodeQL avval kodni ma'lumotlar bazasiga aylantiradi, so'ngra unga so'rovlar beradi. Tahlil </w:t>
       </w:r>
       <w:r>
         <w:rPr>
@@ -13976,24 +15788,10 @@
           <w:sz w:val="24"/>
           <w:szCs w:val="24"/>
         </w:rPr>
-        <w:t>kod/natijalar/moslashtirish.md</w:t>
-      </w:r>
-      <w:r>
-        <w:t>.</w:t>
-      </w:r>
-    </w:p>
-    <w:p>
-      <w:pPr>
-        <w:keepNext/>
-        <w:spacing w:before="240" w:after="120"/>
-        <w:jc w:val="left"/>
-      </w:pPr>
-      <w:r>
-        <w:rPr>
-          <w:b/>
-          <w:bCs/>
-        </w:rPr>
-        <w:t>CodeQL</w:t>
+        <w:t>python-security-extended</w:t>
+      </w:r>
+      <w:r>
+        <w:t xml:space="preserve"> to'plami bilan bajarildi.</w:t>
       </w:r>
     </w:p>
     <w:p>
@@ -14001,29 +15799,10 @@
         <w:ind w:firstLine="709"/>
       </w:pPr>
       <w:r>
-        <w:t xml:space="preserve">CodeQL avval kodni ma'lumotlar bazasiga aylantiradi, so'ngra unga so'rovlar beradi. Tahlil </w:t>
-      </w:r>
-      <w:r>
-        <w:rPr>
-          <w:rFonts w:ascii="Consolas" w:eastAsia="Consolas" w:hAnsi="Consolas" w:cs="Consolas"/>
-          <w:sz w:val="24"/>
-          <w:szCs w:val="24"/>
-        </w:rPr>
-        <w:t>python-security-extended</w:t>
-      </w:r>
-      <w:r>
-        <w:t xml:space="preserve"> to'plami bilan bajarildi.</w:t>
-      </w:r>
-    </w:p>
-    <w:p>
-      <w:pPr>
-        <w:ind w:firstLine="709"/>
-      </w:pPr>
-      <w:r>
-        <w:t>SARIF chiqishida 50 ta so'rov e'lon qilingan, ya'ni to'plam shu so'rovlarni kod ustida ishga tushirgan. Ulardan at</w:t>
-      </w:r>
-      <w:r>
-        <w:t>igi 11 tasi natija qaytardi (3.5-jadval), jami 17 ta topilma bilan.</w:t>
+        <w:t>SARIF ch</w:t>
+      </w:r>
+      <w:r>
+        <w:t>iqishida 50 ta so'rov e'lon qilingan, ya'ni to'plam shu so'rovlarni kod ustida ishga tushirgan. Ulardan atigi 11 tasi natija qaytardi (3.5-jadval), jami 17 ta topilma bilan.</w:t>
       </w:r>
     </w:p>
     <w:p>
@@ -14876,13 +16655,10 @@
         <w:ind w:firstLine="709"/>
       </w:pPr>
       <w:r>
-        <w:t>"E'lon qilingan 50, natija bergan 11" nisbati 3.3-banddagi tahlil uchun hal qiluvchi: u o't</w:t>
-      </w:r>
-      <w:r>
-        <w:t>kazib yuborishning sababi so'rovning umuman yo'qligimi yoki so'rov ishlagani holda modeli mos kelmaganimi — degan savolga javob beradi. Jadvaldagi CWE teglari yana bir muammoni ko'rsatadi: bitta so'rovga beshtagacha kod biriktirilgan, shuning uchun moslash</w:t>
-      </w:r>
-      <w:r>
-        <w:t>tirish bitta kod bilan emas, kodlar to'plami bilan amalga oshiriladi.</w:t>
+        <w:t>"E'lon qilingan 50, natija bergan 11" nisbati 3.3-banddagi tahlil uchun hal qiluvchi: u o'tkazib yuborishning sababi so'rovning umuman yo'qligimi yoki so'rov ishlagani holda modeli mos kelmaganimi — degan savolga javob beradi. Jadvaldagi CWE teglari yana b</w:t>
+      </w:r>
+      <w:r>
+        <w:t>ir muammoni ko'rsatadi: bitta so'rovga beshtagacha kod biriktirilgan, shuning uchun moslashtirish bitta kod bilan emas, kodlar to'plami bilan amalga oshiriladi.</w:t>
       </w:r>
     </w:p>
     <w:p>
@@ -14915,10 +16691,13 @@
         <w:t>requirements.txt</w:t>
       </w:r>
       <w:r>
-        <w:t xml:space="preserve"> dagi oltita paketni ma'lum zaifliklar bazalari bilan solishtirdi. Konsol chiqishi "Found 82 known vulnerabilities in 6 packages" deb xabar beradi, le</w:t>
-      </w:r>
-      <w:r>
-        <w:t>kin bu raqam to'g'ridan-to'g'ri keltirilishi mumkin emas: bir xil PYSEC identifikatori ikki manbadan (PyPI advisory ma'lumotlar bazasi va OSV) ikki marta qaytariladi. Noyob identifikatorlar bo'yicha hisoblaganda natija boshqacha (3.6-jadval).</w:t>
+        <w:t xml:space="preserve"> dagi oltita paketni ma'lum zaifliklar bazalari bilan solis</w:t>
+      </w:r>
+      <w:r>
+        <w:t>htirdi. Konsol chiqishi "Found 82 known vulnerabilities in 6 packages" deb xabar beradi, lekin bu raqam to'g'ridan-to'g'ri keltirilishi mumkin emas: bir xil PYSEC identifikatori ikki manbadan (PyPI advisory ma'lumotlar bazasi va OSV) ikki marta qaytariladi</w:t>
+      </w:r>
+      <w:r>
+        <w:t>. Noyob identifikatorlar bo'yicha hisoblaganda natija boshqacha (3.6-jadval).</w:t>
       </w:r>
     </w:p>
     <w:p>
@@ -15740,10 +17519,10 @@
         <w:ind w:firstLine="709"/>
       </w:pPr>
       <w:r>
-        <w:t>Ishda 43 raqami keltiriladi. Bu holatning o'zi SCA natijalari bilan ishlashda deduplikatsiya zarurligini ko'rsatadi — vositaning o'z xabari haqiqiy zaifliklar sonini deyar</w:t>
-      </w:r>
-      <w:r>
-        <w:t>li ikki barobar oshirib ko'rsatgan.</w:t>
+        <w:t>Ishda 43 raqami keltiriladi. Bu holatning o'zi SCA natijalari bilan ishlashda deduplikatsiya zarurligini ko'rsatadi — vositaning o'z</w:t>
+      </w:r>
+      <w:r>
+        <w:t xml:space="preserve"> xabari haqiqiy zaifliklar sonini deyarli ikki barobar oshirib ko'rsatgan.</w:t>
       </w:r>
     </w:p>
     <w:p>
@@ -15773,10 +17552,10 @@
         <w:t>werkzeug</w:t>
       </w:r>
       <w:r>
-        <w:t xml:space="preserve"> da — topildi. Bular tranzitiv bog'liqliklar bo'lib, ishlab chiquvchi ularni odatda umuman ko'rma</w:t>
-      </w:r>
-      <w:r>
-        <w:t>ydi. Statik tahlil vositalari bu zaifliklarning birortasini ham topmadi va topishi ham mumkin emas edi: zaif kod loyihaning o'zida emas, o'rnatilgan kutubxonalarda joylashgan.</w:t>
+        <w:t xml:space="preserve"> da — topildi. Bular tranzitiv bog'liqliklar bo'lib, ishla</w:t>
+      </w:r>
+      <w:r>
+        <w:t>b chiquvchi ularni odatda umuman ko'rmaydi. Statik tahlil vositalari bu zaifliklarning birortasini ham topmadi va topishi ham mumkin emas edi: zaif kod loyihaning o'zida emas, o'rnatilgan kutubxonalarda joylashgan.</w:t>
       </w:r>
     </w:p>
     <w:p>
@@ -15798,10 +17577,10 @@
         <w:ind w:firstLine="709"/>
       </w:pPr>
       <w:r>
-        <w:t>Vositalarning takroriy ishga tushirishdagi vaqti 3.7-jadvalda kelt</w:t>
-      </w:r>
-      <w:r>
-        <w:t>irilgan.</w:t>
+        <w:t>Vositalarning takroriy ishg</w:t>
+      </w:r>
+      <w:r>
+        <w:t>a tushirishdagi vaqti 3.7-jadvalda keltirilgan.</w:t>
       </w:r>
     </w:p>
     <w:p>
@@ -16458,10 +18237,10 @@
         <w:ind w:firstLine="709"/>
       </w:pPr>
       <w:r>
-        <w:t>Birinchi ishga tushirish vaqtlari keskin boshqacha bo'lgan: Semgrep qoidalar bazasini tarmoqdan yuklab oladi, CodeQL esa so'rovlarni kompilyatsiya qiladi. Loyiha jurnalida qayd etilishicha, CodeQL ning to'liq tahlili kesh isigach 2773 soniyadan 57 soniyaga</w:t>
-      </w:r>
-      <w:r>
-        <w:t xml:space="preserve"> tushgan (manba: </w:t>
+        <w:t>Birinchi ishga tushirish vaqtlari keskin boshqacha bo'lgan: Semgrep qoidalar bazasini tarmoqdan yuklab oladi, CodeQL esa so'rovlarni kompilyatsiya qila</w:t>
+      </w:r>
+      <w:r>
+        <w:t xml:space="preserve">di. Loyiha jurnalida qayd etilishicha, CodeQL ning to'liq tahlili kesh isigach 2773 soniyadan 57 soniyaga tushgan (manba: </w:t>
       </w:r>
       <w:r>
         <w:rPr>
@@ -16480,10 +18259,10 @@
         <w:ind w:firstLine="709"/>
       </w:pPr>
       <w:r>
-        <w:t>Shu sababli vaqt ko'rsatkichlaridan "chuqur tahlil sekin" degan xulosa chiqarilmaydi: kesh isiganidan keyin bu hajmdagi korpusda to'rtala vosita ham soniyalar ichida tugaydi. Tezlik bo'yicha asosli xulosa uchun ancha katta kod b</w:t>
-      </w:r>
-      <w:r>
-        <w:t>azasi kerak; bu ushbu ishning ochiq cheklovi.</w:t>
+        <w:t>Shu sababli vaqt ko'rsatkichlaridan "chuqur tahlil sekin" degan xulosa chiqarilmaydi: kesh isiganidan keyin bu hajmdagi kor</w:t>
+      </w:r>
+      <w:r>
+        <w:t>pusda to'rtala vosita ham soniyalar ichida tugaydi. Tezlik bo'yicha asosli xulosa uchun ancha katta kod bazasi kerak; bu ushbu ishning ochiq cheklovi.</w:t>
       </w:r>
     </w:p>
     <w:p>
@@ -16499,10 +18278,13 @@
         <w:t>Xulosa.</w:t>
       </w:r>
       <w:r>
-        <w:t xml:space="preserve"> To'rtta vosita bir xil kod ustida ishga tushirilib, mos ravishda 22, 26, 17 va 43 ta natija qaytardi. Xabarlar sonining o'zi vosita sifatini ko'rsatmaydi: Semgrep eng ko'p xabar bergan bo'lsa-da, ularni</w:t>
-      </w:r>
-      <w:r>
-        <w:t>ng 10 tasi takroriy; pip-audit ning 82 ta xabari esa aslida 43 ta noyob zaiflikdir. Shu sababli keyingi bandda barcha natijalar etalon to'plamga nisbatan normallashtiriladi.</w:t>
+        <w:t xml:space="preserve"> To'rtta vosita bir xil kod ustida ishga tushirilib, mos ravishda 22, 26, 17 va 43 ta natija qayta</w:t>
+      </w:r>
+      <w:r>
+        <w:t>rdi. Xabarlar sonining o'zi vosita sifatini ko'rsatmaydi: Semgrep eng ko'p xabar bergan bo'lsa-da, ularning 10 tasi takroriy; pip-audit ning 82 ta xabari esa aslida 43 ta noyob zaiflikdir. Shu sababli keyingi bandda barcha natijalar etalon to'plamga nisbat</w:t>
+      </w:r>
+      <w:r>
+        <w:t>an normallashtiriladi.</w:t>
       </w:r>
     </w:p>
     <w:p>
@@ -16510,7 +18292,7 @@
         <w:pStyle w:val="2"/>
         <w:spacing w:before="360"/>
       </w:pPr>
-      <w:bookmarkStart w:id="15" w:name="_Toc243923132"/>
+      <w:bookmarkStart w:id="15" w:name="_Toc243924071"/>
       <w:r>
         <w:t>3.3. Natijalarni qiyosiy tahlil qilish</w:t>
       </w:r>
@@ -16535,10 +18317,7 @@
         <w:ind w:firstLine="709"/>
       </w:pPr>
       <w:r>
-        <w:t>Barcha vositalarning natijala</w:t>
-      </w:r>
-      <w:r>
-        <w:t>ri etalon to'plamga nisbatan normallashtirilib, yagona jadvalga keltirildi (3.8-jadval).</w:t>
+        <w:t>Barcha vositalarning natijalari etalon to'plamga nisbatan normallashtirilib, yagona jadvalga keltirildi (3.8-jadval).</w:t>
       </w:r>
     </w:p>
     <w:p>
@@ -24279,7 +26058,14 @@
                 <w:sz w:val="22"/>
                 <w:szCs w:val="22"/>
               </w:rPr>
-              <w:t>Z-22 (CWE-532)</w:t>
+              <w:t>Z-22 (CWE-53</w:t>
+            </w:r>
+            <w:r>
+              <w:rPr>
+                <w:sz w:val="22"/>
+                <w:szCs w:val="22"/>
+              </w:rPr>
+              <w:t>2)</w:t>
             </w:r>
           </w:p>
         </w:tc>
@@ -24738,7 +26524,14 @@
                 <w:sz w:val="18"/>
                 <w:szCs w:val="18"/>
               </w:rPr>
-              <w:t>p/pyt</w:t>
+              <w:t>p/python</w:t>
+            </w:r>
+            <w:r>
+              <w:rPr>
+                <w:sz w:val="22"/>
+                <w:szCs w:val="22"/>
+              </w:rPr>
+              <w:t xml:space="preserve">, </w:t>
             </w:r>
             <w:r>
               <w:rPr>
@@ -24746,29 +26539,121 @@
                 <w:sz w:val="18"/>
                 <w:szCs w:val="18"/>
               </w:rPr>
-              <w:t>hon</w:t>
-            </w:r>
-            <w:r>
-              <w:rPr>
-                <w:sz w:val="22"/>
-                <w:szCs w:val="22"/>
-              </w:rPr>
-              <w:t xml:space="preserve">, </w:t>
-            </w:r>
+              <w:t>p/security-audit</w:t>
+            </w:r>
+            <w:r>
+              <w:rPr>
+                <w:sz w:val="22"/>
+                <w:szCs w:val="22"/>
+              </w:rPr>
+              <w:t>) mos qoida yo'q</w:t>
+            </w:r>
+          </w:p>
+        </w:tc>
+      </w:tr>
+      <w:tr>
+        <w:tc>
+          <w:tcPr>
+            <w:tcW w:w="1227" w:type="dxa"/>
+            <w:tcBorders>
+              <w:top w:val="single" w:sz="4" w:space="0" w:color="000000"/>
+              <w:left w:val="single" w:sz="4" w:space="0" w:color="000000"/>
+              <w:bottom w:val="single" w:sz="4" w:space="0" w:color="000000"/>
+              <w:right w:val="single" w:sz="4" w:space="0" w:color="000000"/>
+            </w:tcBorders>
+            <w:tcMar>
+              <w:top w:w="40" w:type="dxa"/>
+              <w:left w:w="80" w:type="dxa"/>
+              <w:bottom w:w="40" w:type="dxa"/>
+              <w:right w:w="80" w:type="dxa"/>
+            </w:tcMar>
+          </w:tcPr>
+          <w:p>
+            <w:pPr>
+              <w:spacing w:before="20" w:after="20" w:line="240" w:lineRule="auto"/>
+              <w:jc w:val="left"/>
+            </w:pPr>
+            <w:r>
+              <w:rPr>
+                <w:sz w:val="22"/>
+                <w:szCs w:val="22"/>
+              </w:rPr>
+              <w:t>CodeQL</w:t>
+            </w:r>
+          </w:p>
+        </w:tc>
+        <w:tc>
+          <w:tcPr>
+            <w:tcW w:w="3527" w:type="dxa"/>
+            <w:tcBorders>
+              <w:top w:val="single" w:sz="4" w:space="0" w:color="000000"/>
+              <w:left w:val="single" w:sz="4" w:space="0" w:color="000000"/>
+              <w:bottom w:val="single" w:sz="4" w:space="0" w:color="000000"/>
+              <w:right w:val="single" w:sz="4" w:space="0" w:color="000000"/>
+            </w:tcBorders>
+            <w:tcMar>
+              <w:top w:w="40" w:type="dxa"/>
+              <w:left w:w="80" w:type="dxa"/>
+              <w:bottom w:w="40" w:type="dxa"/>
+              <w:right w:w="80" w:type="dxa"/>
+            </w:tcMar>
+          </w:tcPr>
+          <w:p>
+            <w:pPr>
+              <w:spacing w:before="20" w:after="20" w:line="240" w:lineRule="auto"/>
+              <w:jc w:val="left"/>
+            </w:pPr>
+            <w:r>
+              <w:rPr>
+                <w:sz w:val="22"/>
+                <w:szCs w:val="22"/>
+              </w:rPr>
+              <w:t>Z-01, Z-1</w:t>
+            </w:r>
+            <w:r>
+              <w:rPr>
+                <w:sz w:val="22"/>
+                <w:szCs w:val="22"/>
+              </w:rPr>
+              <w:t>1, Z-12 (CWE-798)</w:t>
+            </w:r>
+          </w:p>
+        </w:tc>
+        <w:tc>
+          <w:tcPr>
+            <w:tcW w:w="4600" w:type="dxa"/>
+            <w:tcBorders>
+              <w:top w:val="single" w:sz="4" w:space="0" w:color="000000"/>
+              <w:left w:val="single" w:sz="4" w:space="0" w:color="000000"/>
+              <w:bottom w:val="single" w:sz="4" w:space="0" w:color="000000"/>
+              <w:right w:val="single" w:sz="4" w:space="0" w:color="000000"/>
+            </w:tcBorders>
+            <w:tcMar>
+              <w:top w:w="40" w:type="dxa"/>
+              <w:left w:w="80" w:type="dxa"/>
+              <w:bottom w:w="40" w:type="dxa"/>
+              <w:right w:w="80" w:type="dxa"/>
+            </w:tcMar>
+          </w:tcPr>
+          <w:p>
+            <w:pPr>
+              <w:spacing w:before="20" w:after="20" w:line="240" w:lineRule="auto"/>
+              <w:jc w:val="left"/>
+            </w:pPr>
             <w:r>
               <w:rPr>
                 <w:rFonts w:ascii="Consolas" w:eastAsia="Consolas" w:hAnsi="Consolas" w:cs="Consolas"/>
                 <w:sz w:val="18"/>
                 <w:szCs w:val="18"/>
               </w:rPr>
-              <w:t>p/security-audit</w:t>
-            </w:r>
-            <w:r>
-              <w:rPr>
-                <w:sz w:val="22"/>
-                <w:szCs w:val="22"/>
-              </w:rPr>
-              <w:t>) mos qoida yo'q</w:t>
+              <w:t>security-extended</w:t>
+            </w:r>
+            <w:r>
+              <w:rPr>
+                <w:sz w:val="22"/>
+                <w:szCs w:val="22"/>
+              </w:rPr>
+              <w:t xml:space="preserve"> da qattiq kodlangan ma'lumotlar uchun so'rov umuman e'lon qilinmagan</w:t>
             </w:r>
           </w:p>
         </w:tc>
@@ -24830,7 +26715,99 @@
                 <w:sz w:val="22"/>
                 <w:szCs w:val="22"/>
               </w:rPr>
-              <w:t>Z-01, Z-11, Z-12 (CWE-798)</w:t>
+              <w:t>Z-15 (CWE-330), Z-17 (CWE-617), Z-24 (CWE-390)</w:t>
+            </w:r>
+          </w:p>
+        </w:tc>
+        <w:tc>
+          <w:tcPr>
+            <w:tcW w:w="4600" w:type="dxa"/>
+            <w:tcBorders>
+              <w:top w:val="single" w:sz="4" w:space="0" w:color="000000"/>
+              <w:left w:val="single" w:sz="4" w:space="0" w:color="000000"/>
+              <w:bottom w:val="single" w:sz="4" w:space="0" w:color="000000"/>
+              <w:right w:val="single" w:sz="4" w:space="0" w:color="000000"/>
+            </w:tcBorders>
+            <w:tcMar>
+              <w:top w:w="40" w:type="dxa"/>
+              <w:left w:w="80" w:type="dxa"/>
+              <w:bottom w:w="40" w:type="dxa"/>
+              <w:right w:w="80" w:type="dxa"/>
+            </w:tcMar>
+          </w:tcPr>
+          <w:p>
+            <w:pPr>
+              <w:spacing w:before="20" w:after="20" w:line="240" w:lineRule="auto"/>
+              <w:jc w:val="left"/>
+            </w:pPr>
+            <w:r>
+              <w:rPr>
+                <w:sz w:val="22"/>
+                <w:szCs w:val="22"/>
+              </w:rPr>
+              <w:t>Mos so'rov to'plamga kirmaydi</w:t>
+            </w:r>
+          </w:p>
+        </w:tc>
+      </w:tr>
+      <w:tr>
+        <w:tc>
+          <w:tcPr>
+            <w:tcW w:w="1227" w:type="dxa"/>
+            <w:tcBorders>
+              <w:top w:val="single" w:sz="4" w:space="0" w:color="000000"/>
+              <w:left w:val="single" w:sz="4" w:space="0" w:color="000000"/>
+              <w:bottom w:val="single" w:sz="4" w:space="0" w:color="000000"/>
+              <w:right w:val="single" w:sz="4" w:space="0" w:color="000000"/>
+            </w:tcBorders>
+            <w:tcMar>
+              <w:top w:w="40" w:type="dxa"/>
+              <w:left w:w="80" w:type="dxa"/>
+              <w:bottom w:w="40" w:type="dxa"/>
+              <w:right w:w="80" w:type="dxa"/>
+            </w:tcMar>
+          </w:tcPr>
+          <w:p>
+            <w:pPr>
+              <w:spacing w:before="20" w:after="20" w:line="240" w:lineRule="auto"/>
+              <w:jc w:val="left"/>
+            </w:pPr>
+            <w:r>
+              <w:rPr>
+                <w:sz w:val="22"/>
+                <w:szCs w:val="22"/>
+              </w:rPr>
+              <w:t>CodeQL</w:t>
+            </w:r>
+          </w:p>
+        </w:tc>
+        <w:tc>
+          <w:tcPr>
+            <w:tcW w:w="3527" w:type="dxa"/>
+            <w:tcBorders>
+              <w:top w:val="single" w:sz="4" w:space="0" w:color="000000"/>
+              <w:left w:val="single" w:sz="4" w:space="0" w:color="000000"/>
+              <w:bottom w:val="single" w:sz="4" w:space="0" w:color="000000"/>
+              <w:right w:val="single" w:sz="4" w:space="0" w:color="000000"/>
+            </w:tcBorders>
+            <w:tcMar>
+              <w:top w:w="40" w:type="dxa"/>
+              <w:left w:w="80" w:type="dxa"/>
+              <w:bottom w:w="40" w:type="dxa"/>
+              <w:right w:w="80" w:type="dxa"/>
+            </w:tcMar>
+          </w:tcPr>
+          <w:p>
+            <w:pPr>
+              <w:spacing w:before="20" w:after="20" w:line="240" w:lineRule="auto"/>
+              <w:jc w:val="left"/>
+            </w:pPr>
+            <w:r>
+              <w:rPr>
+                <w:sz w:val="22"/>
+                <w:szCs w:val="22"/>
+              </w:rPr>
+              <w:t>Z-10 (CWE-605)</w:t>
             </w:r>
           </w:p>
         </w:tc>
@@ -24861,206 +26838,29 @@
                 <w:sz w:val="18"/>
                 <w:szCs w:val="18"/>
               </w:rPr>
-              <w:t>security-extended</w:t>
-            </w:r>
-            <w:r>
-              <w:rPr>
-                <w:sz w:val="22"/>
-                <w:szCs w:val="22"/>
-              </w:rPr>
-              <w:t xml:space="preserve"> da qattiq kodlangan ma'lumotlar uchun so'rov umuman e'lon qilinmagan</w:t>
-            </w:r>
-          </w:p>
-        </w:tc>
-      </w:tr>
-      <w:tr>
-        <w:tc>
-          <w:tcPr>
-            <w:tcW w:w="1227" w:type="dxa"/>
-            <w:tcBorders>
-              <w:top w:val="single" w:sz="4" w:space="0" w:color="000000"/>
-              <w:left w:val="single" w:sz="4" w:space="0" w:color="000000"/>
-              <w:bottom w:val="single" w:sz="4" w:space="0" w:color="000000"/>
-              <w:right w:val="single" w:sz="4" w:space="0" w:color="000000"/>
-            </w:tcBorders>
-            <w:tcMar>
-              <w:top w:w="40" w:type="dxa"/>
-              <w:left w:w="80" w:type="dxa"/>
-              <w:bottom w:w="40" w:type="dxa"/>
-              <w:right w:w="80" w:type="dxa"/>
-            </w:tcMar>
-          </w:tcPr>
-          <w:p>
-            <w:pPr>
-              <w:spacing w:before="20" w:after="20" w:line="240" w:lineRule="auto"/>
-              <w:jc w:val="left"/>
-            </w:pPr>
-            <w:r>
-              <w:rPr>
-                <w:sz w:val="22"/>
-                <w:szCs w:val="22"/>
-              </w:rPr>
-              <w:t>CodeQL</w:t>
-            </w:r>
-          </w:p>
-        </w:tc>
-        <w:tc>
-          <w:tcPr>
-            <w:tcW w:w="3527" w:type="dxa"/>
-            <w:tcBorders>
-              <w:top w:val="single" w:sz="4" w:space="0" w:color="000000"/>
-              <w:left w:val="single" w:sz="4" w:space="0" w:color="000000"/>
-              <w:bottom w:val="single" w:sz="4" w:space="0" w:color="000000"/>
-              <w:right w:val="single" w:sz="4" w:space="0" w:color="000000"/>
-            </w:tcBorders>
-            <w:tcMar>
-              <w:top w:w="40" w:type="dxa"/>
-              <w:left w:w="80" w:type="dxa"/>
-              <w:bottom w:w="40" w:type="dxa"/>
-              <w:right w:w="80" w:type="dxa"/>
-            </w:tcMar>
-          </w:tcPr>
-          <w:p>
-            <w:pPr>
-              <w:spacing w:before="20" w:after="20" w:line="240" w:lineRule="auto"/>
-              <w:jc w:val="left"/>
-            </w:pPr>
-            <w:r>
-              <w:rPr>
-                <w:sz w:val="22"/>
-                <w:szCs w:val="22"/>
-              </w:rPr>
-              <w:t>Z-15 (CWE-330), Z-17 (CWE-617), Z-24 (CWE-390)</w:t>
-            </w:r>
-          </w:p>
-        </w:tc>
-        <w:tc>
-          <w:tcPr>
-            <w:tcW w:w="4600" w:type="dxa"/>
-            <w:tcBorders>
-              <w:top w:val="single" w:sz="4" w:space="0" w:color="000000"/>
-              <w:left w:val="single" w:sz="4" w:space="0" w:color="000000"/>
-              <w:bottom w:val="single" w:sz="4" w:space="0" w:color="000000"/>
-              <w:right w:val="single" w:sz="4" w:space="0" w:color="000000"/>
-            </w:tcBorders>
-            <w:tcMar>
-              <w:top w:w="40" w:type="dxa"/>
-              <w:left w:w="80" w:type="dxa"/>
-              <w:bottom w:w="40" w:type="dxa"/>
-              <w:right w:w="80" w:type="dxa"/>
-            </w:tcMar>
-          </w:tcPr>
-          <w:p>
-            <w:pPr>
-              <w:spacing w:before="20" w:after="20" w:line="240" w:lineRule="auto"/>
-              <w:jc w:val="left"/>
-            </w:pPr>
-            <w:r>
-              <w:rPr>
-                <w:sz w:val="22"/>
-                <w:szCs w:val="22"/>
-              </w:rPr>
-              <w:t>Mos so'rov to'plamga kirmaydi</w:t>
-            </w:r>
-          </w:p>
-        </w:tc>
-      </w:tr>
-      <w:tr>
-        <w:tc>
-          <w:tcPr>
-            <w:tcW w:w="1227" w:type="dxa"/>
-            <w:tcBorders>
-              <w:top w:val="single" w:sz="4" w:space="0" w:color="000000"/>
-              <w:left w:val="single" w:sz="4" w:space="0" w:color="000000"/>
-              <w:bottom w:val="single" w:sz="4" w:space="0" w:color="000000"/>
-              <w:right w:val="single" w:sz="4" w:space="0" w:color="000000"/>
-            </w:tcBorders>
-            <w:tcMar>
-              <w:top w:w="40" w:type="dxa"/>
-              <w:left w:w="80" w:type="dxa"/>
-              <w:bottom w:w="40" w:type="dxa"/>
-              <w:right w:w="80" w:type="dxa"/>
-            </w:tcMar>
-          </w:tcPr>
-          <w:p>
-            <w:pPr>
-              <w:spacing w:before="20" w:after="20" w:line="240" w:lineRule="auto"/>
-              <w:jc w:val="left"/>
-            </w:pPr>
-            <w:r>
-              <w:rPr>
-                <w:sz w:val="22"/>
-                <w:szCs w:val="22"/>
-              </w:rPr>
-              <w:t>CodeQL</w:t>
-            </w:r>
-          </w:p>
-        </w:tc>
-        <w:tc>
-          <w:tcPr>
-            <w:tcW w:w="3527" w:type="dxa"/>
-            <w:tcBorders>
-              <w:top w:val="single" w:sz="4" w:space="0" w:color="000000"/>
-              <w:left w:val="single" w:sz="4" w:space="0" w:color="000000"/>
-              <w:bottom w:val="single" w:sz="4" w:space="0" w:color="000000"/>
-              <w:right w:val="single" w:sz="4" w:space="0" w:color="000000"/>
-            </w:tcBorders>
-            <w:tcMar>
-              <w:top w:w="40" w:type="dxa"/>
-              <w:left w:w="80" w:type="dxa"/>
-              <w:bottom w:w="40" w:type="dxa"/>
-              <w:right w:w="80" w:type="dxa"/>
-            </w:tcMar>
-          </w:tcPr>
-          <w:p>
-            <w:pPr>
-              <w:spacing w:before="20" w:after="20" w:line="240" w:lineRule="auto"/>
-              <w:jc w:val="left"/>
-            </w:pPr>
-            <w:r>
-              <w:rPr>
-                <w:sz w:val="22"/>
-                <w:szCs w:val="22"/>
-              </w:rPr>
-              <w:t>Z-10 (CWE-605)</w:t>
-            </w:r>
-          </w:p>
-        </w:tc>
-        <w:tc>
-          <w:tcPr>
-            <w:tcW w:w="4600" w:type="dxa"/>
-            <w:tcBorders>
-              <w:top w:val="single" w:sz="4" w:space="0" w:color="000000"/>
-              <w:left w:val="single" w:sz="4" w:space="0" w:color="000000"/>
-              <w:bottom w:val="single" w:sz="4" w:space="0" w:color="000000"/>
-              <w:right w:val="single" w:sz="4" w:space="0" w:color="000000"/>
-            </w:tcBorders>
-            <w:tcMar>
-              <w:top w:w="40" w:type="dxa"/>
-              <w:left w:w="80" w:type="dxa"/>
-              <w:bottom w:w="40" w:type="dxa"/>
-              <w:right w:w="80" w:type="dxa"/>
-            </w:tcMar>
-          </w:tcPr>
-          <w:p>
-            <w:pPr>
-              <w:spacing w:before="20" w:after="20" w:line="240" w:lineRule="auto"/>
-              <w:jc w:val="left"/>
-            </w:pPr>
+              <w:t>py/bind-socket-all-network-interfaces</w:t>
+            </w:r>
+            <w:r>
+              <w:rPr>
+                <w:sz w:val="22"/>
+                <w:szCs w:val="22"/>
+              </w:rPr>
+              <w:t xml:space="preserve"> e'lon qilingan, lekin ishlamadi: u soket darajasidagi </w:t>
+            </w:r>
             <w:r>
               <w:rPr>
                 <w:rFonts w:ascii="Consolas" w:eastAsia="Consolas" w:hAnsi="Consolas" w:cs="Consolas"/>
                 <w:sz w:val="18"/>
                 <w:szCs w:val="18"/>
               </w:rPr>
-              <w:t>py/bind-socket-all-network-interfaces</w:t>
-            </w:r>
-            <w:r>
-              <w:rPr>
-                <w:sz w:val="22"/>
-                <w:szCs w:val="22"/>
-              </w:rPr>
-              <w:t xml:space="preserve"> e'lon qilingan, lekin ishlamadi: u soket darajasidagi </w:t>
+              <w:t>bind</w:t>
+            </w:r>
+            <w:r>
+              <w:rPr>
+                <w:sz w:val="22"/>
+                <w:szCs w:val="22"/>
+              </w:rPr>
+              <w:t xml:space="preserve"> ni modellaydi, kod esa </w:t>
             </w:r>
             <w:r>
               <w:rPr>
@@ -25068,243 +26868,221 @@
                 <w:sz w:val="18"/>
                 <w:szCs w:val="18"/>
               </w:rPr>
-              <w:t>bind</w:t>
-            </w:r>
-            <w:r>
-              <w:rPr>
-                <w:sz w:val="22"/>
-                <w:szCs w:val="22"/>
-              </w:rPr>
-              <w:t xml:space="preserve"> ni modellaydi, kod esa </w:t>
-            </w:r>
+              <w:t>app.run(host="0.0.0.0")</w:t>
+            </w:r>
+            <w:r>
+              <w:rPr>
+                <w:sz w:val="22"/>
+                <w:szCs w:val="22"/>
+              </w:rPr>
+              <w:t xml:space="preserve"> dan foydalanadi</w:t>
+            </w:r>
+          </w:p>
+        </w:tc>
+      </w:tr>
+      <w:tr>
+        <w:tc>
+          <w:tcPr>
+            <w:tcW w:w="1227" w:type="dxa"/>
+            <w:tcBorders>
+              <w:top w:val="single" w:sz="4" w:space="0" w:color="000000"/>
+              <w:left w:val="single" w:sz="4" w:space="0" w:color="000000"/>
+              <w:bottom w:val="single" w:sz="4" w:space="0" w:color="000000"/>
+              <w:right w:val="single" w:sz="4" w:space="0" w:color="000000"/>
+            </w:tcBorders>
+            <w:tcMar>
+              <w:top w:w="40" w:type="dxa"/>
+              <w:left w:w="80" w:type="dxa"/>
+              <w:bottom w:w="40" w:type="dxa"/>
+              <w:right w:w="80" w:type="dxa"/>
+            </w:tcMar>
+          </w:tcPr>
+          <w:p>
+            <w:pPr>
+              <w:spacing w:before="20" w:after="20" w:line="240" w:lineRule="auto"/>
+              <w:jc w:val="left"/>
+            </w:pPr>
+            <w:r>
+              <w:rPr>
+                <w:sz w:val="22"/>
+                <w:szCs w:val="22"/>
+              </w:rPr>
+              <w:t>CodeQL</w:t>
+            </w:r>
+          </w:p>
+        </w:tc>
+        <w:tc>
+          <w:tcPr>
+            <w:tcW w:w="3527" w:type="dxa"/>
+            <w:tcBorders>
+              <w:top w:val="single" w:sz="4" w:space="0" w:color="000000"/>
+              <w:left w:val="single" w:sz="4" w:space="0" w:color="000000"/>
+              <w:bottom w:val="single" w:sz="4" w:space="0" w:color="000000"/>
+              <w:right w:val="single" w:sz="4" w:space="0" w:color="000000"/>
+            </w:tcBorders>
+            <w:tcMar>
+              <w:top w:w="40" w:type="dxa"/>
+              <w:left w:w="80" w:type="dxa"/>
+              <w:bottom w:w="40" w:type="dxa"/>
+              <w:right w:w="80" w:type="dxa"/>
+            </w:tcMar>
+          </w:tcPr>
+          <w:p>
+            <w:pPr>
+              <w:spacing w:before="20" w:after="20" w:line="240" w:lineRule="auto"/>
+              <w:jc w:val="left"/>
+            </w:pPr>
+            <w:r>
+              <w:rPr>
+                <w:sz w:val="22"/>
+                <w:szCs w:val="22"/>
+              </w:rPr>
+              <w:t>Z-13, Z-16 (CWE-327)</w:t>
+            </w:r>
+          </w:p>
+        </w:tc>
+        <w:tc>
+          <w:tcPr>
+            <w:tcW w:w="4600" w:type="dxa"/>
+            <w:tcBorders>
+              <w:top w:val="single" w:sz="4" w:space="0" w:color="000000"/>
+              <w:left w:val="single" w:sz="4" w:space="0" w:color="000000"/>
+              <w:bottom w:val="single" w:sz="4" w:space="0" w:color="000000"/>
+              <w:right w:val="single" w:sz="4" w:space="0" w:color="000000"/>
+            </w:tcBorders>
+            <w:tcMar>
+              <w:top w:w="40" w:type="dxa"/>
+              <w:left w:w="80" w:type="dxa"/>
+              <w:bottom w:w="40" w:type="dxa"/>
+              <w:right w:w="80" w:type="dxa"/>
+            </w:tcMar>
+          </w:tcPr>
+          <w:p>
+            <w:pPr>
+              <w:spacing w:before="20" w:after="20" w:line="240" w:lineRule="auto"/>
+              <w:jc w:val="left"/>
+            </w:pPr>
             <w:r>
               <w:rPr>
                 <w:rFonts w:ascii="Consolas" w:eastAsia="Consolas" w:hAnsi="Consolas" w:cs="Consolas"/>
                 <w:sz w:val="18"/>
                 <w:szCs w:val="18"/>
               </w:rPr>
-              <w:t>app.run(host="0.0.0.0")</w:t>
-            </w:r>
-            <w:r>
-              <w:rPr>
-                <w:sz w:val="22"/>
-                <w:szCs w:val="22"/>
-              </w:rPr>
-              <w:t xml:space="preserve"> dan foydalan</w:t>
-            </w:r>
-            <w:r>
-              <w:rPr>
-                <w:sz w:val="22"/>
-                <w:szCs w:val="22"/>
-              </w:rPr>
-              <w:t>adi</w:t>
-            </w:r>
-          </w:p>
-        </w:tc>
-      </w:tr>
-      <w:tr>
-        <w:tc>
-          <w:tcPr>
-            <w:tcW w:w="1227" w:type="dxa"/>
-            <w:tcBorders>
-              <w:top w:val="single" w:sz="4" w:space="0" w:color="000000"/>
-              <w:left w:val="single" w:sz="4" w:space="0" w:color="000000"/>
-              <w:bottom w:val="single" w:sz="4" w:space="0" w:color="000000"/>
-              <w:right w:val="single" w:sz="4" w:space="0" w:color="000000"/>
-            </w:tcBorders>
-            <w:tcMar>
-              <w:top w:w="40" w:type="dxa"/>
-              <w:left w:w="80" w:type="dxa"/>
-              <w:bottom w:w="40" w:type="dxa"/>
-              <w:right w:w="80" w:type="dxa"/>
-            </w:tcMar>
-          </w:tcPr>
-          <w:p>
-            <w:pPr>
-              <w:spacing w:before="20" w:after="20" w:line="240" w:lineRule="auto"/>
-              <w:jc w:val="left"/>
-            </w:pPr>
-            <w:r>
-              <w:rPr>
-                <w:sz w:val="22"/>
-                <w:szCs w:val="22"/>
-              </w:rPr>
-              <w:t>CodeQL</w:t>
-            </w:r>
-          </w:p>
-        </w:tc>
-        <w:tc>
-          <w:tcPr>
-            <w:tcW w:w="3527" w:type="dxa"/>
-            <w:tcBorders>
-              <w:top w:val="single" w:sz="4" w:space="0" w:color="000000"/>
-              <w:left w:val="single" w:sz="4" w:space="0" w:color="000000"/>
-              <w:bottom w:val="single" w:sz="4" w:space="0" w:color="000000"/>
-              <w:right w:val="single" w:sz="4" w:space="0" w:color="000000"/>
-            </w:tcBorders>
-            <w:tcMar>
-              <w:top w:w="40" w:type="dxa"/>
-              <w:left w:w="80" w:type="dxa"/>
-              <w:bottom w:w="40" w:type="dxa"/>
-              <w:right w:w="80" w:type="dxa"/>
-            </w:tcMar>
-          </w:tcPr>
-          <w:p>
-            <w:pPr>
-              <w:spacing w:before="20" w:after="20" w:line="240" w:lineRule="auto"/>
-              <w:jc w:val="left"/>
-            </w:pPr>
-            <w:r>
-              <w:rPr>
-                <w:sz w:val="22"/>
-                <w:szCs w:val="22"/>
-              </w:rPr>
-              <w:t>Z-13, Z-16 (CWE-327)</w:t>
-            </w:r>
-          </w:p>
-        </w:tc>
-        <w:tc>
-          <w:tcPr>
-            <w:tcW w:w="4600" w:type="dxa"/>
-            <w:tcBorders>
-              <w:top w:val="single" w:sz="4" w:space="0" w:color="000000"/>
-              <w:left w:val="single" w:sz="4" w:space="0" w:color="000000"/>
-              <w:bottom w:val="single" w:sz="4" w:space="0" w:color="000000"/>
-              <w:right w:val="single" w:sz="4" w:space="0" w:color="000000"/>
-            </w:tcBorders>
-            <w:tcMar>
-              <w:top w:w="40" w:type="dxa"/>
-              <w:left w:w="80" w:type="dxa"/>
-              <w:bottom w:w="40" w:type="dxa"/>
-              <w:right w:w="80" w:type="dxa"/>
-            </w:tcMar>
-          </w:tcPr>
-          <w:p>
-            <w:pPr>
-              <w:spacing w:before="20" w:after="20" w:line="240" w:lineRule="auto"/>
-              <w:jc w:val="left"/>
-            </w:pPr>
+              <w:t>py/weak-cryptographic-algorithm</w:t>
+            </w:r>
+            <w:r>
+              <w:rPr>
+                <w:sz w:val="22"/>
+                <w:szCs w:val="22"/>
+              </w:rPr>
+              <w:t xml:space="preserve"> va </w:t>
+            </w:r>
             <w:r>
               <w:rPr>
                 <w:rFonts w:ascii="Consolas" w:eastAsia="Consolas" w:hAnsi="Consolas" w:cs="Consolas"/>
                 <w:sz w:val="18"/>
                 <w:szCs w:val="18"/>
               </w:rPr>
-              <w:t>py/weak-cryptographic-algorithm</w:t>
-            </w:r>
-            <w:r>
-              <w:rPr>
-                <w:sz w:val="22"/>
-                <w:szCs w:val="22"/>
-              </w:rPr>
-              <w:t xml:space="preserve"> va </w:t>
-            </w:r>
+              <w:t>py/weak-sensitive-data-hashing</w:t>
+            </w:r>
+            <w:r>
+              <w:rPr>
+                <w:sz w:val="22"/>
+                <w:szCs w:val="22"/>
+              </w:rPr>
+              <w:t xml:space="preserve"> e'lon qilingan, lekin ishlamadi</w:t>
+            </w:r>
+          </w:p>
+        </w:tc>
+      </w:tr>
+      <w:tr>
+        <w:tc>
+          <w:tcPr>
+            <w:tcW w:w="1227" w:type="dxa"/>
+            <w:tcBorders>
+              <w:top w:val="single" w:sz="4" w:space="0" w:color="000000"/>
+              <w:left w:val="single" w:sz="4" w:space="0" w:color="000000"/>
+              <w:bottom w:val="single" w:sz="4" w:space="0" w:color="000000"/>
+              <w:right w:val="single" w:sz="4" w:space="0" w:color="000000"/>
+            </w:tcBorders>
+            <w:tcMar>
+              <w:top w:w="40" w:type="dxa"/>
+              <w:left w:w="80" w:type="dxa"/>
+              <w:bottom w:w="40" w:type="dxa"/>
+              <w:right w:w="80" w:type="dxa"/>
+            </w:tcMar>
+          </w:tcPr>
+          <w:p>
+            <w:pPr>
+              <w:spacing w:before="20" w:after="20" w:line="240" w:lineRule="auto"/>
+              <w:jc w:val="left"/>
+            </w:pPr>
+            <w:r>
+              <w:rPr>
+                <w:sz w:val="22"/>
+                <w:szCs w:val="22"/>
+              </w:rPr>
+              <w:t>CodeQL</w:t>
+            </w:r>
+          </w:p>
+        </w:tc>
+        <w:tc>
+          <w:tcPr>
+            <w:tcW w:w="3527" w:type="dxa"/>
+            <w:tcBorders>
+              <w:top w:val="single" w:sz="4" w:space="0" w:color="000000"/>
+              <w:left w:val="single" w:sz="4" w:space="0" w:color="000000"/>
+              <w:bottom w:val="single" w:sz="4" w:space="0" w:color="000000"/>
+              <w:right w:val="single" w:sz="4" w:space="0" w:color="000000"/>
+            </w:tcBorders>
+            <w:tcMar>
+              <w:top w:w="40" w:type="dxa"/>
+              <w:left w:w="80" w:type="dxa"/>
+              <w:bottom w:w="40" w:type="dxa"/>
+              <w:right w:w="80" w:type="dxa"/>
+            </w:tcMar>
+          </w:tcPr>
+          <w:p>
+            <w:pPr>
+              <w:spacing w:before="20" w:after="20" w:line="240" w:lineRule="auto"/>
+              <w:jc w:val="left"/>
+            </w:pPr>
+            <w:r>
+              <w:rPr>
+                <w:sz w:val="22"/>
+                <w:szCs w:val="22"/>
+              </w:rPr>
+              <w:t>Z-22 (CWE-532)</w:t>
+            </w:r>
+          </w:p>
+        </w:tc>
+        <w:tc>
+          <w:tcPr>
+            <w:tcW w:w="4600" w:type="dxa"/>
+            <w:tcBorders>
+              <w:top w:val="single" w:sz="4" w:space="0" w:color="000000"/>
+              <w:left w:val="single" w:sz="4" w:space="0" w:color="000000"/>
+              <w:bottom w:val="single" w:sz="4" w:space="0" w:color="000000"/>
+              <w:right w:val="single" w:sz="4" w:space="0" w:color="000000"/>
+            </w:tcBorders>
+            <w:tcMar>
+              <w:top w:w="40" w:type="dxa"/>
+              <w:left w:w="80" w:type="dxa"/>
+              <w:bottom w:w="40" w:type="dxa"/>
+              <w:right w:w="80" w:type="dxa"/>
+            </w:tcMar>
+          </w:tcPr>
+          <w:p>
+            <w:pPr>
+              <w:spacing w:before="20" w:after="20" w:line="240" w:lineRule="auto"/>
+              <w:jc w:val="left"/>
+            </w:pPr>
             <w:r>
               <w:rPr>
                 <w:rFonts w:ascii="Consolas" w:eastAsia="Consolas" w:hAnsi="Consolas" w:cs="Consolas"/>
                 <w:sz w:val="18"/>
                 <w:szCs w:val="18"/>
               </w:rPr>
-              <w:t>py/weak-sensitive-data-hashing</w:t>
-            </w:r>
-            <w:r>
-              <w:rPr>
-                <w:sz w:val="22"/>
-                <w:szCs w:val="22"/>
-              </w:rPr>
-              <w:t xml:space="preserve"> e'lon qilingan, lekin ishlamadi</w:t>
-            </w:r>
-          </w:p>
-        </w:tc>
-      </w:tr>
-      <w:tr>
-        <w:tc>
-          <w:tcPr>
-            <w:tcW w:w="1227" w:type="dxa"/>
-            <w:tcBorders>
-              <w:top w:val="single" w:sz="4" w:space="0" w:color="000000"/>
-              <w:left w:val="single" w:sz="4" w:space="0" w:color="000000"/>
-              <w:bottom w:val="single" w:sz="4" w:space="0" w:color="000000"/>
-              <w:right w:val="single" w:sz="4" w:space="0" w:color="000000"/>
-            </w:tcBorders>
-            <w:tcMar>
-              <w:top w:w="40" w:type="dxa"/>
-              <w:left w:w="80" w:type="dxa"/>
-              <w:bottom w:w="40" w:type="dxa"/>
-              <w:right w:w="80" w:type="dxa"/>
-            </w:tcMar>
-          </w:tcPr>
-          <w:p>
-            <w:pPr>
-              <w:spacing w:before="20" w:after="20" w:line="240" w:lineRule="auto"/>
-              <w:jc w:val="left"/>
-            </w:pPr>
-            <w:r>
-              <w:rPr>
-                <w:sz w:val="22"/>
-                <w:szCs w:val="22"/>
-              </w:rPr>
-              <w:t>CodeQL</w:t>
-            </w:r>
-          </w:p>
-        </w:tc>
-        <w:tc>
-          <w:tcPr>
-            <w:tcW w:w="3527" w:type="dxa"/>
-            <w:tcBorders>
-              <w:top w:val="single" w:sz="4" w:space="0" w:color="000000"/>
-              <w:left w:val="single" w:sz="4" w:space="0" w:color="000000"/>
-              <w:bottom w:val="single" w:sz="4" w:space="0" w:color="000000"/>
-              <w:right w:val="single" w:sz="4" w:space="0" w:color="000000"/>
-            </w:tcBorders>
-            <w:tcMar>
-              <w:top w:w="40" w:type="dxa"/>
-              <w:left w:w="80" w:type="dxa"/>
-              <w:bottom w:w="40" w:type="dxa"/>
-              <w:right w:w="80" w:type="dxa"/>
-            </w:tcMar>
-          </w:tcPr>
-          <w:p>
-            <w:pPr>
-              <w:spacing w:before="20" w:after="20" w:line="240" w:lineRule="auto"/>
-              <w:jc w:val="left"/>
-            </w:pPr>
-            <w:r>
-              <w:rPr>
-                <w:sz w:val="22"/>
-                <w:szCs w:val="22"/>
-              </w:rPr>
-              <w:t>Z-22 (CWE-532)</w:t>
-            </w:r>
-          </w:p>
-        </w:tc>
-        <w:tc>
-          <w:tcPr>
-            <w:tcW w:w="4600" w:type="dxa"/>
-            <w:tcBorders>
-              <w:top w:val="single" w:sz="4" w:space="0" w:color="000000"/>
-              <w:left w:val="single" w:sz="4" w:space="0" w:color="000000"/>
-              <w:bottom w:val="single" w:sz="4" w:space="0" w:color="000000"/>
-              <w:right w:val="single" w:sz="4" w:space="0" w:color="000000"/>
-            </w:tcBorders>
-            <w:tcMar>
-              <w:top w:w="40" w:type="dxa"/>
-              <w:left w:w="80" w:type="dxa"/>
-              <w:bottom w:w="40" w:type="dxa"/>
-              <w:right w:w="80" w:type="dxa"/>
-            </w:tcMar>
-          </w:tcPr>
-          <w:p>
-            <w:pPr>
-              <w:spacing w:before="20" w:after="20" w:line="240" w:lineRule="auto"/>
-              <w:jc w:val="left"/>
-            </w:pPr>
-            <w:r>
-              <w:rPr>
-                <w:rFonts w:ascii="Consolas" w:eastAsia="Consolas" w:hAnsi="Consolas" w:cs="Consolas"/>
-                <w:sz w:val="18"/>
-                <w:szCs w:val="18"/>
-              </w:rPr>
               <w:t>py/clear-text-logging-sensitive-data</w:t>
             </w:r>
             <w:r>
@@ -25385,13 +27163,13 @@
         <w:t>Birinchi toifa — qoidaning yo'qligi.</w:t>
       </w:r>
       <w:r>
-        <w:t xml:space="preserve"> Vositada mos qoida umuman mavjud emas </w:t>
-      </w:r>
-      <w:r>
-        <w:t>yoki ishlatilgan to'plamga kirmagan. Semgrep ning beshta va CodeQL ning oltita o'tkazib yuborishi shu toifaga kiradi. Bu texnologiyaning emas, konfiguratsiyaning cheklovi: boshqa to'plam tanlansa yoki qoida yozilsa, zaiflik topiladi. Buni 3.4-band bevosita</w:t>
-      </w:r>
-      <w:r>
-        <w:t xml:space="preserve"> isbotlaydi — maxsus qoidalar Z-22 va Z-24 ni muammosiz aniqladi.</w:t>
+        <w:t xml:space="preserve"> Vositada mos qoida umuman mavjud emas yoki ishlatilgan to'plamga kirmagan. Semgrep ning</w:t>
+      </w:r>
+      <w:r>
+        <w:t xml:space="preserve"> beshta va CodeQL ning oltita o'tkazib yuborishi shu toifaga kiradi. Bu texnologiyaning emas, konfiguratsiyaning cheklovi: boshqa to'plam tanlansa yoki qoida yozilsa, zaiflik topiladi. Buni 3.4-band bevosita isbotlaydi — maxsus qoidalar Z-22 va Z-24 ni mua</w:t>
+      </w:r>
+      <w:r>
+        <w:t>mmosiz aniqladi.</w:t>
       </w:r>
     </w:p>
     <w:p>
@@ -25406,13 +27184,10 @@
         <w:t>Ikkinchi toifa — tahlil usulining cheklovi.</w:t>
       </w:r>
       <w:r>
-        <w:t xml:space="preserve"> Z-14 va Z-18 ni Semgrep topa olmadi, chunki ularning manbasi va cho'kmasi turli modullarda. Semgrep OSS modullararo zaharlangan ma'lumot oqimini k</w:t>
-      </w:r>
-      <w:r>
-        <w:t>uzatmaydi, CodeQL esa kuzatadi — va ikkala zaiflikni ham topdi. Bu ikki nuqta 2.2-banddagi "shablon asosidagi va semantik tahlil" farqining eng toza empirik tasdig'idir: modullararo oqim kuzatiladigan ikkala holatda semantik tahlil yutdi, qolgan hamma joyd</w:t>
-      </w:r>
-      <w:r>
-        <w:t>a farq sezilmadi.</w:t>
+        <w:t xml:space="preserve"> Z-14 va Z-18 ni Semgrep topa olmadi, chunki ularning manbasi va cho'kmasi turli modullarda. Semgrep OSS modullararo zaharlangan ma'lumot oqimini kuzatmaydi, CodeQL esa kuzatadi — va ikkala zaifli</w:t>
+      </w:r>
+      <w:r>
+        <w:t>kni ham topdi. Bu ikki nuqta 2.2-banddagi "shablon asosidagi va semantik tahlil" farqining eng toza empirik tasdig'idir: modullararo oqim kuzatiladigan ikkala holatda semantik tahlil yutdi, qolgan hamma joyda farq sezilmadi.</w:t>
       </w:r>
     </w:p>
     <w:p>
@@ -25420,7 +27195,10 @@
         <w:ind w:firstLine="709"/>
       </w:pPr>
       <w:r>
-        <w:t xml:space="preserve">Z-18 ayniqsa ko'rsatkichli. Uni </w:t>
+        <w:t>Z-18 ayniqsa ko'rsatkichli. Uni</w:t>
+      </w:r>
+      <w:r>
+        <w:t xml:space="preserve"> </w:t>
       </w:r>
       <w:r>
         <w:rPr>
@@ -25449,7 +27227,10 @@
           <w:sz w:val="24"/>
           <w:szCs w:val="24"/>
         </w:rPr>
-        <w:t>request.args.get("nom", "ozt.</w:t>
+        <w:t>request.args.get("nom", "ozt.txt")</w:t>
+      </w:r>
+      <w:r>
+        <w:t xml:space="preserve">, cho'kma esa </w:t>
       </w:r>
       <w:r>
         <w:rPr>
@@ -25457,10 +27238,10 @@
           <w:sz w:val="24"/>
           <w:szCs w:val="24"/>
         </w:rPr>
-        <w:t>txt")</w:t>
-      </w:r>
-      <w:r>
-        <w:t xml:space="preserve">, cho'kma esa </w:t>
+        <w:t>utils.py:21</w:t>
+      </w:r>
+      <w:r>
+        <w:t xml:space="preserve"> dagi </w:t>
       </w:r>
       <w:r>
         <w:rPr>
@@ -25468,10 +27249,7 @@
           <w:sz w:val="24"/>
           <w:szCs w:val="24"/>
         </w:rPr>
-        <w:t>utils.py:21</w:t>
-      </w:r>
-      <w:r>
-        <w:t xml:space="preserve"> dagi </w:t>
+        <w:t>os.path.join(</w:t>
       </w:r>
       <w:r>
         <w:rPr>
@@ -25479,7 +27257,7 @@
           <w:sz w:val="24"/>
           <w:szCs w:val="24"/>
         </w:rPr>
-        <w:t>os.path.join(YUKLAMALAR_PAPKASI, nom)</w:t>
+        <w:t>YUKLAMALAR_PAPKASI, nom)</w:t>
       </w:r>
       <w:r>
         <w:t xml:space="preserve">; oraliqda funksiya chaqiruvi va modul chegarasi bor. CodeQL </w:t>
@@ -25519,13 +27297,10 @@
         <w:t>Uchinchi toifa — qoida mavjud, lekin ishga tushmadi.</w:t>
       </w:r>
       <w:r>
-        <w:t xml:space="preserve"> Bu eng qiziq</w:t>
-      </w:r>
-      <w:r>
-        <w:t xml:space="preserve"> toifa, chunki uni faqat SARIF ning e'lon qilingan so'rovlar ro'yxatini tekshirish orqali ajratib olish mumkin. CodeQL ning to'rtta o'tkazib yuborishi (Z-10, Z-13, Z-16, Z-22) shu toifaga kiradi: tegishli so'rov to'plamda bor va kod ustida ishlagan, lekin </w:t>
-      </w:r>
-      <w:r>
-        <w:t>natija bermagan.</w:t>
+        <w:t xml:space="preserve"> Bu eng qiziq toifa, chunki uni faqat SARIF ning e'lon qilinga</w:t>
+      </w:r>
+      <w:r>
+        <w:t>n so'rovlar ro'yxatini tekshirish orqali ajratib olish mumkin. CodeQL ning to'rtta o'tkazib yuborishi (Z-10, Z-13, Z-16, Z-22) shu toifaga kiradi: tegishli so'rov to'plamda bor va kod ustida ishlagan, lekin natija bermagan.</w:t>
       </w:r>
     </w:p>
     <w:p>
@@ -25533,7 +27308,10 @@
         <w:ind w:firstLine="709"/>
       </w:pPr>
       <w:r>
-        <w:t xml:space="preserve">Z-10 uchun sabab aniq: so'rov soket darajasidagi </w:t>
+        <w:t>Z-10 uchun sabab aniq: so'rov so</w:t>
+      </w:r>
+      <w:r>
+        <w:t xml:space="preserve">ket darajasidagi </w:t>
       </w:r>
       <w:r>
         <w:rPr>
@@ -25564,10 +27342,10 @@
       </w:pPr>
       <w:r>
         <w:lastRenderedPageBreak/>
-        <w:t>Z-13 va Z-22 uchun sabab, ehtimol, boshqacha va u keyingi</w:t>
-      </w:r>
-      <w:r>
-        <w:t xml:space="preserve"> kichik bo'limning mavzusi bilan bevosita bog'liq.</w:t>
+        <w:t>Z-13 va Z-22 uchun sabab, ehtimol, boshqacha va u keyingi kichik bo'limning mavzusi bilan bevosita bog'liq</w:t>
+      </w:r>
+      <w:r>
+        <w:t>.</w:t>
       </w:r>
     </w:p>
     <w:p>
@@ -25600,10 +27378,7 @@
         <w:t>SECRET_KEY</w:t>
       </w:r>
       <w:r>
-        <w:t xml:space="preserve"> (Z-01</w:t>
-      </w:r>
-      <w:r>
-        <w:t xml:space="preserve">, inglizcha nom), </w:t>
+        <w:t xml:space="preserve"> (Z-01, inglizcha nom), </w:t>
       </w:r>
       <w:r>
         <w:rPr>
@@ -25625,7 +27400,10 @@
         <w:t>API_KALIT</w:t>
       </w:r>
       <w:r>
-        <w:t xml:space="preserve"> (Z-12) — ikkinchisi va uchinchisi o'zbekcha nomlangan. Uchalasi ham struktura jihatidan bir xil: modul darajasida satr literali o'zgaruvchiga o'zlashtirilgan.</w:t>
+        <w:t xml:space="preserve"> (Z</w:t>
+      </w:r>
+      <w:r>
+        <w:t>-12) — ikkinchisi va uchinchisi o'zbekcha nomlangan. Uchalasi ham struktura jihatidan bir xil: modul darajasida satr literali o'zgaruvchiga o'zlashtirilgan.</w:t>
       </w:r>
     </w:p>
     <w:p>
@@ -25644,10 +27422,7 @@
         <w:t>B105</w:t>
       </w:r>
       <w:r>
-        <w:t xml:space="preserve"> qoidasi bilan</w:t>
-      </w:r>
-      <w:r>
-        <w:t xml:space="preserve"> </w:t>
+        <w:t xml:space="preserve"> qoidasi bilan </w:t>
       </w:r>
       <w:r>
         <w:rPr>
@@ -25702,10 +27477,10 @@
         <w:t>avoid_hardcoded_config_SECRET_KEY</w:t>
       </w:r>
       <w:r>
-        <w:t>), qolgan ikkitasini o'tkazib yubordi. CodeQL uchalasini ham topmadi, lekin boshqa sababga ko'ra — uning t</w:t>
-      </w:r>
-      <w:r>
-        <w:t>o'plamida bu sinf uchun so'rov umuman yo'q edi.</w:t>
+        <w:t>), qolgan ikkitasini o'tkazib yubordi. CodeQL uchalasini ham topmadi, lekin boshqa sababga ko'ra — uning to'plamida bu sinf uchun so'rov umuman yo</w:t>
+      </w:r>
+      <w:r>
+        <w:t>'q edi.</w:t>
       </w:r>
     </w:p>
     <w:p>
@@ -25809,31 +27584,7 @@
           <w:sz w:val="24"/>
           <w:szCs w:val="24"/>
         </w:rPr>
-        <w:t>API_KALIT</w:t>
-      </w:r>
-      <w:r>
-        <w:t xml:space="preserve"> esa tushmaydi. Shunday </w:t>
-      </w:r>
-      <w:r>
-        <w:t xml:space="preserve">qilib, </w:t>
-      </w:r>
-      <w:r>
-        <w:rPr>
-          <w:b/>
-          <w:bCs/>
-        </w:rPr>
-        <w:t>qoidaning ishlashi o'zgaruvchi nomining tiliga bog'liq</w:t>
-      </w:r>
-      <w:r>
-        <w:t>.</w:t>
-      </w:r>
-    </w:p>
-    <w:p>
-      <w:pPr>
-        <w:ind w:firstLine="709"/>
-      </w:pPr>
-      <w:r>
-        <w:t xml:space="preserve">Bu kuzatuv CodeQL ning ikkita tushunarsiz o'tkazib yuborishini ham izohlashi mumkin. Z-13 da parol </w:t>
+        <w:t>API</w:t>
       </w:r>
       <w:r>
         <w:rPr>
@@ -25841,10 +27592,28 @@
           <w:sz w:val="24"/>
           <w:szCs w:val="24"/>
         </w:rPr>
-        <w:t>hashlib.md5(parol.encode())</w:t>
-      </w:r>
-      <w:r>
-        <w:t xml:space="preserve"> ko'rinishida xeshlanadi, Z-22 da esa </w:t>
+        <w:t>_KALIT</w:t>
+      </w:r>
+      <w:r>
+        <w:t xml:space="preserve"> esa tushmaydi. Shunday qilib, </w:t>
+      </w:r>
+      <w:r>
+        <w:rPr>
+          <w:b/>
+          <w:bCs/>
+        </w:rPr>
+        <w:t>qoidaning ishlashi o'zgaruvchi nomining tiliga bog'liq</w:t>
+      </w:r>
+      <w:r>
+        <w:t>.</w:t>
+      </w:r>
+    </w:p>
+    <w:p>
+      <w:pPr>
+        <w:ind w:firstLine="709"/>
+      </w:pPr>
+      <w:r>
+        <w:t xml:space="preserve">Bu kuzatuv CodeQL ning ikkita tushunarsiz o'tkazib yuborishini ham izohlashi mumkin. Z-13 da parol </w:t>
       </w:r>
       <w:r>
         <w:rPr>
@@ -25852,7 +27621,13 @@
           <w:sz w:val="24"/>
           <w:szCs w:val="24"/>
         </w:rPr>
-        <w:t xml:space="preserve">logging.info("... parol=%s", </w:t>
+        <w:t>hashlib.md5(parol.encode())</w:t>
+      </w:r>
+      <w:r>
+        <w:t xml:space="preserve"> ko'rinishida xeshlanadi, Z-22 da esa</w:t>
+      </w:r>
+      <w:r>
+        <w:t xml:space="preserve"> </w:t>
       </w:r>
       <w:r>
         <w:rPr>
@@ -25860,7 +27635,7 @@
           <w:sz w:val="24"/>
           <w:szCs w:val="24"/>
         </w:rPr>
-        <w:t>login, parol)</w:t>
+        <w:t>logging.info("... parol=%s", login, parol)</w:t>
       </w:r>
       <w:r>
         <w:t xml:space="preserve"> orqali jurnalga yoziladi. Ikkala holat uchun ham tegishli so'rov SARIF da e'lon qilingan (</w:t>
@@ -25885,7 +27660,10 @@
         <w:t>py/clear-text-logging-sensitive-data</w:t>
       </w:r>
       <w:r>
-        <w:t xml:space="preserve">), lekin ular natija bermadi. Bu so'rovlarning ikkalasi ham ma'lumotning </w:t>
+        <w:t>), lekin ular natija bermadi. Bu so'rovlarning ikkalas</w:t>
+      </w:r>
+      <w:r>
+        <w:t xml:space="preserve">i ham ma'lumotning </w:t>
       </w:r>
       <w:r>
         <w:rPr>
@@ -25895,10 +27673,7 @@
         <w:t>maxfiy</w:t>
       </w:r>
       <w:r>
-        <w:t xml:space="preserve"> deb </w:t>
-      </w:r>
-      <w:r>
-        <w:t xml:space="preserve">tanilishini talab qiladi, maxfiylikni aniqlash esa CodeQL da nom evristikasiga tayanadi. O'zgaruvchi </w:t>
+        <w:t xml:space="preserve"> deb tanilishini talab qiladi, maxfiylikni aniqlash esa CodeQL da nom evristikasiga tayanadi. O'zgaruvchi </w:t>
       </w:r>
       <w:r>
         <w:rPr>
@@ -25917,10 +27692,10 @@
         <w:ind w:firstLine="709"/>
       </w:pPr>
       <w:r>
-        <w:t>Bu gipotezani tasdiqlash uchun nazorat tajribasi kerak: o'zgaruvchilarni</w:t>
-      </w:r>
-      <w:r>
-        <w:t xml:space="preserve"> </w:t>
+        <w:t>Bu gipotezani tasdiqlash uchun nazorat taj</w:t>
+      </w:r>
+      <w:r>
+        <w:t xml:space="preserve">ribasi kerak: o'zgaruvchilarni </w:t>
       </w:r>
       <w:r>
         <w:rPr>
@@ -25935,10 +27710,10 @@
       </w:r>
       <w:r>
         <w:lastRenderedPageBreak/>
-        <w:t>tajriba o'tkazilmadi, shuning uchun Z-13 va Z-22 bo'yicha xulosa gipoteza darajasida qoldiriladi. Bandit bo'yicha xulosa esa gipoteza emas: u bevosita o'lchangan va uchta bir xi</w:t>
-      </w:r>
-      <w:r>
-        <w:t>l tuzilishdagi zaiflikning faqat inglizcha nomlangani topilgani bilan tasdiqlanadi.</w:t>
+        <w:t>tajriba o'tkazilmadi, shuning uchun Z-13 va Z-22 bo'yicha xulosa gipoteza darajasida qoldiriladi. Bandit bo'yicha xulosa esa gipoteza emas: u bevos</w:t>
+      </w:r>
+      <w:r>
+        <w:t>ita o'lchangan va uchta bir xil tuzilishdagi zaiflikning faqat inglizcha nomlangani topilgani bilan tasdiqlanadi.</w:t>
       </w:r>
     </w:p>
     <w:p>
@@ -25946,10 +27721,10 @@
         <w:ind w:firstLine="709"/>
       </w:pPr>
       <w:r>
-        <w:t>Amaliy ahamiyati jiddiy. Milliy tilda yozilgan kod bazalarida xalqaro statik tahlil vositalarining nomga tayanadigan qoidalari ishlamay qoladi, ishlab chiquvchi esa buni bi</w:t>
-      </w:r>
-      <w:r>
-        <w:t>lmaydi: vosita xato bermaydi, shunchaki jim qoladi. Yechim — maxsus qoidalar; u 3.4-bandda ko'rib chiqiladi.</w:t>
+        <w:t>Amaliy ahamiyati jiddiy. Milliy tilda yozilgan kod bazalarida xalqaro statik tahlil vositalarining nomga tayanadigan qoidalari ishlamay qoladi</w:t>
+      </w:r>
+      <w:r>
+        <w:t>, ishlab chiquvchi esa buni bilmaydi: vosita xato bermaydi, shunchaki jim qoladi. Yechim — maxsus qoidalar; u 3.4-bandda ko'rib chiqiladi.</w:t>
       </w:r>
     </w:p>
     <w:p>
@@ -25971,7 +27746,10 @@
         <w:ind w:firstLine="709"/>
       </w:pPr>
       <w:r>
-        <w:t>Jami oltita yolg'on ijobiy natija qayd etildi. Ularni ikki toifaga ajratish mumkin (3.11-jadval).</w:t>
+        <w:t>Jami oltita yolg'on ijobiy natija qayd etildi. Ularni ikki toifaga ajratish mumk</w:t>
+      </w:r>
+      <w:r>
+        <w:t>in (3.11-jadval).</w:t>
       </w:r>
     </w:p>
     <w:p>
@@ -25987,16 +27765,7 @@
           <w:sz w:val="24"/>
           <w:szCs w:val="24"/>
         </w:rPr>
-        <w:t>3.11-jadval.</w:t>
-      </w:r>
-      <w:r>
-        <w:rPr>
-          <w:i/>
-          <w:iCs/>
-          <w:sz w:val="24"/>
-          <w:szCs w:val="24"/>
-        </w:rPr>
-        <w:t xml:space="preserve"> Yolg'on ijobiy natijalarning toifalari</w:t>
+        <w:t>3.11-jadval. Yolg'on ijobiy natijalarning toifalari</w:t>
       </w:r>
     </w:p>
     <w:tbl>
@@ -27881,7 +29650,7 @@
         </w:rPr>
         <w:lastRenderedPageBreak/>
         <w:drawing>
-          <wp:inline distT="0" distB="0" distL="0" distR="0" wp14:anchorId="2EEBE1CE" wp14:editId="2A42577B">
+          <wp:inline distT="0" distB="0" distL="0" distR="0" wp14:anchorId="4266E09C" wp14:editId="7FC3A05A">
             <wp:extent cx="4048125" cy="1771650"/>
             <wp:effectExtent l="0" t="0" r="0" b="0"/>
             <wp:docPr id="1" name="Рисунок 1"/>
@@ -27945,7 +29714,7 @@
           <w:noProof/>
         </w:rPr>
         <w:drawing>
-          <wp:inline distT="0" distB="0" distL="0" distR="0" wp14:anchorId="4E22D3A3" wp14:editId="291DF8C5">
+          <wp:inline distT="0" distB="0" distL="0" distR="0" wp14:anchorId="0EEB9B2D" wp14:editId="7FACD833">
             <wp:extent cx="4048125" cy="1905000"/>
             <wp:effectExtent l="0" t="0" r="0" b="0"/>
             <wp:docPr id="2" name="Рисунок 2"/>
@@ -28161,7 +29930,7 @@
         <w:pStyle w:val="2"/>
         <w:spacing w:before="360"/>
       </w:pPr>
-      <w:bookmarkStart w:id="16" w:name="_Toc243923133"/>
+      <w:bookmarkStart w:id="16" w:name="_Toc243924072"/>
       <w:r>
         <w:t>3.4. Maxsus qoida ishlab chiqish</w:t>
       </w:r>
@@ -30186,7 +31955,7 @@
         <w:pStyle w:val="2"/>
         <w:spacing w:before="360"/>
       </w:pPr>
-      <w:bookmarkStart w:id="17" w:name="_Toc243923134"/>
+      <w:bookmarkStart w:id="17" w:name="_Toc243924073"/>
       <w:r>
         <w:t>3.5. CI/CD ga integratsiya</w:t>
       </w:r>
@@ -32258,7 +34027,7 @@
         <w:pStyle w:val="1"/>
         <w:spacing w:after="360"/>
       </w:pPr>
-      <w:bookmarkStart w:id="18" w:name="_Toc243923135"/>
+      <w:bookmarkStart w:id="18" w:name="_Toc243924074"/>
       <w:r>
         <w:lastRenderedPageBreak/>
         <w:t>XULOSA</w:t>
@@ -32714,7 +34483,7 @@
         <w:pStyle w:val="1"/>
         <w:spacing w:after="360"/>
       </w:pPr>
-      <w:bookmarkStart w:id="19" w:name="_Toc243923136"/>
+      <w:bookmarkStart w:id="19" w:name="_Toc243924075"/>
       <w:r>
         <w:lastRenderedPageBreak/>
         <w:t>FOYDALANILGAN ADABIYOTLAR</w:t>
@@ -32740,7 +34509,7 @@
           <w:i/>
           <w:iCs/>
         </w:rPr>
-        <w:t xml:space="preserve"> I bob manbalari bilan to'ldirildi. II va III boblar uchun qo'shimcha manbalar kerak (oxirgi bo'limga qarang).  </w:t>
+        <w:t xml:space="preserve"> I va II bob manbalari bilan to'ldirildi — 32 ta tekshirilgan manba.  </w:t>
       </w:r>
       <w:r>
         <w:rPr>
@@ -32756,21 +34525,488 @@
           <w:i/>
           <w:iCs/>
         </w:rPr>
-        <w:t xml:space="preserve"> ishda havola qilinmagan manb</w:t>
+        <w:t xml:space="preserve"> ishda havola qilinmagan manba ro'yxatda turmaydi. Murojaat sanasi faqa</w:t>
       </w:r>
       <w:r>
         <w:rPr>
           <w:i/>
           <w:iCs/>
         </w:rPr>
-        <w:t>a ro'yxatda turmaydi. Murojaat sanasi faqat amalda ochib tekshirilgan tarmoq manbalari uchun ko'rsatilgan. Bosma va retsenziyali nashrlar (jurnal maqolalari, kitoblar) uchun GOST bo'yicha murojaat sanasi talab qilinmaydi — ularda jild, son, betlar va DOI k</w:t>
+        <w:t>t amalda ochib tekshirilgan tarmoq manbalari uchun ko'rsatilgan. Bosma va retsenziyali nashrlar (jurnal maqolalari, kitoblar) uchun GOST bo'yicha murojaat sanasi talab qilinmaydi — ularda jild, son, betlar va DOI keltiriladi.</w:t>
+      </w:r>
+    </w:p>
+    <w:p>
+      <w:pPr>
+        <w:pStyle w:val="2"/>
+        <w:spacing w:before="360"/>
+      </w:pPr>
+      <w:bookmarkStart w:id="20" w:name="_Toc243924076"/>
+      <w:r>
+        <w:t>Standartlar va rasmiy hujjatla</w:t>
+      </w:r>
+      <w:r>
+        <w:t>r</w:t>
+      </w:r>
+      <w:bookmarkEnd w:id="20"/>
+    </w:p>
+    <w:p>
+      <w:pPr>
+        <w:spacing w:after="60"/>
+        <w:ind w:left="709" w:hanging="283"/>
+      </w:pPr>
+      <w:r>
+        <w:t>1. MITRE Corporation. Common Weakness Enumeration (CWE). — https://cwe.mitre.org/ (murojaat sanasi: 26.10.2026).</w:t>
+      </w:r>
+    </w:p>
+    <w:p>
+      <w:pPr>
+        <w:spacing w:after="60"/>
+        <w:ind w:left="709" w:hanging="283"/>
+      </w:pPr>
+      <w:r>
+        <w:t>2. MITRE Corporation. CWE Top 25 Most Dangerous Software Weaknesses (2025). — https://cwe.mitre.org/top25/archive/2025/2025_cwe_top25.html (m</w:t>
+      </w:r>
+      <w:r>
+        <w:t>urojaat sanasi: 26.10.2026).</w:t>
+      </w:r>
+    </w:p>
+    <w:p>
+      <w:pPr>
+        <w:spacing w:after="60"/>
+        <w:ind w:left="709" w:hanging="283"/>
+      </w:pPr>
+      <w:r>
+        <w:t>3. OWASP Foundation. OWASP Top 10:2025 — Web Application Security Risks. — https://top10.owasp.org/2025/ (murojaat sanasi: 26.10.2026).</w:t>
+      </w:r>
+    </w:p>
+    <w:p>
+      <w:pPr>
+        <w:spacing w:after="60"/>
+        <w:ind w:left="709" w:hanging="283"/>
+      </w:pPr>
+      <w:r>
+        <w:t>4. OWASP Foundation. Source Code Analysis Tools. — https://owasp.org/www-community/Source_C</w:t>
+      </w:r>
+      <w:r>
+        <w:t>ode_Analysis_Tools</w:t>
+      </w:r>
+    </w:p>
+    <w:p>
+      <w:pPr>
+        <w:spacing w:after="60"/>
+        <w:ind w:left="709" w:hanging="283"/>
+      </w:pPr>
+      <w:r>
+        <w:t>5. NIST. Special Publication 800-218: Secure Software Development Framework (SSDF) Version 1.1: Recommendations for Mitigating the Risk of Software Vulnerabilities / M. Souppaya, K. Scarfone, D. Dodson. — Gaithersburg: NIST, 2022-yil fev</w:t>
+      </w:r>
+      <w:r>
+        <w:t>ral. — https://csrc.nist.gov/pubs/sp/800/218/final (murojaat sanasi: 26.10.2026).</w:t>
+      </w:r>
+    </w:p>
+    <w:p>
+      <w:pPr>
+        <w:spacing w:after="60"/>
+        <w:ind w:left="709" w:hanging="283"/>
+      </w:pPr>
+      <w:r>
+        <w:t>6. NIST. SAMATE — Software Assurance Metrics And Tool Evaluation. — https://www.nist.gov/itl/ssd/software-quality-group/samate</w:t>
+      </w:r>
+    </w:p>
+    <w:p>
+      <w:pPr>
+        <w:spacing w:after="60"/>
+        <w:ind w:left="709" w:hanging="283"/>
+      </w:pPr>
+      <w:r>
+        <w:t>7. NIST. National Vulnerability Database (NVD). — https://nvd.nist.gov/ (murojaat sanasi: 26.10.2026).</w:t>
+      </w:r>
+    </w:p>
+    <w:p>
+      <w:pPr>
+        <w:spacing w:after="60"/>
+        <w:ind w:left="709" w:hanging="283"/>
+      </w:pPr>
+      <w:r>
+        <w:t xml:space="preserve">8. FIRST. Common Vulnerability Scoring System (CVSS) Version 4.0: Specification Document. — 2023. — </w:t>
+      </w:r>
+      <w:r>
+        <w:lastRenderedPageBreak/>
+        <w:t>https://www.first.org/cvss/v4.0/specification-documen</w:t>
+      </w:r>
+      <w:r>
+        <w:t>t (murojaat sanasi: 26.10.2026).</w:t>
+      </w:r>
+    </w:p>
+    <w:p>
+      <w:pPr>
+        <w:pStyle w:val="2"/>
+        <w:spacing w:before="360"/>
+      </w:pPr>
+      <w:bookmarkStart w:id="21" w:name="_Toc243924077"/>
+      <w:r>
+        <w:t>Vositalarning rasmiy hujjatlari</w:t>
+      </w:r>
+      <w:bookmarkEnd w:id="21"/>
+    </w:p>
+    <w:p>
+      <w:pPr>
+        <w:spacing w:after="60"/>
+        <w:ind w:left="709" w:hanging="283"/>
+      </w:pPr>
+      <w:r>
+        <w:t>9. PyCQA. Bandit Documentation. — https://bandit.readthedocs.io/</w:t>
+      </w:r>
+    </w:p>
+    <w:p>
+      <w:pPr>
+        <w:spacing w:after="60"/>
+        <w:ind w:left="709" w:hanging="283"/>
+      </w:pPr>
+      <w:r>
+        <w:t>10. Semgrep, Inc. Semgrep Documentation. — https://semgrep.dev/docs/</w:t>
+      </w:r>
+    </w:p>
+    <w:p>
+      <w:pPr>
+        <w:spacing w:after="60"/>
+        <w:ind w:left="709" w:hanging="283"/>
+      </w:pPr>
+      <w:r>
+        <w:t>11. GitHub, Inc. CodeQL Documentation. — https://codeql.g</w:t>
+      </w:r>
+      <w:r>
+        <w:t>ithub.com/docs/</w:t>
+      </w:r>
+    </w:p>
+    <w:p>
+      <w:pPr>
+        <w:spacing w:after="60"/>
+        <w:ind w:left="709" w:hanging="283"/>
+      </w:pPr>
+      <w:r>
+        <w:t>12. PyPA. pip-audit — Audit Python environments for known vulnerabilities. — https://github.com/pypa/pip-audit</w:t>
+      </w:r>
+    </w:p>
+    <w:p>
+      <w:pPr>
+        <w:spacing w:after="60"/>
+        <w:ind w:left="709" w:hanging="283"/>
+      </w:pPr>
+      <w:r>
+        <w:t>13. SonarSource. SonarQube Documentation: Quality Gates. — https://docs.sonarsource.com/sonarqube-server/latest/quality-standards-administration/managing-quality-gates/ (murojaat sanasi: 26.10.2026).</w:t>
+      </w:r>
+    </w:p>
+    <w:p>
+      <w:pPr>
+        <w:spacing w:after="60"/>
+        <w:ind w:left="709" w:hanging="283"/>
+      </w:pPr>
+      <w:r>
+        <w:t>14. OASIS. Static Analysis Results Interchange Format (S</w:t>
+      </w:r>
+      <w:r>
+        <w:t>ARIF) v2.1.0. — https://docs.oasis-open.org/sarif/sarif/v2.1.0/</w:t>
+      </w:r>
+    </w:p>
+    <w:p>
+      <w:pPr>
+        <w:pStyle w:val="2"/>
+        <w:spacing w:before="360"/>
+      </w:pPr>
+      <w:bookmarkStart w:id="22" w:name="_Toc243924078"/>
+      <w:r>
+        <w:t>Qo'shimcha rasmiy hujjatlar va qo'llanmalar</w:t>
+      </w:r>
+      <w:bookmarkEnd w:id="22"/>
+    </w:p>
+    <w:p>
+      <w:pPr>
+        <w:spacing w:after="60"/>
+        <w:ind w:left="709" w:hanging="283"/>
+      </w:pPr>
+      <w:r>
+        <w:t>15. NIST. Special Publication 800-204C: Implementation of DevSecOps for a Microservices-based Application with Service Mesh / R. Chandramouli. — Gai</w:t>
+      </w:r>
+      <w:r>
+        <w:t>thersburg: NIST, 2022. — https://csrc.nist.gov/pubs/sp/800/204/c/final (murojaat sanasi: 26.10.2026).</w:t>
+      </w:r>
+    </w:p>
+    <w:p>
+      <w:pPr>
+        <w:spacing w:after="60"/>
+        <w:ind w:left="709" w:hanging="283"/>
+      </w:pPr>
+      <w:r>
+        <w:t>16. OWASP Foundation. OWASP DevSecOps Guideline. — https://owasp.org/www-project-devsecops-guideline/ (murojaat sanasi: 26.10.2026).</w:t>
+      </w:r>
+    </w:p>
+    <w:p>
+      <w:pPr>
+        <w:spacing w:after="60"/>
+        <w:ind w:left="709" w:hanging="283"/>
+      </w:pPr>
+      <w:r>
+        <w:t>17. OWASP Foundation.</w:t>
+      </w:r>
+      <w:r>
+        <w:t xml:space="preserve"> Static Code Analysis (OWASP Community, Controls). — https://owasp.org/www-community/controls/Static_Code_Analysis (murojaat sanasi: 26.10.2026).</w:t>
+      </w:r>
+    </w:p>
+    <w:p>
+      <w:pPr>
+        <w:spacing w:after="60"/>
+        <w:ind w:left="709" w:hanging="283"/>
+      </w:pPr>
+      <w:r>
+        <w:t>18. OWASP Foundation. Vulnerability Scanning Tools (OWASP Community). — https://owasp.org/www-community/Vulner</w:t>
+      </w:r>
+      <w:r>
+        <w:t>ability_Scanning_Tools (murojaat sanasi: 26.10.2026).</w:t>
+      </w:r>
+    </w:p>
+    <w:p>
+      <w:pPr>
+        <w:spacing w:after="60"/>
+        <w:ind w:left="709" w:hanging="283"/>
+      </w:pPr>
+      <w:r>
+        <w:lastRenderedPageBreak/>
+        <w:t>19. GitHub, Inc. About secret scanning. GitHub Docs. — https://docs.github.com/en/code-security/secret-scanning/introduction/about-secret-scanning (murojaat sanasi: 26.10.2026).</w:t>
+      </w:r>
+    </w:p>
+    <w:p>
+      <w:pPr>
+        <w:pStyle w:val="2"/>
+        <w:spacing w:before="360"/>
+      </w:pPr>
+      <w:bookmarkStart w:id="23" w:name="_Toc243924079"/>
+      <w:r>
+        <w:t>Ilmiy manbalar</w:t>
+      </w:r>
+      <w:bookmarkEnd w:id="23"/>
+    </w:p>
+    <w:p>
+      <w:pPr>
+        <w:spacing w:after="60"/>
+        <w:ind w:left="709" w:hanging="283"/>
+      </w:pPr>
+      <w:r>
+        <w:t>20. Boehm</w:t>
+      </w:r>
+      <w:r>
+        <w:t xml:space="preserve"> B., Basili V. R. Software Defect Reduction Top 10 List // IEEE Computer. — 2001. — Vol. 34, No. 1. — P. 135–137. — DOI: 10.1109/2.962984.</w:t>
+      </w:r>
+    </w:p>
+    <w:p>
+      <w:pPr>
+        <w:spacing w:after="60"/>
+        <w:ind w:left="709" w:hanging="283"/>
+      </w:pPr>
+      <w:r>
+        <w:t>21. Menzies T., Nichols W., Shull F., Layman L. Are Delayed Issues Harder to Resolve? Revisiting Cost-to-Fix of Defec</w:t>
+      </w:r>
+      <w:r>
+        <w:t>ts throughout the Lifecycle // Empirical Software Engineering. — 2017. — Vol. 22, No. 4. — P. 1903–1935. — DOI: 10.1007/s10664-016-9469-x.</w:t>
+      </w:r>
+    </w:p>
+    <w:p>
+      <w:pPr>
+        <w:spacing w:after="60"/>
+        <w:ind w:left="709" w:hanging="283"/>
+      </w:pPr>
+      <w:r>
+        <w:t>22. Bossavit L. The Leprechauns of Software Engineering: How folklore turns into fact and what to do about it. — Lean</w:t>
+      </w:r>
+      <w:r>
+        <w:t>pub, 2012 (muntazam yangilanadigan nashr). — https://leanpub.com/leprechauns (murojaat sanasi: 26.10.2026).</w:t>
+      </w:r>
+    </w:p>
+    <w:p>
+      <w:pPr>
+        <w:spacing w:after="60"/>
+        <w:ind w:left="709" w:hanging="283"/>
+      </w:pPr>
+      <w:r>
+        <w:t>23. Sadowski C., Aftandilian E., Eagle A., Miller-Cushon L., Jaspan C. Lessons from Building Static Analysis Tools at Google // Communications of th</w:t>
+      </w:r>
+      <w:r>
+        <w:t>e ACM. — 2018. — Vol. 61, No. 4. — P. 58–66.</w:t>
+      </w:r>
+    </w:p>
+    <w:p>
+      <w:pPr>
+        <w:spacing w:after="60"/>
+        <w:ind w:left="709" w:hanging="283"/>
+      </w:pPr>
+      <w:r>
+        <w:t>24. Johnson B., Song Y., Murphy-Hill E., Bowdidge R. Why Don't Software Developers Use Static Analysis Tools to Find Bugs? // Proceedings of the 35th International Conference on Software Engineering (ICSE 2013).</w:t>
+      </w:r>
+      <w:r>
+        <w:t xml:space="preserve"> — San Francisco: IEEE, 2013. — P. 672–681.</w:t>
+      </w:r>
+    </w:p>
+    <w:p>
+      <w:pPr>
+        <w:spacing w:after="60"/>
+        <w:ind w:left="709" w:hanging="283"/>
+      </w:pPr>
+      <w:r>
+        <w:t>25. Winters T., Manshreck T., Wright H. Software Engineering at Google: Lessons Learned from Programming Over Time. Chapter 20: Static Analysis. — Sebastopol: O'Reilly Media, 2020. — https://abseil.io/resources/s</w:t>
+      </w:r>
+      <w:r>
+        <w:t>we-book/html/ch20.html (murojaat sanasi: 26.10.2026).</w:t>
+      </w:r>
+    </w:p>
+    <w:p>
+      <w:pPr>
+        <w:pStyle w:val="2"/>
+        <w:spacing w:before="360"/>
+      </w:pPr>
+      <w:bookmarkStart w:id="24" w:name="_Toc243924080"/>
+      <w:r>
+        <w:lastRenderedPageBreak/>
+        <w:t>Sanoat hisobotlari</w:t>
+      </w:r>
+      <w:bookmarkEnd w:id="24"/>
+    </w:p>
+    <w:p>
+      <w:pPr>
+        <w:spacing w:after="60"/>
+        <w:ind w:left="709" w:hanging="283"/>
+      </w:pPr>
+      <w:r>
+        <w:t>26. Black Duck Software, Inc. 2026 Open Source Security and Risk Analysis Report (OSSRA). — 2026-yil 25-fevral. — https://www.blackduck.com/resources/analyst-reports/open-source-secur</w:t>
+      </w:r>
+      <w:r>
+        <w:t>ity-risk-analysis.html (murojaat sanasi: 26.10.2026).</w:t>
+      </w:r>
+    </w:p>
+    <w:p>
+      <w:pPr>
+        <w:pStyle w:val="2"/>
+        <w:spacing w:before="360"/>
+      </w:pPr>
+      <w:bookmarkStart w:id="25" w:name="_Toc243924081"/>
+      <w:r>
+        <w:t>Darsliklar va nazariy manbalar</w:t>
+      </w:r>
+      <w:bookmarkEnd w:id="25"/>
+    </w:p>
+    <w:p>
+      <w:pPr>
+        <w:spacing w:after="60"/>
+        <w:ind w:left="709" w:hanging="283"/>
+      </w:pPr>
+      <w:r>
+        <w:t>27. Aho A. V., Lam M. S., Sethi R., Ullman J. D. Compilers: Principles, Techniques, and Tools. — 2nd ed. — Boston: Addison-Wesley, 2006.</w:t>
+      </w:r>
+    </w:p>
+    <w:p>
+      <w:pPr>
+        <w:spacing w:after="60"/>
+        <w:ind w:left="709" w:hanging="283"/>
+      </w:pPr>
+      <w:r>
+        <w:t xml:space="preserve">28. Cousot P., Cousot R. Abstract </w:t>
+      </w:r>
+      <w:r>
+        <w:t>Interpretation: A Unified Lattice Model for Static Analysis of Programs by Construction or Approximation of Fixpoints // Conference Record of the Fourth ACM Symposium on Principles of Programming Languages (POPL '77). — Los Angeles, 1977. — P. 238–252. — D</w:t>
+      </w:r>
+      <w:r>
+        <w:t>OI: 10.1145/512950.512973.</w:t>
+      </w:r>
+    </w:p>
+    <w:p>
+      <w:pPr>
+        <w:spacing w:after="60"/>
+        <w:ind w:left="709" w:hanging="283"/>
+      </w:pPr>
+      <w:r>
+        <w:t>29. Livshits V. B., Lam M. S. Finding Security Vulnerabilities in Java Applications with Static Analysis // Proceedings of the 14th USENIX Security Symposium. — Baltimore, 2005. — P. 271–286.</w:t>
+      </w:r>
+    </w:p>
+    <w:p>
+      <w:pPr>
+        <w:spacing w:after="60"/>
+        <w:ind w:left="709" w:hanging="283"/>
+      </w:pPr>
+      <w:r>
+        <w:t>30. Rice H. G. Classes of Recursively</w:t>
+      </w:r>
+      <w:r>
+        <w:t xml:space="preserve"> Enumerable Sets and Their Decision Problems // Transactions of the American Mathematical Society. —</w:t>
+      </w:r>
+    </w:p>
+    <w:p>
+      <w:pPr>
+        <w:spacing w:after="60"/>
+        <w:ind w:left="709" w:hanging="283"/>
+      </w:pPr>
+      <w:r>
+        <w:t>1953. — Vol. 74, No. 2. — P. 358–366. — DOI: 10.1090/S0002-9947-1953-0053041-6.</w:t>
+      </w:r>
+    </w:p>
+    <w:p>
+      <w:pPr>
+        <w:pStyle w:val="2"/>
+        <w:spacing w:before="360"/>
+      </w:pPr>
+      <w:bookmarkStart w:id="26" w:name="_Toc243924082"/>
+      <w:r>
+        <w:t>Etalon to'plamlar</w:t>
+      </w:r>
+      <w:bookmarkEnd w:id="26"/>
+    </w:p>
+    <w:p>
+      <w:pPr>
+        <w:spacing w:after="60"/>
+        <w:ind w:left="709" w:hanging="283"/>
+      </w:pPr>
+      <w:r>
+        <w:t>31. OWASP Foundation. OWASP Benchmark. — https://owasp.or</w:t>
+      </w:r>
+      <w:r>
+        <w:t>g/www-project-benchmark/ (murojaat sanasi: 26.10.2026).</w:t>
+      </w:r>
+    </w:p>
+    <w:p>
+      <w:pPr>
+        <w:spacing w:after="60"/>
+        <w:ind w:left="709" w:hanging="283"/>
+      </w:pPr>
+      <w:r>
+        <w:t>32. NIST. Software Assurance Reference Dataset (SARD): Test Suites. — https://samate.nist.gov/SARD/test-suites (murojaat sanasi: 26.10.2026).</w:t>
+      </w:r>
+    </w:p>
+    <w:p>
+      <w:pPr>
+        <w:pStyle w:val="2"/>
+        <w:spacing w:before="360"/>
+      </w:pPr>
+      <w:bookmarkStart w:id="27" w:name="_Toc243924083"/>
+      <w:r>
+        <w:lastRenderedPageBreak/>
+        <w:t>To'ldirilishi kerak</w:t>
+      </w:r>
+      <w:bookmarkEnd w:id="27"/>
+    </w:p>
+    <w:p>
+      <w:pPr>
+        <w:spacing w:after="60"/>
+        <w:ind w:left="709" w:hanging="283"/>
+      </w:pPr>
+      <w:r>
+        <w:t>33. </w:t>
       </w:r>
       <w:r>
         <w:rPr>
           <w:i/>
           <w:iCs/>
         </w:rPr>
-        <w:t>eltiriladi.</w:t>
+        <w:t>(mavjud bo'lsa to'ldirilsin)</w:t>
+      </w:r>
+      <w:r>
+        <w:t xml:space="preserve"> O'zbekiston Respublikasining axborot xavfsizligi sohasidagi davlat standartlari va me'yoriy hujjatlari</w:t>
       </w:r>
     </w:p>
     <w:p>
@@ -32778,473 +35014,11 @@
         <w:pStyle w:val="2"/>
         <w:spacing w:before="360"/>
       </w:pPr>
-      <w:bookmarkStart w:id="20" w:name="_Toc243923137"/>
-      <w:r>
-        <w:t>Standartlar va rasmiy hujjatlar</w:t>
-      </w:r>
-      <w:bookmarkEnd w:id="20"/>
-    </w:p>
-    <w:p>
-      <w:pPr>
-        <w:spacing w:after="60"/>
-        <w:ind w:left="709" w:hanging="283"/>
-      </w:pPr>
-      <w:r>
-        <w:t>1. MITRE Corporation. Common Weakness Enumeration (CWE). — https://cwe.mitre.org/ (murojaat sanasi: 26.10.2026).</w:t>
-      </w:r>
-    </w:p>
-    <w:p>
-      <w:pPr>
-        <w:spacing w:after="60"/>
-        <w:ind w:left="709" w:hanging="283"/>
-      </w:pPr>
-      <w:r>
-        <w:t>2. MITRE Corporation. CWE Top 25 Most Dangerous Software Weaknesses (2025). — https://cwe.mitre.org</w:t>
-      </w:r>
-      <w:r>
-        <w:t>/top25/archive/2025/2025_cwe_top25.html (murojaat sanasi: 26.10.2026).</w:t>
-      </w:r>
-    </w:p>
-    <w:p>
-      <w:pPr>
-        <w:spacing w:after="60"/>
-        <w:ind w:left="709" w:hanging="283"/>
-      </w:pPr>
-      <w:r>
-        <w:t>3. OWASP Foundation. OWASP Top 10:2025 — Web Application Security Risks. — https://top10.owasp.org/2025/ (murojaat sanasi: 26.10.2026).</w:t>
-      </w:r>
-    </w:p>
-    <w:p>
-      <w:pPr>
-        <w:spacing w:after="60"/>
-        <w:ind w:left="709" w:hanging="283"/>
-      </w:pPr>
-      <w:r>
-        <w:t xml:space="preserve">4. OWASP Foundation. Source Code Analysis Tools. </w:t>
-      </w:r>
-      <w:r>
-        <w:t>— https://owasp.org/www-community/Source_Code_Analysis_Tools</w:t>
-      </w:r>
-    </w:p>
-    <w:p>
-      <w:pPr>
-        <w:spacing w:after="60"/>
-        <w:ind w:left="709" w:hanging="283"/>
-      </w:pPr>
-      <w:r>
-        <w:t xml:space="preserve">5. NIST. Special Publication 800-218: Secure Software Development Framework (SSDF) Version 1.1: Recommendations for Mitigating the Risk of Software Vulnerabilities / M. Souppaya, K. Scarfone, D. </w:t>
-      </w:r>
-      <w:r>
-        <w:t>Dodson. — Gaithersburg: NIST, 2022-yil fevral. — https://csrc.nist.gov/pubs/sp/800/218/final (murojaat sanasi: 26.10.2026).</w:t>
-      </w:r>
-    </w:p>
-    <w:p>
-      <w:pPr>
-        <w:spacing w:after="60"/>
-        <w:ind w:left="709" w:hanging="283"/>
-      </w:pPr>
-      <w:r>
-        <w:t>6. NIST. SAMATE — Software Assurance Metrics And Tool Evaluation. — https://www.nist.gov/itl/ssd/software-quality-group/samate</w:t>
-      </w:r>
-    </w:p>
-    <w:p>
-      <w:pPr>
-        <w:spacing w:after="60"/>
-        <w:ind w:left="709" w:hanging="283"/>
-      </w:pPr>
-      <w:r>
-        <w:t>7. NIST. National Vulnerability Database (NVD). — https://nvd.nist.gov/ (murojaat sanasi: 26.10.2026).</w:t>
-      </w:r>
-    </w:p>
-    <w:p>
-      <w:pPr>
-        <w:spacing w:after="60"/>
-        <w:ind w:left="709" w:hanging="283"/>
-      </w:pPr>
-      <w:r>
-        <w:lastRenderedPageBreak/>
-        <w:t>8. FIRST. Common Vulnerability Scoring System (CVSS) Version 4.0: Specification Document. — 2023. — https://www.first.org/cvss/v4.0/specification-documen</w:t>
-      </w:r>
-      <w:r>
-        <w:t>t (murojaat sanasi: 26.10.2026).</w:t>
-      </w:r>
-    </w:p>
-    <w:p>
-      <w:pPr>
-        <w:pStyle w:val="2"/>
-        <w:spacing w:before="360"/>
-      </w:pPr>
-      <w:bookmarkStart w:id="21" w:name="_Toc243923138"/>
-      <w:r>
-        <w:t>Vositalarning rasmiy hujjatlari</w:t>
-      </w:r>
-      <w:bookmarkEnd w:id="21"/>
-    </w:p>
-    <w:p>
-      <w:pPr>
-        <w:spacing w:after="60"/>
-        <w:ind w:left="709" w:hanging="283"/>
-      </w:pPr>
-      <w:r>
-        <w:t>9. PyCQA. Bandit Documentation. — https://bandit.readthedocs.io/</w:t>
-      </w:r>
-    </w:p>
-    <w:p>
-      <w:pPr>
-        <w:spacing w:after="60"/>
-        <w:ind w:left="709" w:hanging="283"/>
-      </w:pPr>
-      <w:r>
-        <w:t>10. Semgrep, Inc. Semgrep Documentation. — https://semgrep.dev/docs/</w:t>
-      </w:r>
-    </w:p>
-    <w:p>
-      <w:pPr>
-        <w:spacing w:after="60"/>
-        <w:ind w:left="709" w:hanging="283"/>
-      </w:pPr>
-      <w:r>
-        <w:t>11. GitHub, Inc. CodeQL Documentation. — https://codeql.g</w:t>
-      </w:r>
-      <w:r>
-        <w:t>ithub.com/docs/</w:t>
-      </w:r>
-    </w:p>
-    <w:p>
-      <w:pPr>
-        <w:spacing w:after="60"/>
-        <w:ind w:left="709" w:hanging="283"/>
-      </w:pPr>
-      <w:r>
-        <w:t>12. PyPA. pip-audit — Audit Python environments for known vulnerabilities. — https://github.com/pypa/pip-audit</w:t>
-      </w:r>
-    </w:p>
-    <w:p>
-      <w:pPr>
-        <w:spacing w:after="60"/>
-        <w:ind w:left="709" w:hanging="283"/>
-      </w:pPr>
-      <w:r>
-        <w:t>13. SonarSource. SonarQube Documentation: Quality Gates. — https://docs.sonarsource.com/sonarqube-server/latest/quality-standards-administration/managing-quality-gates/ (murojaat sanasi: 26.10.2026).</w:t>
-      </w:r>
-    </w:p>
-    <w:p>
-      <w:pPr>
-        <w:spacing w:after="60"/>
-        <w:ind w:left="709" w:hanging="283"/>
-      </w:pPr>
-      <w:r>
-        <w:t>14. OASIS. Static Analysis Results Interchange Format (S</w:t>
-      </w:r>
-      <w:r>
-        <w:t>ARIF) v2.1.0. — https://docs.oasis-open.org/sarif/sarif/v2.1.0/</w:t>
-      </w:r>
-    </w:p>
-    <w:p>
-      <w:pPr>
-        <w:pStyle w:val="2"/>
-        <w:spacing w:before="360"/>
-      </w:pPr>
-      <w:bookmarkStart w:id="22" w:name="_Toc243923139"/>
-      <w:r>
-        <w:t>Qo'shimcha rasmiy hujjatlar va qo'llanmalar</w:t>
-      </w:r>
-      <w:bookmarkEnd w:id="22"/>
-    </w:p>
-    <w:p>
-      <w:pPr>
-        <w:spacing w:after="60"/>
-        <w:ind w:left="709" w:hanging="283"/>
-      </w:pPr>
-      <w:r>
-        <w:t>15. NIST. Special Publication 800-204C: Implementation of DevSecOps for a Microservices-based Application with Service Mesh / R. Chandramouli. — Gai</w:t>
-      </w:r>
-      <w:r>
-        <w:t>thersburg: NIST, 2022. — https://csrc.nist.gov/pubs/sp/800/204/c/final (murojaat sanasi: 26.10.2026).</w:t>
-      </w:r>
-    </w:p>
-    <w:p>
-      <w:pPr>
-        <w:spacing w:after="60"/>
-        <w:ind w:left="709" w:hanging="283"/>
-      </w:pPr>
-      <w:r>
-        <w:t>16. OWASP Foundation. OWASP DevSecOps Guideline. — https://owasp.org/www-project-devsecops-guideline/ (murojaat sanasi: 26.10.2026).</w:t>
-      </w:r>
-    </w:p>
-    <w:p>
-      <w:pPr>
-        <w:spacing w:after="60"/>
-        <w:ind w:left="709" w:hanging="283"/>
-      </w:pPr>
-      <w:r>
-        <w:t>17. OWASP Foundation.</w:t>
-      </w:r>
-      <w:r>
-        <w:t xml:space="preserve"> Static Code Analysis (OWASP Community, Controls). — https://owasp.org/www-community/controls/Static_Code_Analysis (murojaat sanasi: 26.10.2026).</w:t>
-      </w:r>
-    </w:p>
-    <w:p>
-      <w:pPr>
-        <w:spacing w:after="60"/>
-        <w:ind w:left="709" w:hanging="283"/>
-      </w:pPr>
-      <w:r>
-        <w:lastRenderedPageBreak/>
-        <w:t>18. OWASP Foundation. Vulnerability Scanning Tools (OWASP Community). — https://owasp.org/www-community/Vulner</w:t>
-      </w:r>
-      <w:r>
-        <w:t>ability_Scanning_Tools (murojaat sanasi: 26.10.2026).</w:t>
-      </w:r>
-    </w:p>
-    <w:p>
-      <w:pPr>
-        <w:spacing w:after="60"/>
-        <w:ind w:left="709" w:hanging="283"/>
-      </w:pPr>
-      <w:r>
-        <w:t>19. GitHub, Inc. About secret scanning. GitHub Docs. — https://docs.github.com/en/code-security/secret-scanning/introduction/about-secret-scanning (murojaat sanasi: 26.10.2026).</w:t>
-      </w:r>
-    </w:p>
-    <w:p>
-      <w:pPr>
-        <w:pStyle w:val="2"/>
-        <w:spacing w:before="360"/>
-      </w:pPr>
-      <w:bookmarkStart w:id="23" w:name="_Toc243923140"/>
-      <w:r>
-        <w:t>Ilmiy manbalar</w:t>
-      </w:r>
-      <w:bookmarkEnd w:id="23"/>
-    </w:p>
-    <w:p>
-      <w:pPr>
-        <w:spacing w:after="60"/>
-        <w:ind w:left="709" w:hanging="283"/>
-      </w:pPr>
-      <w:r>
-        <w:t>20. Boehm</w:t>
-      </w:r>
-      <w:r>
-        <w:t xml:space="preserve"> B., Basili V. R. Software Defect Reduction Top 10 List // IEEE Computer. — 2001. — Vol. 34, No. 1. — P. 135–137. — DOI: 10.1109/2.962984.</w:t>
-      </w:r>
-    </w:p>
-    <w:p>
-      <w:pPr>
-        <w:spacing w:after="60"/>
-        <w:ind w:left="709" w:hanging="283"/>
-      </w:pPr>
-      <w:r>
-        <w:t>21. Menzies T., Nichols W., Shull F., Layman L. Are Delayed Issues Harder to Resolve? Revisiting Cost-to-Fix of Defec</w:t>
-      </w:r>
-      <w:r>
-        <w:t>ts throughout the Lifecycle // Empirical Software Engineering. — 2017. — Vol. 22, No. 4. — P. 1903–1935. — DOI: 10.1007/s10664-016-9469-x.</w:t>
-      </w:r>
-    </w:p>
-    <w:p>
-      <w:pPr>
-        <w:spacing w:after="60"/>
-        <w:ind w:left="709" w:hanging="283"/>
-      </w:pPr>
-      <w:r>
-        <w:t>22. Bossavit L. The Leprechauns of Software Engineering: How folklore turns into fact and what to do about it. — Lean</w:t>
-      </w:r>
-      <w:r>
-        <w:t>pub, 2012 (muntazam yangilanadigan nashr). — https://leanpub.com/leprechauns (murojaat sanasi: 26.10.2026).</w:t>
-      </w:r>
-    </w:p>
-    <w:p>
-      <w:pPr>
-        <w:spacing w:after="60"/>
-        <w:ind w:left="709" w:hanging="283"/>
-      </w:pPr>
-      <w:r>
-        <w:t>23. Sadowski C., Aftandilian E., Eagle A., Miller-Cushon L., Jaspan C. Lessons from Building Static Analysis Tools at Google // Communications of th</w:t>
-      </w:r>
-      <w:r>
-        <w:t>e ACM. — 2018. — Vol. 61, No. 4. — P. 58–66.</w:t>
-      </w:r>
-    </w:p>
-    <w:p>
-      <w:pPr>
-        <w:spacing w:after="60"/>
-        <w:ind w:left="709" w:hanging="283"/>
-      </w:pPr>
-      <w:r>
-        <w:t>24. Johnson B., Song Y., Murphy-Hill E., Bowdidge R. Why Don't Software Developers Use Static Analysis Tools to Find Bugs? // Proceedings of the 35th International Conference on Software Engineering (ICSE 2013).</w:t>
-      </w:r>
-      <w:r>
-        <w:t xml:space="preserve"> — San Francisco: IEEE, 2013. — P. 672–681.</w:t>
-      </w:r>
-    </w:p>
-    <w:p>
-      <w:pPr>
-        <w:spacing w:after="60"/>
-        <w:ind w:left="709" w:hanging="283"/>
-      </w:pPr>
-      <w:r>
-        <w:t>25. Winters T., Manshreck T., Wright H. Software Engineering at Google: Lessons Learned from Programming Over Time. Chapter 20: Static Analysis. — Sebastopol: O'Reilly Media, 2020. — https://abseil.io/resources/s</w:t>
-      </w:r>
-      <w:r>
-        <w:t>we-book/html/ch20.html (murojaat sanasi: 26.10.2026).</w:t>
-      </w:r>
-    </w:p>
-    <w:p>
-      <w:pPr>
-        <w:pStyle w:val="2"/>
-        <w:spacing w:before="360"/>
-      </w:pPr>
-      <w:bookmarkStart w:id="24" w:name="_Toc243923141"/>
-      <w:r>
-        <w:lastRenderedPageBreak/>
-        <w:t>Sanoat hisobotlari</w:t>
-      </w:r>
-      <w:bookmarkEnd w:id="24"/>
-    </w:p>
-    <w:p>
-      <w:pPr>
-        <w:spacing w:after="60"/>
-        <w:ind w:left="709" w:hanging="283"/>
-      </w:pPr>
-      <w:r>
-        <w:t>26. Black Duck Software, Inc. 2026 Open Source Security and Risk Analysis Report (OSSRA). — 2026-yil 25-fevral. — https://www.blackduck.com/resources/analyst-reports/open-source-secur</w:t>
-      </w:r>
-      <w:r>
-        <w:t>ity-risk-analysis.html (murojaat sanasi: 26.10.2026).</w:t>
-      </w:r>
-    </w:p>
-    <w:p>
-      <w:pPr>
-        <w:pStyle w:val="2"/>
-        <w:spacing w:before="360"/>
-      </w:pPr>
-      <w:bookmarkStart w:id="25" w:name="_Toc243923142"/>
-      <w:r>
-        <w:t>To'ldirilishi kerak (II va III boblar uchun)</w:t>
-      </w:r>
-      <w:bookmarkEnd w:id="25"/>
-    </w:p>
-    <w:p>
-      <w:pPr>
-        <w:spacing w:before="120" w:after="120"/>
-        <w:ind w:left="709"/>
-      </w:pPr>
-      <w:r>
-        <w:rPr>
-          <w:i/>
-          <w:iCs/>
-        </w:rPr>
-        <w:t>Quyidagilarni kutubxona bazalaridan (IEEE Xplore, ACM DL, Google Scholar) topib, to'liq bibliografik ma'lumotlari bilan qo'shing.</w:t>
-      </w:r>
-    </w:p>
-    <w:p>
-      <w:pPr>
-        <w:spacing w:after="60"/>
-        <w:ind w:left="709" w:hanging="283"/>
-      </w:pPr>
-      <w:r>
-        <w:t>27. </w:t>
-      </w:r>
-      <w:r>
-        <w:rPr>
-          <w:i/>
-          <w:iCs/>
-        </w:rPr>
-        <w:t>(to'ldirilsin)</w:t>
-      </w:r>
-      <w:r>
-        <w:t xml:space="preserve"> Zaharlan</w:t>
-      </w:r>
-      <w:r>
-        <w:t>gan ma'lumot tahlili (taint analysis) algoritmlari — 2.1-band</w:t>
-      </w:r>
-    </w:p>
-    <w:p>
-      <w:pPr>
-        <w:spacing w:after="60"/>
-        <w:ind w:left="709" w:hanging="283"/>
-      </w:pPr>
-      <w:r>
-        <w:t>28. </w:t>
-      </w:r>
-      <w:r>
-        <w:rPr>
-          <w:i/>
-          <w:iCs/>
-        </w:rPr>
-        <w:t>(to'ldirilsin)</w:t>
-      </w:r>
-      <w:r>
-        <w:t xml:space="preserve"> Abstrakt interpretatsiya nazariyasi (Cousot &amp; Cousot) — 2.2-band</w:t>
-      </w:r>
-    </w:p>
-    <w:p>
-      <w:pPr>
-        <w:spacing w:after="60"/>
-        <w:ind w:left="709" w:hanging="283"/>
-      </w:pPr>
-      <w:r>
-        <w:t>29. </w:t>
-      </w:r>
-      <w:r>
-        <w:rPr>
-          <w:i/>
-          <w:iCs/>
-        </w:rPr>
-        <w:t>(to'ldirilsin)</w:t>
-      </w:r>
-      <w:r>
-        <w:t xml:space="preserve"> Kompilyatorlar nazariyasi darsligi: AST va ma'lumotlar oqimi tahlili bo'limlari — 2.1-band</w:t>
-      </w:r>
-    </w:p>
-    <w:p>
-      <w:pPr>
-        <w:spacing w:after="60"/>
-        <w:ind w:left="709" w:hanging="283"/>
-      </w:pPr>
-      <w:r>
-        <w:t>30. </w:t>
-      </w:r>
-      <w:r>
-        <w:rPr>
-          <w:i/>
-          <w:iCs/>
-        </w:rPr>
-        <w:t>(to'ldirilsin)</w:t>
-      </w:r>
-      <w:r>
-        <w:t xml:space="preserve"> OWASP Benchmark va Juliet Test Suite etalon to'plamlari — 2.4-band</w:t>
-      </w:r>
-    </w:p>
-    <w:p>
-      <w:pPr>
-        <w:spacing w:after="60"/>
-        <w:ind w:left="709" w:hanging="283"/>
-      </w:pPr>
-      <w:r>
-        <w:t>31. </w:t>
-      </w:r>
-      <w:r>
-        <w:rPr>
-          <w:i/>
-          <w:iCs/>
-        </w:rPr>
-        <w:t>(mavjud bo'lsa to'ldirilsin)</w:t>
-      </w:r>
-      <w:r>
-        <w:t xml:space="preserve"> O'zbekiston Respublikasining axborot xavfsizligi sohasidagi davlat standartlari va me'yoriy hujjatlari</w:t>
-      </w:r>
-    </w:p>
-    <w:p>
-      <w:pPr>
-        <w:pStyle w:val="2"/>
-        <w:spacing w:before="360"/>
-      </w:pPr>
-      <w:bookmarkStart w:id="26" w:name="_Toc243923143"/>
+      <w:bookmarkStart w:id="28" w:name="_Toc243924084"/>
       <w:r>
         <w:t>Eslatma</w:t>
       </w:r>
-      <w:bookmarkEnd w:id="26"/>
+      <w:bookmarkEnd w:id="28"/>
     </w:p>
     <w:p>
       <w:pPr>
@@ -33357,10 +35131,10 @@
 <file path=word/numbering.xml><?xml version="1.0" encoding="utf-8"?>
 <w:numbering xmlns:wpc="http://schemas.microsoft.com/office/word/2010/wordprocessingCanvas" xmlns:cx="http://schemas.microsoft.com/office/drawing/2014/chartex" xmlns:cx1="http://schemas.microsoft.com/office/drawing/2015/9/8/chartex" xmlns:cx2="http://schemas.microsoft.com/office/drawing/2015/10/21/chartex" xmlns:cx3="http://schemas.microsoft.com/office/drawing/2016/5/9/chartex" xmlns:cx4="http://schemas.microsoft.com/office/drawing/2016/5/10/chartex" xmlns:cx5="http://schemas.microsoft.com/office/drawing/2016/5/11/chartex" xmlns:cx6="http://schemas.microsoft.com/office/drawing/2016/5/12/chartex" xmlns:cx7="http://schemas.microsoft.com/office/drawing/2016/5/13/chartex" xmlns:cx8="http://schemas.microsoft.com/office/drawing/2016/5/14/chartex" xmlns:mc="http://schemas.openxmlformats.org/markup-compatibility/2006" xmlns:aink="http://schemas.microsoft.com/office/drawing/2016/ink" xmlns:am3d="http://schemas.microsoft.com/office/drawing/2017/model3d" xmlns:o="urn:schemas-microsoft-com:office:office" xmlns:r="http://schemas.openxmlformats.org/officeDocument/2006/relationships" xmlns:m="http://schemas.openxmlformats.org/officeDocument/2006/math" xmlns:v="urn:schemas-microsoft-com:vml" xmlns:wp14="http://schemas.microsoft.com/office/word/2010/wordprocessingDrawing" xmlns:wp="http://schemas.openxmlformats.org/drawingml/2006/wordprocessingDrawing" xmlns:w10="urn:schemas-microsoft-com:office:word" xmlns:w="http://schemas.openxmlformats.org/wordprocessingml/2006/main" xmlns:w14="http://schemas.microsoft.com/office/word/2010/wordml" xmlns:w15="http://schemas.microsoft.com/office/word/2012/wordml" xmlns:w16cex="http://schemas.microsoft.com/office/word/2018/wordml/cex" xmlns:w16cid="http://schemas.microsoft.com/office/word/2016/wordml/cid" xmlns:w16="http://schemas.microsoft.com/office/word/2018/wordml" xmlns:w16sdtdh="http://schemas.microsoft.com/office/word/2020/wordml/sdtdatahash" xmlns:w16se="http://schemas.microsoft.com/office/word/2015/wordml/symex" xmlns:wpg="http://schemas.microsoft.com/office/word/2010/wordprocessingGroup" xmlns:wpi="http://schemas.microsoft.com/office/word/2010/wordprocessingInk" xmlns:wne="http://schemas.microsoft.com/office/word/2006/wordml" xmlns:wps="http://schemas.microsoft.com/office/word/2010/wordprocessingShape" mc:Ignorable="w14 w15 w16se w16cid w16 w16cex w16sdtdh wp14">
   <w:abstractNum w:abstractNumId="0" w15:restartNumberingAfterBreak="0">
-    <w:nsid w:val="68C75725"/>
+    <w:nsid w:val="1C6E5FE7"/>
     <w:multiLevelType w:val="hybridMultilevel"/>
-    <w:tmpl w:val="CAA23276"/>
-    <w:lvl w:ilvl="0" w:tplc="52921EC2" w:tentative="1">
+    <w:tmpl w:val="F8AA1502"/>
+    <w:lvl w:ilvl="0" w:tplc="72A6D792" w:tentative="1">
       <w:start w:val="1"/>
       <w:numFmt w:val="bullet"/>
       <w:lvlText w:val="●"/>
@@ -33369,7 +35143,7 @@
         <w:ind w:left="720" w:hanging="360"/>
       </w:pPr>
     </w:lvl>
-    <w:lvl w:ilvl="1" w:tplc="3D18437A" w:tentative="1">
+    <w:lvl w:ilvl="1" w:tplc="8564F188" w:tentative="1">
       <w:start w:val="1"/>
       <w:numFmt w:val="bullet"/>
       <w:lvlText w:val="○"/>
@@ -33378,7 +35152,7 @@
         <w:ind w:left="1440" w:hanging="360"/>
       </w:pPr>
     </w:lvl>
-    <w:lvl w:ilvl="2" w:tplc="0FDA5EA2" w:tentative="1">
+    <w:lvl w:ilvl="2" w:tplc="A566E418" w:tentative="1">
       <w:start w:val="1"/>
       <w:numFmt w:val="bullet"/>
       <w:lvlText w:val="■"/>
@@ -33387,7 +35161,7 @@
         <w:ind w:left="2160" w:hanging="360"/>
       </w:pPr>
     </w:lvl>
-    <w:lvl w:ilvl="3" w:tplc="FC0AA102" w:tentative="1">
+    <w:lvl w:ilvl="3" w:tplc="0EEA7C9E" w:tentative="1">
       <w:start w:val="1"/>
       <w:numFmt w:val="bullet"/>
       <w:lvlText w:val="●"/>
@@ -33396,7 +35170,7 @@
         <w:ind w:left="2880" w:hanging="360"/>
       </w:pPr>
     </w:lvl>
-    <w:lvl w:ilvl="4" w:tplc="5B80B99E" w:tentative="1">
+    <w:lvl w:ilvl="4" w:tplc="22022C6C" w:tentative="1">
       <w:start w:val="1"/>
       <w:numFmt w:val="bullet"/>
       <w:lvlText w:val="○"/>
@@ -33405,7 +35179,7 @@
         <w:ind w:left="3600" w:hanging="360"/>
       </w:pPr>
     </w:lvl>
-    <w:lvl w:ilvl="5" w:tplc="753AA426" w:tentative="1">
+    <w:lvl w:ilvl="5" w:tplc="7F124574" w:tentative="1">
       <w:start w:val="1"/>
       <w:numFmt w:val="bullet"/>
       <w:lvlText w:val="■"/>
@@ -33414,7 +35188,7 @@
         <w:ind w:left="4320" w:hanging="360"/>
       </w:pPr>
     </w:lvl>
-    <w:lvl w:ilvl="6" w:tplc="D60E7FC8" w:tentative="1">
+    <w:lvl w:ilvl="6" w:tplc="F9B8AC30" w:tentative="1">
       <w:start w:val="1"/>
       <w:numFmt w:val="bullet"/>
       <w:lvlText w:val="●"/>
@@ -33423,7 +35197,7 @@
         <w:ind w:left="5040" w:hanging="360"/>
       </w:pPr>
     </w:lvl>
-    <w:lvl w:ilvl="7" w:tplc="B3904F24" w:tentative="1">
+    <w:lvl w:ilvl="7" w:tplc="45BEF0C4" w:tentative="1">
       <w:start w:val="1"/>
       <w:numFmt w:val="bullet"/>
       <w:lvlText w:val="●"/>
@@ -33432,7 +35206,7 @@
         <w:ind w:left="5760" w:hanging="360"/>
       </w:pPr>
     </w:lvl>
-    <w:lvl w:ilvl="8" w:tplc="9EAA6166" w:tentative="1">
+    <w:lvl w:ilvl="8" w:tplc="1298BD32" w:tentative="1">
       <w:start w:val="1"/>
       <w:numFmt w:val="bullet"/>
       <w:lvlText w:val="●"/>
@@ -34227,50 +36001,6 @@
       <w:ind w:left="454"/>
     </w:pPr>
   </w:style>
-  <w:style w:type="paragraph" w:styleId="af">
-    <w:name w:val="header"/>
-    <w:basedOn w:val="a"/>
-    <w:link w:val="af0"/>
-    <w:uiPriority w:val="99"/>
-    <w:unhideWhenUsed/>
-    <w:rsid w:val="00D04020"/>
-    <w:pPr>
-      <w:tabs>
-        <w:tab w:val="center" w:pos="4680"/>
-        <w:tab w:val="right" w:pos="9360"/>
-      </w:tabs>
-      <w:spacing w:line="240" w:lineRule="auto"/>
-    </w:pPr>
-  </w:style>
-  <w:style w:type="character" w:customStyle="1" w:styleId="af0">
-    <w:name w:val="Верхний колонтитул Знак"/>
-    <w:basedOn w:val="a0"/>
-    <w:link w:val="af"/>
-    <w:uiPriority w:val="99"/>
-    <w:rsid w:val="00D04020"/>
-  </w:style>
-  <w:style w:type="paragraph" w:styleId="af1">
-    <w:name w:val="footer"/>
-    <w:basedOn w:val="a"/>
-    <w:link w:val="af2"/>
-    <w:uiPriority w:val="99"/>
-    <w:unhideWhenUsed/>
-    <w:rsid w:val="00D04020"/>
-    <w:pPr>
-      <w:tabs>
-        <w:tab w:val="center" w:pos="4680"/>
-        <w:tab w:val="right" w:pos="9360"/>
-      </w:tabs>
-      <w:spacing w:line="240" w:lineRule="auto"/>
-    </w:pPr>
-  </w:style>
-  <w:style w:type="character" w:customStyle="1" w:styleId="af2">
-    <w:name w:val="Нижний колонтитул Знак"/>
-    <w:basedOn w:val="a0"/>
-    <w:link w:val="af1"/>
-    <w:uiPriority w:val="99"/>
-    <w:rsid w:val="00D04020"/>
-  </w:style>
 </w:styles>
 </file>
 
